--- a/Project Générative IA/KitchenBuddy - Project Report (EN).docx
+++ b/Project Générative IA/KitchenBuddy - Project Report (EN).docx
@@ -50,7 +50,7 @@
           <w:sz w:val="26"/>
           <w:szCs w:val="26"/>
         </w:rPr>
-        <w:t xml:space="preserve">Project report, Generative Artificial Intelligence course</w:t>
+        <w:t xml:space="preserve">Project report</w:t>
       </w:r>
     </w:p>
     <w:p>
@@ -101,7 +101,7 @@
           <w:sz w:val="22"/>
           <w:szCs w:val="22"/>
         </w:rPr>
-        <w:t xml:space="preserve">A team of four: AI Researcher, Data Engineer, ML Engineer, DevOps Engineer</w:t>
+        <w:t xml:space="preserve">A team of five: AI Researcher, Data Engineer, ML Engineer, DevOps Engineer, Scrum Master</w:t>
       </w:r>
     </w:p>
     <w:p>
@@ -208,7 +208,7 @@
           <w:sz w:val="22"/>
           <w:szCs w:val="22"/>
         </w:rPr>
-        <w:t xml:space="preserve">KitchenBuddy (app name: Happy Bite) is a kitchen assistant we built in six days for the Generative AI course. It keeps track of what is in the kitchen and when it goes off, reads supermarket receipts, suggests dinner from what is already there, writes recipes, and talks you through cooking one step at a time, hands-free.</w:t>
+        <w:t xml:space="preserve">KitchenBuddy (app name: Happy Bite) is a kitchen assistant we built in six days. It keeps track of what is in the kitchen and when it goes off, reads supermarket receipts, suggests dinner from what is already there, writes recipes, and talks you through cooking one step at a time, hands-free.</w:t>
       </w:r>
     </w:p>
     <w:p>
@@ -226,7 +226,7 @@
           <w:sz w:val="22"/>
           <w:szCs w:val="22"/>
         </w:rPr>
-        <w:t xml:space="preserve">The course asked for one thing that shaped every decision: the generative model had to run on our own hardware, not behind someone else's API. Our demo machine is a MacBook Air with 16 GB of memory, shared by the language model, the speech models and everything else. On that machine a model writes about 15 tokens per second, has a small working context, and makes mistakes that a cloud model would not.</w:t>
+        <w:t xml:space="preserve">One decision shaped every other: the generative model runs on our own hardware, not behind someone else's API. Our demo machine is a MacBook Air with 16 GB of memory, shared by the language model, the speech models and everything else. On that machine a model writes about 15 tokens per second, has a small working context, and makes mistakes that a cloud model would not.</w:t>
       </w:r>
     </w:p>
     <w:p>
@@ -244,7 +244,7 @@
           <w:sz w:val="22"/>
           <w:szCs w:val="22"/>
         </w:rPr>
-        <w:t xml:space="preserve">We compared the four adaptation strategies seen in the course: prompting, parameter-efficient fine-tuning, full fine-tuning and retrieval-augmented generation (RAG). We chose </w:t>
+        <w:t xml:space="preserve">We compared the four ways of adapting a model to a task: prompting, parameter-efficient fine-tuning, full fine-tuning and retrieval-augmented generation (RAG). We chose </w:t>
       </w:r>
       <w:r>
         <w:rPr>
@@ -327,7 +327,7 @@
         <w:rPr>
           <w:rFonts w:ascii="Calibri" w:cs="Calibri" w:eastAsia="Calibri" w:hAnsi="Calibri"/>
         </w:rPr>
-        <w:t xml:space="preserve">1. Why we built this</w:t>
+        <w:t xml:space="preserve">1. The problem and the constraint</w:t>
       </w:r>
     </w:p>
     <w:p>
@@ -340,7 +340,7 @@
         <w:rPr>
           <w:rFonts w:ascii="Calibri" w:cs="Calibri" w:eastAsia="Calibri" w:hAnsi="Calibri"/>
         </w:rPr>
-        <w:t xml:space="preserve">1.1 The problem</w:t>
+        <w:t xml:space="preserve">1.1 The task</w:t>
       </w:r>
     </w:p>
     <w:p>
@@ -358,7 +358,7 @@
           <w:sz w:val="22"/>
           <w:szCs w:val="22"/>
         </w:rPr>
-        <w:t xml:space="preserve">It is seven in the evening. You open the fridge and see half a courgette, some goat's cheese, rice and two chicken thighs that should be cooked tomorrow at the latest. You are tired. Recipe apps give you a book to search. Shopping apps give you a list. Neither knows what is on your shelves, and neither helps while your hands are covered in flour.</w:t>
+        <w:t xml:space="preserve">It is seven in the evening. You open the fridge: half a courgette, some goat's cheese, rice, and two chicken thighs that have to be used tomorrow. You are tired, you have twenty minutes, and you do not want to shop. A recipe site cannot help, because it does not know what is on your shelves. A recipe you know by heart does not help either, because it needs the one thing you have run out of. Half an hour later something gets thrown away.</w:t>
       </w:r>
     </w:p>
     <w:p>
@@ -376,7 +376,25 @@
           <w:sz w:val="22"/>
           <w:szCs w:val="22"/>
         </w:rPr>
-        <w:t xml:space="preserve">We wanted something closer to a friend who cooks: it knows what you have, it suggests something reasonable, and it walks you through it out loud.</w:t>
+        <w:t xml:space="preserve">Stated plainly, the task is this: given a household's own inventory, what is about to spoil, and the time the cook has, produce a recipe that uses those ingredients, in a machine-readable form the application can act on, and then guide the cook through it by voice.</w:t>
+      </w:r>
+    </w:p>
+    <w:p>
+      <w:pPr>
+        <w:spacing w:after="120" w:line="276"/>
+        <w:jc w:val="both"/>
+      </w:pPr>
+      <w:r>
+        <w:rPr>
+          <w:rFonts w:ascii="Calibri" w:cs="Calibri" w:eastAsia="Calibri" w:hAnsi="Calibri"/>
+          <w:b w:val="false"/>
+          <w:bCs w:val="false"/>
+          <w:i w:val="false"/>
+          <w:iCs w:val="false"/>
+          <w:sz w:val="22"/>
+          <w:szCs w:val="22"/>
+        </w:rPr>
+        <w:t xml:space="preserve">It is a demanding task because it exercises most of a generative system at once. The knowledge needed is large, changes daily and must be traceable, which is the retrieval case. The output must be structured, which is the decoding and validation case. The input is speech, which adds two more models. And the whole thing has to run inside a fixed memory budget, which is where the engineering is.</w:t>
       </w:r>
     </w:p>
     <w:p>
@@ -389,7 +407,7 @@
         <w:rPr>
           <w:rFonts w:ascii="Calibri" w:cs="Calibri" w:eastAsia="Calibri" w:hAnsi="Calibri"/>
         </w:rPr>
-        <w:t xml:space="preserve">1.2 The constraint that shaped everything</w:t>
+        <w:t xml:space="preserve">1.2 The constraint that decided everything</w:t>
       </w:r>
     </w:p>
     <w:p>
@@ -407,7 +425,7 @@
           <w:sz w:val="22"/>
           <w:szCs w:val="22"/>
         </w:rPr>
-        <w:t xml:space="preserve">The course required the model to run on our own machines using the Hugging Face ecosystem. That sounds like a detail. It turned out to be the whole project.</w:t>
+        <w:t xml:space="preserve">The model runs on our own machines, on models published openly rather than through a paid API. That sounds like a detail. It turned out to be the whole project.</w:t>
       </w:r>
     </w:p>
     <w:p>
@@ -553,7 +571,7 @@
           <w:sz w:val="22"/>
           <w:szCs w:val="22"/>
         </w:rPr>
-        <w:t xml:space="preserve">Justify each technical choice with numbers against at least one real alternative, as the course asks.</w:t>
+        <w:t xml:space="preserve">Justify each technical choice with numbers against at least one real alternative.</w:t>
       </w:r>
     </w:p>
     <w:p>
@@ -584,7 +602,7 @@
           <w:sz w:val="22"/>
           <w:szCs w:val="22"/>
         </w:rPr>
-        <w:t xml:space="preserve">Everything above works in the version we demo, on one MacBook Air, with no internet except for the wake word. Some parts are rougher than we would like, and section 10 lists them honestly. The fine-tuning run is the one objective we deliberately postponed.</w:t>
+        <w:t xml:space="preserve">Everything above works in the version we demo, on one MacBook Air. Cooking, including the voice, needs no internet at all; only the app-wide hands-free button outside cooking mode does, for the reason explained in 4.8. Some parts are rougher than we would like, and section 10 lists them honestly. The fine-tuning run is the one objective we deliberately postponed.</w:t>
       </w:r>
     </w:p>
     <w:p>
@@ -627,7 +645,7 @@
           <w:sz w:val="22"/>
           <w:szCs w:val="22"/>
         </w:rPr>
-        <w:t xml:space="preserve">The course suggests five roles. We were four, with six days, so we merged Integration and Scrum Master into a single DevOps role. That kept coordination light. The cost was that nobody's main job was tracking progress.</w:t>
+        <w:t xml:space="preserve">We were five, one per role: AI Researcher, Data Engineering, ML Engineer, Integration and Scrum Master. We call the Integration role DevOps Engineer in this report because that is what the work turned out to be: environments, model servers and deployment as much as wiring. With six days and five people the coordination role earned its place. Most of what went wrong in the first two days was organisational rather than technical (section 2.3), and it was the Scrum Master who ran those down.</w:t>
       </w:r>
     </w:p>
     <w:tbl>
@@ -910,7 +928,7 @@
                 <w:sz w:val="19"/>
                 <w:szCs w:val="19"/>
               </w:rPr>
-              <w:t xml:space="preserve">DevOps Engineer</w:t>
+              <w:t xml:space="preserve">Integration (DevOps Engineer)</w:t>
             </w:r>
           </w:p>
         </w:tc>
@@ -938,7 +956,65 @@
                 <w:sz w:val="19"/>
                 <w:szCs w:val="19"/>
               </w:rPr>
-              <w:t xml:space="preserve">FastAPI backend, React frontend, local model server setup, voice integration, the macOS and Windows guides, and the day-to-day plan.</w:t>
+              <w:t xml:space="preserve">FastAPI backend, React frontend, local model server setup, voice integration, deployment, and the macOS and Windows guides.</w:t>
+            </w:r>
+          </w:p>
+        </w:tc>
+      </w:tr>
+      <w:tr>
+        <w:tc>
+          <w:tcPr>
+            <w:tcW w:type="dxa" w:w="2000"/>
+            <w:tcMar>
+              <w:top w:type="dxa" w:w="60"/>
+              <w:left w:type="dxa" w:w="100"/>
+              <w:bottom w:type="dxa" w:w="60"/>
+              <w:right w:type="dxa" w:w="100"/>
+            </w:tcMar>
+          </w:tcPr>
+          <w:p>
+            <w:pPr>
+              <w:spacing w:after="0" w:line="252"/>
+            </w:pPr>
+            <w:r>
+              <w:rPr>
+                <w:rFonts w:ascii="Calibri" w:cs="Calibri" w:eastAsia="Calibri" w:hAnsi="Calibri"/>
+                <w:b w:val="false"/>
+                <w:bCs w:val="false"/>
+                <w:i w:val="false"/>
+                <w:iCs w:val="false"/>
+                <w:sz w:val="19"/>
+                <w:szCs w:val="19"/>
+              </w:rPr>
+              <w:t xml:space="preserve">Scrum Master</w:t>
+            </w:r>
+          </w:p>
+        </w:tc>
+        <w:tc>
+          <w:tcPr>
+            <w:tcW w:type="dxa" w:w="7300"/>
+            <w:tcMar>
+              <w:top w:type="dxa" w:w="60"/>
+              <w:left w:type="dxa" w:w="100"/>
+              <w:bottom w:type="dxa" w:w="60"/>
+              <w:right w:type="dxa" w:w="100"/>
+            </w:tcMar>
+          </w:tcPr>
+          <w:p>
+            <w:pPr>
+              <w:spacing w:after="0" w:line="252"/>
+            </w:pPr>
+            <w:r>
+              <w:rPr>
+                <w:rFonts w:ascii="Calibri" w:cs="Calibri" w:eastAsia="Calibri" w:hAnsi="Calibri"/>
+                <w:b w:val="false"/>
+                <w:bCs w:val="false"/>
+                <w:i w:val="false"/>
+                <w:iCs w:val="false"/>
+                <w:sz w:val="19"/>
+                <w:szCs w:val="19"/>
+              </w:rPr>
+              <w:t xml:space="preserve">Ran the six-day plan and the daily check-ins, tracked what was blocked and cleared it: repository access, the duplicated folder tree, the Python version pinning and who was testing on which machine. Kept the report and the demo on the calendar.</w:t>
             </w:r>
           </w:p>
         </w:tc>
@@ -2854,7 +2930,7 @@
           <w:sz w:val="22"/>
           <w:szCs w:val="22"/>
         </w:rPr>
-        <w:t xml:space="preserve">The deciding argument was freshness. Section 11.3 of the course puts it simply: use retrieval for knowledge that changes or must be cited, and fine-tuning for behaviour. A fridge changes every day. A recipe should come with its source. Both point to retrieval. Fine-tuning a model on the contents of a fridge would make no sense; putting the fridge in the prompt costs nothing.</w:t>
+        <w:t xml:space="preserve">The deciding argument was freshness. The rule of thumb is simple: retrieval for knowledge that changes or must be cited, fine-tuning for behaviour. A fridge changes every day. A recipe should come with its source. Both point to retrieval. Fine-tuning a model on the contents of a fridge would make no sense; putting the fridge in the prompt costs nothing.</w:t>
       </w:r>
     </w:p>
     <w:p>
@@ -2885,7 +2961,7 @@
           <w:sz w:val="22"/>
           <w:szCs w:val="22"/>
         </w:rPr>
-        <w:t xml:space="preserve">We still wanted to know what fine-tuning would cost, using the method of course section 9.3. LoRA freezes the original weights and trains two small matrices per adapted layer. For a matrix of size d_in × d_out at rank r, it trains r × (d_in + d_out) parameters.</w:t>
+        <w:t xml:space="preserve">We still wanted to know what fine-tuning would cost, so we counted the parameters. LoRA freezes the original weights and trains two small matrices per adapted layer. For a matrix of size d_in × d_out at rank r, it trains r × (d_in + d_out) parameters.</w:t>
       </w:r>
     </w:p>
     <w:p>
@@ -3364,6 +3440,148 @@
           </w:p>
         </w:tc>
       </w:tr>
+      <w:tr>
+        <w:tc>
+          <w:tcPr>
+            <w:tcW w:type="dxa" w:w="2400"/>
+            <w:tcMar>
+              <w:top w:type="dxa" w:w="60"/>
+              <w:left w:type="dxa" w:w="100"/>
+              <w:bottom w:type="dxa" w:w="60"/>
+              <w:right w:type="dxa" w:w="100"/>
+            </w:tcMar>
+          </w:tcPr>
+          <w:p>
+            <w:pPr>
+              <w:spacing w:after="0" w:line="252"/>
+            </w:pPr>
+            <w:r>
+              <w:rPr>
+                <w:rFonts w:ascii="Calibri" w:cs="Calibri" w:eastAsia="Calibri" w:hAnsi="Calibri"/>
+                <w:b w:val="false"/>
+                <w:bCs w:val="false"/>
+                <w:i w:val="false"/>
+                <w:iCs w:val="false"/>
+                <w:sz w:val="19"/>
+                <w:szCs w:val="19"/>
+              </w:rPr>
+              <w:t xml:space="preserve">Gemma 4 E2B, the model we serve</w:t>
+            </w:r>
+          </w:p>
+        </w:tc>
+        <w:tc>
+          <w:tcPr>
+            <w:tcW w:type="dxa" w:w="900"/>
+            <w:tcMar>
+              <w:top w:type="dxa" w:w="60"/>
+              <w:left w:type="dxa" w:w="100"/>
+              <w:bottom w:type="dxa" w:w="60"/>
+              <w:right w:type="dxa" w:w="100"/>
+            </w:tcMar>
+          </w:tcPr>
+          <w:p>
+            <w:pPr>
+              <w:spacing w:after="0" w:line="252"/>
+            </w:pPr>
+            <w:r>
+              <w:rPr>
+                <w:rFonts w:ascii="Calibri" w:cs="Calibri" w:eastAsia="Calibri" w:hAnsi="Calibri"/>
+                <w:b w:val="false"/>
+                <w:bCs w:val="false"/>
+                <w:i w:val="false"/>
+                <w:iCs w:val="false"/>
+                <w:sz w:val="19"/>
+                <w:szCs w:val="19"/>
+              </w:rPr>
+              <w:t xml:space="preserve">35</w:t>
+            </w:r>
+          </w:p>
+        </w:tc>
+        <w:tc>
+          <w:tcPr>
+            <w:tcW w:type="dxa" w:w="2300"/>
+            <w:tcMar>
+              <w:top w:type="dxa" w:w="60"/>
+              <w:left w:type="dxa" w:w="100"/>
+              <w:bottom w:type="dxa" w:w="60"/>
+              <w:right w:type="dxa" w:w="100"/>
+            </w:tcMar>
+          </w:tcPr>
+          <w:p>
+            <w:pPr>
+              <w:spacing w:after="0" w:line="252"/>
+            </w:pPr>
+            <w:r>
+              <w:rPr>
+                <w:rFonts w:ascii="Calibri" w:cs="Calibri" w:eastAsia="Calibri" w:hAnsi="Calibri"/>
+                <w:b w:val="false"/>
+                <w:bCs w:val="false"/>
+                <w:i w:val="false"/>
+                <w:iCs w:val="false"/>
+                <w:sz w:val="19"/>
+                <w:szCs w:val="19"/>
+              </w:rPr>
+              <w:t xml:space="preserve">1,536 / 6,144 / 256</w:t>
+            </w:r>
+          </w:p>
+        </w:tc>
+        <w:tc>
+          <w:tcPr>
+            <w:tcW w:type="dxa" w:w="2100"/>
+            <w:tcMar>
+              <w:top w:type="dxa" w:w="60"/>
+              <w:left w:type="dxa" w:w="100"/>
+              <w:bottom w:type="dxa" w:w="60"/>
+              <w:right w:type="dxa" w:w="100"/>
+            </w:tcMar>
+          </w:tcPr>
+          <w:p>
+            <w:pPr>
+              <w:spacing w:after="0" w:line="252"/>
+            </w:pPr>
+            <w:r>
+              <w:rPr>
+                <w:rFonts w:ascii="Calibri" w:cs="Calibri" w:eastAsia="Calibri" w:hAnsi="Calibri"/>
+                <w:b w:val="false"/>
+                <w:bCs w:val="false"/>
+                <w:i w:val="false"/>
+                <w:iCs w:val="false"/>
+                <w:sz w:val="19"/>
+                <w:szCs w:val="19"/>
+              </w:rPr>
+              <w:t xml:space="preserve">18.9 million</w:t>
+            </w:r>
+          </w:p>
+        </w:tc>
+        <w:tc>
+          <w:tcPr>
+            <w:tcW w:type="dxa" w:w="1600"/>
+            <w:tcMar>
+              <w:top w:type="dxa" w:w="60"/>
+              <w:left w:type="dxa" w:w="100"/>
+              <w:bottom w:type="dxa" w:w="60"/>
+              <w:right w:type="dxa" w:w="100"/>
+            </w:tcMar>
+          </w:tcPr>
+          <w:p>
+            <w:pPr>
+              <w:spacing w:after="0" w:line="252"/>
+            </w:pPr>
+            <w:r>
+              <w:rPr>
+                <w:rFonts w:ascii="Calibri" w:cs="Calibri" w:eastAsia="Calibri" w:hAnsi="Calibri"/>
+                <w:b w:val="false"/>
+                <w:bCs w:val="false"/>
+                <w:i w:val="false"/>
+                <w:iCs w:val="false"/>
+                <w:sz w:val="19"/>
+                <w:szCs w:val="19"/>
+              </w:rPr>
+              <w:t xml:space="preserve">0.37 % of 5.1 billion</w:t>
+            </w:r>
+          </w:p>
+        </w:tc>
+      </w:tr>
     </w:tbl>
     <w:p>
       <w:pPr>
@@ -3398,6 +3616,72 @@
           <w:szCs w:val="22"/>
         </w:rPr>
         <w:t xml:space="preserve">Forty million parameters train in an hour or two on one consumer NVIDIA GPU. A full fine-tune of the same 7B model would need gradients and optimiser state for all 7.6 billion weights. With AdamW in mixed precision that is roughly 16 bytes per parameter, so about 120 GB of GPU memory. That was never an option for us.</w:t>
+      </w:r>
+    </w:p>
+    <w:p>
+      <w:pPr>
+        <w:spacing w:after="120" w:line="276"/>
+        <w:jc w:val="both"/>
+      </w:pPr>
+      <w:r>
+        <w:rPr>
+          <w:rFonts w:ascii="Calibri" w:cs="Calibri" w:eastAsia="Calibri" w:hAnsi="Calibri"/>
+          <w:b w:val="false"/>
+          <w:bCs w:val="false"/>
+          <w:i w:val="false"/>
+          <w:iCs w:val="false"/>
+          <w:sz w:val="22"/>
+          <w:szCs w:val="22"/>
+        </w:rPr>
+        <w:t xml:space="preserve">The last row deserves a word, because the two numbers can look inconsistent. Our training scripts target Qwen2.5, which was our model when they were written; the model we ended up serving is Gemma 4 E2B. The arithmetic is the same method applied to a different shape: on Gemma, rank 16 across the same seven projections in 35 layers is </w:t>
+      </w:r>
+      <w:r>
+        <w:rPr>
+          <w:rFonts w:ascii="Calibri" w:cs="Calibri" w:eastAsia="Calibri" w:hAnsi="Calibri"/>
+          <w:b/>
+          <w:bCs/>
+          <w:i w:val="false"/>
+          <w:iCs w:val="false"/>
+          <w:sz w:val="22"/>
+          <w:szCs w:val="22"/>
+        </w:rPr>
+        <w:t xml:space="preserve">18.9 million trainable parameters, 0.37 % of its 5.1 billion</w:t>
+      </w:r>
+      <w:r>
+        <w:rPr>
+          <w:rFonts w:ascii="Calibri" w:cs="Calibri" w:eastAsia="Calibri" w:hAnsi="Calibri"/>
+          <w:b w:val="false"/>
+          <w:bCs w:val="false"/>
+          <w:i w:val="false"/>
+          <w:iCs w:val="false"/>
+          <w:sz w:val="22"/>
+          <w:szCs w:val="22"/>
+        </w:rPr>
+        <w:t xml:space="preserve">, and a full fine-tune of it would need about </w:t>
+      </w:r>
+      <w:r>
+        <w:rPr>
+          <w:rFonts w:ascii="Calibri" w:cs="Calibri" w:eastAsia="Calibri" w:hAnsi="Calibri"/>
+          <w:b/>
+          <w:bCs/>
+          <w:i w:val="false"/>
+          <w:iCs w:val="false"/>
+          <w:sz w:val="22"/>
+          <w:szCs w:val="22"/>
+        </w:rPr>
+        <w:t xml:space="preserve">82 GB</w:t>
+      </w:r>
+      <w:r>
+        <w:rPr>
+          <w:rFonts w:ascii="Calibri" w:cs="Calibri" w:eastAsia="Calibri" w:hAnsi="Calibri"/>
+          <w:b w:val="false"/>
+          <w:bCs w:val="false"/>
+          <w:i w:val="false"/>
+          <w:iCs w:val="false"/>
+          <w:sz w:val="22"/>
+          <w:szCs w:val="22"/>
+        </w:rPr>
+        <w:t xml:space="preserve">. Pointing the scripts at Gemma is a base-model change and a chat-template check, and it is the first task of section 7's second stage. The figure to quote for this project is Gemma's.</w:t>
       </w:r>
     </w:p>
     <w:p>
@@ -3551,19 +3835,7 @@
           <w:sz w:val="22"/>
           <w:szCs w:val="22"/>
         </w:rPr>
-        <w:t xml:space="preserve">LoRA stays as a second stage. The scripts exist and would mainly teach the model our recipe format and ingredient ids. Section 7 explains why we did not run them this week.</w:t>
-      </w:r>
-    </w:p>
-    <w:p>
-      <w:pPr>
-        <w:pStyle w:val="Heading1"/>
-        <w:spacing w:after="160" w:before="360"/>
-      </w:pPr>
-      <w:r>
-        <w:rPr>
-          <w:rFonts w:ascii="Calibri" w:cs="Calibri" w:eastAsia="Calibri" w:hAnsi="Calibri"/>
-        </w:rPr>
-        <w:t xml:space="preserve">4. Hardware and model choice</w:t>
+        <w:t xml:space="preserve">LoRA stays as a second stage, and not only for lack of a GPU. Gemma 4 E2B already cooks competently in general: techniques, timings, what goes with what. What it lacks is this household's kitchen tonight and the exact recipe to follow, and both change daily, so they belong in retrieval rather than in weights. The scripts exist and would mainly teach the model our recipe format and ingredient ids. Section 7 explains why we did not run them this week.</w:t>
       </w:r>
     </w:p>
     <w:p>
@@ -3576,7 +3848,7 @@
         <w:rPr>
           <w:rFonts w:ascii="Calibri" w:cs="Calibri" w:eastAsia="Calibri" w:hAnsi="Calibri"/>
         </w:rPr>
-        <w:t xml:space="preserve">4.1 The machines</w:t>
+        <w:t xml:space="preserve">3.5 Where each argument is made</w:t>
       </w:r>
     </w:p>
     <w:p>
@@ -3594,49 +3866,7 @@
           <w:sz w:val="22"/>
           <w:szCs w:val="22"/>
         </w:rPr>
-        <w:t xml:space="preserve">Our demo machine is a </w:t>
-      </w:r>
-      <w:r>
-        <w:rPr>
-          <w:rFonts w:ascii="Calibri" w:cs="Calibri" w:eastAsia="Calibri" w:hAnsi="Calibri"/>
-          <w:b/>
-          <w:bCs/>
-          <w:i w:val="false"/>
-          <w:iCs w:val="false"/>
-          <w:sz w:val="22"/>
-          <w:szCs w:val="22"/>
-        </w:rPr>
-        <w:t xml:space="preserve">MacBook Air with an Apple M4 chip (4 performance and 6 efficiency cores) and 16 GB of unified memory</w:t>
-      </w:r>
-      <w:r>
-        <w:rPr>
-          <w:rFonts w:ascii="Calibri" w:cs="Calibri" w:eastAsia="Calibri" w:hAnsi="Calibri"/>
-          <w:b w:val="false"/>
-          <w:bCs w:val="false"/>
-          <w:i w:val="false"/>
-          <w:iCs w:val="false"/>
-          <w:sz w:val="22"/>
-          <w:szCs w:val="22"/>
-        </w:rPr>
-        <w:t xml:space="preserve">. "Unified" matters: there is no separate graphics memory. The operating system, the browser, the language model, its working cache and both voice models all share the same 16 GB. Some team members use Windows PCs, with or without an NVIDIA GPU, where models run as GGUF files through llama.cpp.</w:t>
-      </w:r>
-    </w:p>
-    <w:p>
-      <w:pPr>
-        <w:spacing w:after="120" w:line="276"/>
-        <w:jc w:val="both"/>
-      </w:pPr>
-      <w:r>
-        <w:rPr>
-          <w:rFonts w:ascii="Calibri" w:cs="Calibri" w:eastAsia="Calibri" w:hAnsi="Calibri"/>
-          <w:b w:val="false"/>
-          <w:bCs w:val="false"/>
-          <w:i w:val="false"/>
-          <w:iCs w:val="false"/>
-          <w:sz w:val="22"/>
-          <w:szCs w:val="22"/>
-        </w:rPr>
-        <w:t xml:space="preserve">Before choosing a model, we sketched a memory budget. These are estimates from file sizes, not profiler measurements.</w:t>
+        <w:t xml:space="preserve">Every choice above is defended somewhere with a number rather than a preference. This is where each argument is made.</w:t>
       </w:r>
     </w:p>
     <w:tbl>
@@ -3652,8 +3882,8 @@
         </w:tblBorders>
       </w:tblPr>
       <w:tblGrid>
-        <w:gridCol w:w="4600"/>
-        <w:gridCol w:w="4700"/>
+        <w:gridCol w:w="3400"/>
+        <w:gridCol w:w="5900"/>
       </w:tblGrid>
       <w:tr>
         <w:trPr>
@@ -3661,7 +3891,7 @@
         </w:trPr>
         <w:tc>
           <w:tcPr>
-            <w:tcW w:type="dxa" w:w="4600"/>
+            <w:tcW w:type="dxa" w:w="3400"/>
             <w:shd w:fill="1F3864" w:color="auto" w:val="clear"/>
             <w:tcMar>
               <w:top w:type="dxa" w:w="60"/>
@@ -3685,13 +3915,13 @@
                 <w:sz w:val="19"/>
                 <w:szCs w:val="19"/>
               </w:rPr>
-              <w:t xml:space="preserve">What</w:t>
-            </w:r>
-          </w:p>
-        </w:tc>
-        <w:tc>
-          <w:tcPr>
-            <w:tcW w:type="dxa" w:w="4700"/>
+              <w:t xml:space="preserve">The question</w:t>
+            </w:r>
+          </w:p>
+        </w:tc>
+        <w:tc>
+          <w:tcPr>
+            <w:tcW w:type="dxa" w:w="5900"/>
             <w:shd w:fill="1F3864" w:color="auto" w:val="clear"/>
             <w:tcMar>
               <w:top w:type="dxa" w:w="60"/>
@@ -3715,7 +3945,7 @@
                 <w:sz w:val="19"/>
                 <w:szCs w:val="19"/>
               </w:rPr>
-              <w:t xml:space="preserve">Approximate memory</w:t>
+              <w:t xml:space="preserve">Where it is answered</w:t>
             </w:r>
           </w:p>
         </w:tc>
@@ -3723,57 +3953,57 @@
       <w:tr>
         <w:tc>
           <w:tcPr>
-            <w:tcW w:type="dxa" w:w="4600"/>
-            <w:tcMar>
-              <w:top w:type="dxa" w:w="60"/>
-              <w:left w:type="dxa" w:w="100"/>
-              <w:bottom w:type="dxa" w:w="60"/>
-              <w:right w:type="dxa" w:w="100"/>
-            </w:tcMar>
-          </w:tcPr>
-          <w:p>
-            <w:pPr>
-              <w:spacing w:after="0" w:line="252"/>
-            </w:pPr>
-            <w:r>
-              <w:rPr>
-                <w:rFonts w:ascii="Calibri" w:cs="Calibri" w:eastAsia="Calibri" w:hAnsi="Calibri"/>
-                <w:b w:val="false"/>
-                <w:bCs w:val="false"/>
-                <w:i w:val="false"/>
-                <w:iCs w:val="false"/>
-                <w:sz w:val="19"/>
-                <w:szCs w:val="19"/>
-              </w:rPr>
-              <w:t xml:space="preserve">Gemma 4 E2B, 4-bit weights</w:t>
-            </w:r>
-          </w:p>
-        </w:tc>
-        <w:tc>
-          <w:tcPr>
-            <w:tcW w:type="dxa" w:w="4700"/>
-            <w:tcMar>
-              <w:top w:type="dxa" w:w="60"/>
-              <w:left w:type="dxa" w:w="100"/>
-              <w:bottom w:type="dxa" w:w="60"/>
-              <w:right w:type="dxa" w:w="100"/>
-            </w:tcMar>
-          </w:tcPr>
-          <w:p>
-            <w:pPr>
-              <w:spacing w:after="0" w:line="252"/>
-            </w:pPr>
-            <w:r>
-              <w:rPr>
-                <w:rFonts w:ascii="Calibri" w:cs="Calibri" w:eastAsia="Calibri" w:hAnsi="Calibri"/>
-                <w:b w:val="false"/>
-                <w:bCs w:val="false"/>
-                <w:i w:val="false"/>
-                <w:iCs w:val="false"/>
-                <w:sz w:val="19"/>
-                <w:szCs w:val="19"/>
-              </w:rPr>
-              <w:t xml:space="preserve">3.6 GB (4.1 GB on disk with tokenizer files)</w:t>
+            <w:tcW w:type="dxa" w:w="3400"/>
+            <w:tcMar>
+              <w:top w:type="dxa" w:w="60"/>
+              <w:left w:type="dxa" w:w="100"/>
+              <w:bottom w:type="dxa" w:w="60"/>
+              <w:right w:type="dxa" w:w="100"/>
+            </w:tcMar>
+          </w:tcPr>
+          <w:p>
+            <w:pPr>
+              <w:spacing w:after="0" w:line="252"/>
+            </w:pPr>
+            <w:r>
+              <w:rPr>
+                <w:rFonts w:ascii="Calibri" w:cs="Calibri" w:eastAsia="Calibri" w:hAnsi="Calibri"/>
+                <w:b w:val="false"/>
+                <w:bCs w:val="false"/>
+                <w:i w:val="false"/>
+                <w:iCs w:val="false"/>
+                <w:sz w:val="19"/>
+                <w:szCs w:val="19"/>
+              </w:rPr>
+              <w:t xml:space="preserve">How the model is told what to do</w:t>
+            </w:r>
+          </w:p>
+        </w:tc>
+        <w:tc>
+          <w:tcPr>
+            <w:tcW w:type="dxa" w:w="5900"/>
+            <w:tcMar>
+              <w:top w:type="dxa" w:w="60"/>
+              <w:left w:type="dxa" w:w="100"/>
+              <w:bottom w:type="dxa" w:w="60"/>
+              <w:right w:type="dxa" w:w="100"/>
+            </w:tcMar>
+          </w:tcPr>
+          <w:p>
+            <w:pPr>
+              <w:spacing w:after="0" w:line="252"/>
+            </w:pPr>
+            <w:r>
+              <w:rPr>
+                <w:rFonts w:ascii="Calibri" w:cs="Calibri" w:eastAsia="Calibri" w:hAnsi="Calibri"/>
+                <w:b w:val="false"/>
+                <w:bCs w:val="false"/>
+                <w:i w:val="false"/>
+                <w:iCs w:val="false"/>
+                <w:sz w:val="19"/>
+                <w:szCs w:val="19"/>
+              </w:rPr>
+              <w:t xml:space="preserve">The system prompts and the kitchen rules, and the ingredient context injected per request: sections 5.3 and 5.4</w:t>
             </w:r>
           </w:p>
         </w:tc>
@@ -3781,57 +4011,57 @@
       <w:tr>
         <w:tc>
           <w:tcPr>
-            <w:tcW w:type="dxa" w:w="4600"/>
-            <w:tcMar>
-              <w:top w:type="dxa" w:w="60"/>
-              <w:left w:type="dxa" w:w="100"/>
-              <w:bottom w:type="dxa" w:w="60"/>
-              <w:right w:type="dxa" w:w="100"/>
-            </w:tcMar>
-          </w:tcPr>
-          <w:p>
-            <w:pPr>
-              <w:spacing w:after="0" w:line="252"/>
-            </w:pPr>
-            <w:r>
-              <w:rPr>
-                <w:rFonts w:ascii="Calibri" w:cs="Calibri" w:eastAsia="Calibri" w:hAnsi="Calibri"/>
-                <w:b w:val="false"/>
-                <w:bCs w:val="false"/>
-                <w:i w:val="false"/>
-                <w:iCs w:val="false"/>
-                <w:sz w:val="19"/>
-                <w:szCs w:val="19"/>
-              </w:rPr>
-              <w:t xml:space="preserve">Working cache for an 8,000-token context</w:t>
-            </w:r>
-          </w:p>
-        </w:tc>
-        <w:tc>
-          <w:tcPr>
-            <w:tcW w:type="dxa" w:w="4700"/>
-            <w:tcMar>
-              <w:top w:type="dxa" w:w="60"/>
-              <w:left w:type="dxa" w:w="100"/>
-              <w:bottom w:type="dxa" w:w="60"/>
-              <w:right w:type="dxa" w:w="100"/>
-            </w:tcMar>
-          </w:tcPr>
-          <w:p>
-            <w:pPr>
-              <w:spacing w:after="0" w:line="252"/>
-            </w:pPr>
-            <w:r>
-              <w:rPr>
-                <w:rFonts w:ascii="Calibri" w:cs="Calibri" w:eastAsia="Calibri" w:hAnsi="Calibri"/>
-                <w:b w:val="false"/>
-                <w:bCs w:val="false"/>
-                <w:i w:val="false"/>
-                <w:iCs w:val="false"/>
-                <w:sz w:val="19"/>
-                <w:szCs w:val="19"/>
-              </w:rPr>
-              <w:t xml:space="preserve">0.5 to 1 GB</w:t>
+            <w:tcW w:type="dxa" w:w="3400"/>
+            <w:tcMar>
+              <w:top w:type="dxa" w:w="60"/>
+              <w:left w:type="dxa" w:w="100"/>
+              <w:bottom w:type="dxa" w:w="60"/>
+              <w:right w:type="dxa" w:w="100"/>
+            </w:tcMar>
+          </w:tcPr>
+          <w:p>
+            <w:pPr>
+              <w:spacing w:after="0" w:line="252"/>
+            </w:pPr>
+            <w:r>
+              <w:rPr>
+                <w:rFonts w:ascii="Calibri" w:cs="Calibri" w:eastAsia="Calibri" w:hAnsi="Calibri"/>
+                <w:b w:val="false"/>
+                <w:bCs w:val="false"/>
+                <w:i w:val="false"/>
+                <w:iCs w:val="false"/>
+                <w:sz w:val="19"/>
+                <w:szCs w:val="19"/>
+              </w:rPr>
+              <w:t xml:space="preserve">How the next word is chosen</w:t>
+            </w:r>
+          </w:p>
+        </w:tc>
+        <w:tc>
+          <w:tcPr>
+            <w:tcW w:type="dxa" w:w="5900"/>
+            <w:tcMar>
+              <w:top w:type="dxa" w:w="60"/>
+              <w:left w:type="dxa" w:w="100"/>
+              <w:bottom w:type="dxa" w:w="60"/>
+              <w:right w:type="dxa" w:w="100"/>
+            </w:tcMar>
+          </w:tcPr>
+          <w:p>
+            <w:pPr>
+              <w:spacing w:after="0" w:line="252"/>
+            </w:pPr>
+            <w:r>
+              <w:rPr>
+                <w:rFonts w:ascii="Calibri" w:cs="Calibri" w:eastAsia="Calibri" w:hAnsi="Calibri"/>
+                <w:b w:val="false"/>
+                <w:bCs w:val="false"/>
+                <w:i w:val="false"/>
+                <w:iCs w:val="false"/>
+                <w:sz w:val="19"/>
+                <w:szCs w:val="19"/>
+              </w:rPr>
+              <w:t xml:space="preserve">Temperature, top-p and schema-constrained output, with our values and reasons: section 4.6</w:t>
             </w:r>
           </w:p>
         </w:tc>
@@ -3839,57 +4069,57 @@
       <w:tr>
         <w:tc>
           <w:tcPr>
-            <w:tcW w:type="dxa" w:w="4600"/>
-            <w:tcMar>
-              <w:top w:type="dxa" w:w="60"/>
-              <w:left w:type="dxa" w:w="100"/>
-              <w:bottom w:type="dxa" w:w="60"/>
-              <w:right w:type="dxa" w:w="100"/>
-            </w:tcMar>
-          </w:tcPr>
-          <w:p>
-            <w:pPr>
-              <w:spacing w:after="0" w:line="252"/>
-            </w:pPr>
-            <w:r>
-              <w:rPr>
-                <w:rFonts w:ascii="Calibri" w:cs="Calibri" w:eastAsia="Calibri" w:hAnsi="Calibri"/>
-                <w:b w:val="false"/>
-                <w:bCs w:val="false"/>
-                <w:i w:val="false"/>
-                <w:iCs w:val="false"/>
-                <w:sz w:val="19"/>
-                <w:szCs w:val="19"/>
-              </w:rPr>
-              <w:t xml:space="preserve">Parakeet 0.6B, speech recognition</w:t>
-            </w:r>
-          </w:p>
-        </w:tc>
-        <w:tc>
-          <w:tcPr>
-            <w:tcW w:type="dxa" w:w="4700"/>
-            <w:tcMar>
-              <w:top w:type="dxa" w:w="60"/>
-              <w:left w:type="dxa" w:w="100"/>
-              <w:bottom w:type="dxa" w:w="60"/>
-              <w:right w:type="dxa" w:w="100"/>
-            </w:tcMar>
-          </w:tcPr>
-          <w:p>
-            <w:pPr>
-              <w:spacing w:after="0" w:line="252"/>
-            </w:pPr>
-            <w:r>
-              <w:rPr>
-                <w:rFonts w:ascii="Calibri" w:cs="Calibri" w:eastAsia="Calibri" w:hAnsi="Calibri"/>
-                <w:b w:val="false"/>
-                <w:bCs w:val="false"/>
-                <w:i w:val="false"/>
-                <w:iCs w:val="false"/>
-                <w:sz w:val="19"/>
-                <w:szCs w:val="19"/>
-              </w:rPr>
-              <w:t xml:space="preserve">about 1.2 GB</w:t>
+            <w:tcW w:type="dxa" w:w="3400"/>
+            <w:tcMar>
+              <w:top w:type="dxa" w:w="60"/>
+              <w:left w:type="dxa" w:w="100"/>
+              <w:bottom w:type="dxa" w:w="60"/>
+              <w:right w:type="dxa" w:w="100"/>
+            </w:tcMar>
+          </w:tcPr>
+          <w:p>
+            <w:pPr>
+              <w:spacing w:after="0" w:line="252"/>
+            </w:pPr>
+            <w:r>
+              <w:rPr>
+                <w:rFonts w:ascii="Calibri" w:cs="Calibri" w:eastAsia="Calibri" w:hAnsi="Calibri"/>
+                <w:b w:val="false"/>
+                <w:bCs w:val="false"/>
+                <w:i w:val="false"/>
+                <w:iCs w:val="false"/>
+                <w:sz w:val="19"/>
+                <w:szCs w:val="19"/>
+              </w:rPr>
+              <w:t xml:space="preserve">What training on our own data would involve</w:t>
+            </w:r>
+          </w:p>
+        </w:tc>
+        <w:tc>
+          <w:tcPr>
+            <w:tcW w:type="dxa" w:w="5900"/>
+            <w:tcMar>
+              <w:top w:type="dxa" w:w="60"/>
+              <w:left w:type="dxa" w:w="100"/>
+              <w:bottom w:type="dxa" w:w="60"/>
+              <w:right w:type="dxa" w:w="100"/>
+            </w:tcMar>
+          </w:tcPr>
+          <w:p>
+            <w:pPr>
+              <w:spacing w:after="0" w:line="252"/>
+            </w:pPr>
+            <w:r>
+              <w:rPr>
+                <w:rFonts w:ascii="Calibri" w:cs="Calibri" w:eastAsia="Calibri" w:hAnsi="Calibri"/>
+                <w:b w:val="false"/>
+                <w:bCs w:val="false"/>
+                <w:i w:val="false"/>
+                <w:iCs w:val="false"/>
+                <w:sz w:val="19"/>
+                <w:szCs w:val="19"/>
+              </w:rPr>
+              <w:t xml:space="preserve">The LoRA pipeline, its configuration and its parameter count: sections 3.3 and 7</w:t>
             </w:r>
           </w:p>
         </w:tc>
@@ -3897,57 +4127,57 @@
       <w:tr>
         <w:tc>
           <w:tcPr>
-            <w:tcW w:type="dxa" w:w="4600"/>
-            <w:tcMar>
-              <w:top w:type="dxa" w:w="60"/>
-              <w:left w:type="dxa" w:w="100"/>
-              <w:bottom w:type="dxa" w:w="60"/>
-              <w:right w:type="dxa" w:w="100"/>
-            </w:tcMar>
-          </w:tcPr>
-          <w:p>
-            <w:pPr>
-              <w:spacing w:after="0" w:line="252"/>
-            </w:pPr>
-            <w:r>
-              <w:rPr>
-                <w:rFonts w:ascii="Calibri" w:cs="Calibri" w:eastAsia="Calibri" w:hAnsi="Calibri"/>
-                <w:b w:val="false"/>
-                <w:bCs w:val="false"/>
-                <w:i w:val="false"/>
-                <w:iCs w:val="false"/>
-                <w:sz w:val="19"/>
-                <w:szCs w:val="19"/>
-              </w:rPr>
-              <w:t xml:space="preserve">Kokoro 82M, speech synthesis</w:t>
-            </w:r>
-          </w:p>
-        </w:tc>
-        <w:tc>
-          <w:tcPr>
-            <w:tcW w:type="dxa" w:w="4700"/>
-            <w:tcMar>
-              <w:top w:type="dxa" w:w="60"/>
-              <w:left w:type="dxa" w:w="100"/>
-              <w:bottom w:type="dxa" w:w="60"/>
-              <w:right w:type="dxa" w:w="100"/>
-            </w:tcMar>
-          </w:tcPr>
-          <w:p>
-            <w:pPr>
-              <w:spacing w:after="0" w:line="252"/>
-            </w:pPr>
-            <w:r>
-              <w:rPr>
-                <w:rFonts w:ascii="Calibri" w:cs="Calibri" w:eastAsia="Calibri" w:hAnsi="Calibri"/>
-                <w:b w:val="false"/>
-                <w:bCs w:val="false"/>
-                <w:i w:val="false"/>
-                <w:iCs w:val="false"/>
-                <w:sz w:val="19"/>
-                <w:szCs w:val="19"/>
-              </w:rPr>
-              <w:t xml:space="preserve">about 0.3 GB</w:t>
+            <w:tcW w:type="dxa" w:w="3400"/>
+            <w:tcMar>
+              <w:top w:type="dxa" w:w="60"/>
+              <w:left w:type="dxa" w:w="100"/>
+              <w:bottom w:type="dxa" w:w="60"/>
+              <w:right w:type="dxa" w:w="100"/>
+            </w:tcMar>
+          </w:tcPr>
+          <w:p>
+            <w:pPr>
+              <w:spacing w:after="0" w:line="252"/>
+            </w:pPr>
+            <w:r>
+              <w:rPr>
+                <w:rFonts w:ascii="Calibri" w:cs="Calibri" w:eastAsia="Calibri" w:hAnsi="Calibri"/>
+                <w:b w:val="false"/>
+                <w:bCs w:val="false"/>
+                <w:i w:val="false"/>
+                <w:iCs w:val="false"/>
+                <w:sz w:val="19"/>
+                <w:szCs w:val="19"/>
+              </w:rPr>
+              <w:t xml:space="preserve">What that would cost, exactly</w:t>
+            </w:r>
+          </w:p>
+        </w:tc>
+        <w:tc>
+          <w:tcPr>
+            <w:tcW w:type="dxa" w:w="5900"/>
+            <w:tcMar>
+              <w:top w:type="dxa" w:w="60"/>
+              <w:left w:type="dxa" w:w="100"/>
+              <w:bottom w:type="dxa" w:w="60"/>
+              <w:right w:type="dxa" w:w="100"/>
+            </w:tcMar>
+          </w:tcPr>
+          <w:p>
+            <w:pPr>
+              <w:spacing w:after="0" w:line="252"/>
+            </w:pPr>
+            <w:r>
+              <w:rPr>
+                <w:rFonts w:ascii="Calibri" w:cs="Calibri" w:eastAsia="Calibri" w:hAnsi="Calibri"/>
+                <w:b w:val="false"/>
+                <w:bCs w:val="false"/>
+                <w:i w:val="false"/>
+                <w:iCs w:val="false"/>
+                <w:sz w:val="19"/>
+                <w:szCs w:val="19"/>
+              </w:rPr>
+              <w:t xml:space="preserve">Counted for our own configuration: 18.9 million trainable parameters on the model we serve, against about 82 GB of GPU memory for a full fine-tune: section 3.3</w:t>
             </w:r>
           </w:p>
         </w:tc>
@@ -3955,57 +4185,173 @@
       <w:tr>
         <w:tc>
           <w:tcPr>
-            <w:tcW w:type="dxa" w:w="4600"/>
-            <w:tcMar>
-              <w:top w:type="dxa" w:w="60"/>
-              <w:left w:type="dxa" w:w="100"/>
-              <w:bottom w:type="dxa" w:w="60"/>
-              <w:right w:type="dxa" w:w="100"/>
-            </w:tcMar>
-          </w:tcPr>
-          <w:p>
-            <w:pPr>
-              <w:spacing w:after="0" w:line="252"/>
-            </w:pPr>
-            <w:r>
-              <w:rPr>
-                <w:rFonts w:ascii="Calibri" w:cs="Calibri" w:eastAsia="Calibri" w:hAnsi="Calibri"/>
-                <w:b w:val="false"/>
-                <w:bCs w:val="false"/>
-                <w:i w:val="false"/>
-                <w:iCs w:val="false"/>
-                <w:sz w:val="19"/>
-                <w:szCs w:val="19"/>
-              </w:rPr>
-              <w:t xml:space="preserve">Total for AI</w:t>
-            </w:r>
-          </w:p>
-        </w:tc>
-        <w:tc>
-          <w:tcPr>
-            <w:tcW w:type="dxa" w:w="4700"/>
-            <w:tcMar>
-              <w:top w:type="dxa" w:w="60"/>
-              <w:left w:type="dxa" w:w="100"/>
-              <w:bottom w:type="dxa" w:w="60"/>
-              <w:right w:type="dxa" w:w="100"/>
-            </w:tcMar>
-          </w:tcPr>
-          <w:p>
-            <w:pPr>
-              <w:spacing w:after="0" w:line="252"/>
-            </w:pPr>
-            <w:r>
-              <w:rPr>
-                <w:rFonts w:ascii="Calibri" w:cs="Calibri" w:eastAsia="Calibri" w:hAnsi="Calibri"/>
-                <w:b w:val="false"/>
-                <w:bCs w:val="false"/>
-                <w:i w:val="false"/>
-                <w:iCs w:val="false"/>
-                <w:sz w:val="19"/>
-                <w:szCs w:val="19"/>
-              </w:rPr>
-              <w:t xml:space="preserve">about 6 to 7 GB, leaving the rest for macOS and Chrome</w:t>
+            <w:tcW w:type="dxa" w:w="3400"/>
+            <w:tcMar>
+              <w:top w:type="dxa" w:w="60"/>
+              <w:left w:type="dxa" w:w="100"/>
+              <w:bottom w:type="dxa" w:w="60"/>
+              <w:right w:type="dxa" w:w="100"/>
+            </w:tcMar>
+          </w:tcPr>
+          <w:p>
+            <w:pPr>
+              <w:spacing w:after="0" w:line="252"/>
+            </w:pPr>
+            <w:r>
+              <w:rPr>
+                <w:rFonts w:ascii="Calibri" w:cs="Calibri" w:eastAsia="Calibri" w:hAnsi="Calibri"/>
+                <w:b w:val="false"/>
+                <w:bCs w:val="false"/>
+                <w:i w:val="false"/>
+                <w:iCs w:val="false"/>
+                <w:sz w:val="19"/>
+                <w:szCs w:val="19"/>
+              </w:rPr>
+              <w:t xml:space="preserve">Why retrieval rather than training</w:t>
+            </w:r>
+          </w:p>
+        </w:tc>
+        <w:tc>
+          <w:tcPr>
+            <w:tcW w:type="dxa" w:w="5900"/>
+            <w:tcMar>
+              <w:top w:type="dxa" w:w="60"/>
+              <w:left w:type="dxa" w:w="100"/>
+              <w:bottom w:type="dxa" w:w="60"/>
+              <w:right w:type="dxa" w:w="100"/>
+            </w:tcMar>
+          </w:tcPr>
+          <w:p>
+            <w:pPr>
+              <w:spacing w:after="0" w:line="252"/>
+            </w:pPr>
+            <w:r>
+              <w:rPr>
+                <w:rFonts w:ascii="Calibri" w:cs="Calibri" w:eastAsia="Calibri" w:hAnsi="Calibri"/>
+                <w:b w:val="false"/>
+                <w:bCs w:val="false"/>
+                <w:i w:val="false"/>
+                <w:iCs w:val="false"/>
+                <w:sz w:val="19"/>
+                <w:szCs w:val="19"/>
+              </w:rPr>
+              <w:t xml:space="preserve">The retrieval design and the freshness argument that decided the strategy: sections 3.2 and 6</w:t>
+            </w:r>
+          </w:p>
+        </w:tc>
+      </w:tr>
+      <w:tr>
+        <w:tc>
+          <w:tcPr>
+            <w:tcW w:type="dxa" w:w="3400"/>
+            <w:tcMar>
+              <w:top w:type="dxa" w:w="60"/>
+              <w:left w:type="dxa" w:w="100"/>
+              <w:bottom w:type="dxa" w:w="60"/>
+              <w:right w:type="dxa" w:w="100"/>
+            </w:tcMar>
+          </w:tcPr>
+          <w:p>
+            <w:pPr>
+              <w:spacing w:after="0" w:line="252"/>
+            </w:pPr>
+            <w:r>
+              <w:rPr>
+                <w:rFonts w:ascii="Calibri" w:cs="Calibri" w:eastAsia="Calibri" w:hAnsi="Calibri"/>
+                <w:b w:val="false"/>
+                <w:bCs w:val="false"/>
+                <w:i w:val="false"/>
+                <w:iCs w:val="false"/>
+                <w:sz w:val="19"/>
+                <w:szCs w:val="19"/>
+              </w:rPr>
+              <w:t xml:space="preserve">How we know whether it works</w:t>
+            </w:r>
+          </w:p>
+        </w:tc>
+        <w:tc>
+          <w:tcPr>
+            <w:tcW w:type="dxa" w:w="5900"/>
+            <w:tcMar>
+              <w:top w:type="dxa" w:w="60"/>
+              <w:left w:type="dxa" w:w="100"/>
+              <w:bottom w:type="dxa" w:w="60"/>
+              <w:right w:type="dxa" w:w="100"/>
+            </w:tcMar>
+          </w:tcPr>
+          <w:p>
+            <w:pPr>
+              <w:spacing w:after="0" w:line="252"/>
+            </w:pPr>
+            <w:r>
+              <w:rPr>
+                <w:rFonts w:ascii="Calibri" w:cs="Calibri" w:eastAsia="Calibri" w:hAnsi="Calibri"/>
+                <w:b w:val="false"/>
+                <w:bCs w:val="false"/>
+                <w:i w:val="false"/>
+                <w:iCs w:val="false"/>
+                <w:sz w:val="19"/>
+                <w:szCs w:val="19"/>
+              </w:rPr>
+              <w:t xml:space="preserve">Why the usual training measure is useless here, and the task metrics we used instead: section 9</w:t>
+            </w:r>
+          </w:p>
+        </w:tc>
+      </w:tr>
+      <w:tr>
+        <w:tc>
+          <w:tcPr>
+            <w:tcW w:type="dxa" w:w="3400"/>
+            <w:tcMar>
+              <w:top w:type="dxa" w:w="60"/>
+              <w:left w:type="dxa" w:w="100"/>
+              <w:bottom w:type="dxa" w:w="60"/>
+              <w:right w:type="dxa" w:w="100"/>
+            </w:tcMar>
+          </w:tcPr>
+          <w:p>
+            <w:pPr>
+              <w:spacing w:after="0" w:line="252"/>
+            </w:pPr>
+            <w:r>
+              <w:rPr>
+                <w:rFonts w:ascii="Calibri" w:cs="Calibri" w:eastAsia="Calibri" w:hAnsi="Calibri"/>
+                <w:b w:val="false"/>
+                <w:bCs w:val="false"/>
+                <w:i w:val="false"/>
+                <w:iCs w:val="false"/>
+                <w:sz w:val="19"/>
+                <w:szCs w:val="19"/>
+              </w:rPr>
+              <w:t xml:space="preserve">What could go wrong for a user</w:t>
+            </w:r>
+          </w:p>
+        </w:tc>
+        <w:tc>
+          <w:tcPr>
+            <w:tcW w:type="dxa" w:w="5900"/>
+            <w:tcMar>
+              <w:top w:type="dxa" w:w="60"/>
+              <w:left w:type="dxa" w:w="100"/>
+              <w:bottom w:type="dxa" w:w="60"/>
+              <w:right w:type="dxa" w:w="100"/>
+            </w:tcMar>
+          </w:tcPr>
+          <w:p>
+            <w:pPr>
+              <w:spacing w:after="0" w:line="252"/>
+            </w:pPr>
+            <w:r>
+              <w:rPr>
+                <w:rFonts w:ascii="Calibri" w:cs="Calibri" w:eastAsia="Calibri" w:hAnsi="Calibri"/>
+                <w:b w:val="false"/>
+                <w:bCs w:val="false"/>
+                <w:i w:val="false"/>
+                <w:iCs w:val="false"/>
+                <w:sz w:val="19"/>
+                <w:szCs w:val="19"/>
+              </w:rPr>
+              <w:t xml:space="preserve">The risk register and the compliance review: sections 10.2 and 10.3</w:t>
             </w:r>
           </w:p>
         </w:tc>
@@ -4025,7 +4371,19 @@
           <w:sz w:val="20"/>
           <w:szCs w:val="20"/>
         </w:rPr>
-        <w:t xml:space="preserve">Table 5. Rough memory budget on the demo Mac.</w:t>
+        <w:t xml:space="preserve">Table 5. Each argument, and where it is made.</w:t>
+      </w:r>
+    </w:p>
+    <w:p>
+      <w:pPr>
+        <w:pStyle w:val="Heading1"/>
+        <w:spacing w:after="160" w:before="360"/>
+      </w:pPr>
+      <w:r>
+        <w:rPr>
+          <w:rFonts w:ascii="Calibri" w:cs="Calibri" w:eastAsia="Calibri" w:hAnsi="Calibri"/>
+        </w:rPr>
+        <w:t xml:space="preserve">4. The machine, the model, and the settings</w:t>
       </w:r>
     </w:p>
     <w:p>
@@ -4043,7 +4401,7 @@
           <w:sz w:val="22"/>
           <w:szCs w:val="22"/>
         </w:rPr>
-        <w:t xml:space="preserve">A 7B model in 4-bit weighs close to 5 GB before its cache. On paper it fits. In practice it leaves the voice models and the browser fighting for what remains, and everything slows down.</w:t>
+        <w:t xml:space="preserve">This is the heart of the project, so it is written in full: what the hardware can do, what the model actually is, what 4-bit means, which runtime runs it and why, how much memory each piece takes, and why each setting is where it is. Section 13 explains the terms in plain words.</w:t>
       </w:r>
     </w:p>
     <w:p>
@@ -4056,7 +4414,7 @@
         <w:rPr>
           <w:rFonts w:ascii="Calibri" w:cs="Calibri" w:eastAsia="Calibri" w:hAnsi="Calibri"/>
         </w:rPr>
-        <w:t xml:space="preserve">4.2 How we ended up with Gemma 4 E2B</w:t>
+        <w:t xml:space="preserve">4.1 The machine: Apple Silicon and unified memory</w:t>
       </w:r>
     </w:p>
     <w:p>
@@ -4074,7 +4432,55 @@
           <w:sz w:val="22"/>
           <w:szCs w:val="22"/>
         </w:rPr>
-        <w:t xml:space="preserve">We did not pick the model from a leaderboard. We changed our mind several times, and each change came from something we saw on the machine.</w:t>
+        <w:t xml:space="preserve">Our demo machine is a </w:t>
+      </w:r>
+      <w:r>
+        <w:rPr>
+          <w:rFonts w:ascii="Calibri" w:cs="Calibri" w:eastAsia="Calibri" w:hAnsi="Calibri"/>
+          <w:b/>
+          <w:bCs/>
+          <w:i w:val="false"/>
+          <w:iCs w:val="false"/>
+          <w:sz w:val="22"/>
+          <w:szCs w:val="22"/>
+        </w:rPr>
+        <w:t xml:space="preserve">MacBook Air with an Apple M4 and 16 GB of memory</w:t>
+      </w:r>
+      <w:r>
+        <w:rPr>
+          <w:rFonts w:ascii="Calibri" w:cs="Calibri" w:eastAsia="Calibri" w:hAnsi="Calibri"/>
+          <w:b w:val="false"/>
+          <w:bCs w:val="false"/>
+          <w:i w:val="false"/>
+          <w:iCs w:val="false"/>
+          <w:sz w:val="22"/>
+          <w:szCs w:val="22"/>
+        </w:rPr>
+        <w:t xml:space="preserve">, 10 cores (4 performance, 6 efficiency). Apple Silicon is Apple's own ARM processor family: the M series in Macs, and the A series in iPhones, which Apple brands </w:t>
+      </w:r>
+      <w:r>
+        <w:rPr>
+          <w:rFonts w:ascii="Calibri" w:cs="Calibri" w:eastAsia="Calibri" w:hAnsi="Calibri"/>
+          <w:b/>
+          <w:bCs/>
+          <w:i w:val="false"/>
+          <w:iCs w:val="false"/>
+          <w:sz w:val="22"/>
+          <w:szCs w:val="22"/>
+        </w:rPr>
+        <w:t xml:space="preserve">Bionic</w:t>
+      </w:r>
+      <w:r>
+        <w:rPr>
+          <w:rFonts w:ascii="Calibri" w:cs="Calibri" w:eastAsia="Calibri" w:hAnsi="Calibri"/>
+          <w:b w:val="false"/>
+          <w:bCs w:val="false"/>
+          <w:i w:val="false"/>
+          <w:iCs w:val="false"/>
+          <w:sz w:val="22"/>
+          <w:szCs w:val="22"/>
+        </w:rPr>
+        <w:t xml:space="preserve">. They share an architecture, so what is true of an iPhone A-series chip is broadly true of an M4, at a different scale. Two properties matter here.</w:t>
       </w:r>
     </w:p>
     <w:p>
@@ -4082,7 +4488,7 @@
         <w:pStyle w:val="ListParagraph"/>
         <w:numPr>
           <w:ilvl w:val="0"/>
-          <w:numId w:val="4"/>
+          <w:numId w:val="2"/>
         </w:numPr>
         <w:spacing w:after="80" w:line="276"/>
         <w:jc w:val="both"/>
@@ -4097,19 +4503,19 @@
           <w:sz w:val="22"/>
           <w:szCs w:val="22"/>
         </w:rPr>
-        <w:t xml:space="preserve">Qwen2.5-7B-Instruct was the plan.</w:t>
-      </w:r>
-      <w:r>
-        <w:rPr>
-          <w:rFonts w:ascii="Calibri" w:cs="Calibri" w:eastAsia="Calibri" w:hAnsi="Calibri"/>
-          <w:b w:val="false"/>
-          <w:bCs w:val="false"/>
-          <w:i w:val="false"/>
-          <w:iCs w:val="false"/>
-          <w:sz w:val="22"/>
-          <w:szCs w:val="22"/>
-        </w:rPr>
-        <w:t xml:space="preserve"> It is available in every format, handles 29 languages including French, writes reliable JSON, and is what our training scripts target. On the Mac it was too heavy to sit next to the voice models.</w:t>
+        <w:t xml:space="preserve">Unified memory.</w:t>
+      </w:r>
+      <w:r>
+        <w:rPr>
+          <w:rFonts w:ascii="Calibri" w:cs="Calibri" w:eastAsia="Calibri" w:hAnsi="Calibri"/>
+          <w:b w:val="false"/>
+          <w:bCs w:val="false"/>
+          <w:i w:val="false"/>
+          <w:iCs w:val="false"/>
+          <w:sz w:val="22"/>
+          <w:szCs w:val="22"/>
+        </w:rPr>
+        <w:t xml:space="preserve"> There is no separate graphics memory. The CPU, the GPU and the Neural Engine all address the same 16 GB. A model's weights do not have to be copied to a graphics card, which is why a laptop with no dedicated GPU can run a language model at all. It also means every gigabyte the model takes is a gigabyte the browser, the speech models and macOS cannot have.</w:t>
       </w:r>
     </w:p>
     <w:p>
@@ -4117,7 +4523,7 @@
         <w:pStyle w:val="ListParagraph"/>
         <w:numPr>
           <w:ilvl w:val="0"/>
-          <w:numId w:val="4"/>
+          <w:numId w:val="2"/>
         </w:numPr>
         <w:spacing w:after="80" w:line="276"/>
         <w:jc w:val="both"/>
@@ -4132,89 +4538,19 @@
           <w:sz w:val="22"/>
           <w:szCs w:val="22"/>
         </w:rPr>
-        <w:t xml:space="preserve">Qwen 3.5 9B looked like an upgrade.</w:t>
-      </w:r>
-      <w:r>
-        <w:rPr>
-          <w:rFonts w:ascii="Calibri" w:cs="Calibri" w:eastAsia="Calibri" w:hAnsi="Calibri"/>
-          <w:b w:val="false"/>
-          <w:bCs w:val="false"/>
-          <w:i w:val="false"/>
-          <w:iCs w:val="false"/>
-          <w:sz w:val="22"/>
-          <w:szCs w:val="22"/>
-        </w:rPr>
-        <w:t xml:space="preserve"> It is a hybrid reasoning model. With its thinking mode left on, it spent 26 minutes reasoning before writing one recipe. With thinking off it worked, but at about 7.5 GB it was even heavier.</w:t>
-      </w:r>
-    </w:p>
-    <w:p>
-      <w:pPr>
-        <w:pStyle w:val="ListParagraph"/>
-        <w:numPr>
-          <w:ilvl w:val="0"/>
-          <w:numId w:val="4"/>
-        </w:numPr>
-        <w:spacing w:after="80" w:line="276"/>
-        <w:jc w:val="both"/>
-      </w:pPr>
-      <w:r>
-        <w:rPr>
-          <w:rFonts w:ascii="Calibri" w:cs="Calibri" w:eastAsia="Calibri" w:hAnsi="Calibri"/>
-          <w:b/>
-          <w:bCs/>
-          <w:i w:val="false"/>
-          <w:iCs w:val="false"/>
-          <w:sz w:val="22"/>
-          <w:szCs w:val="22"/>
-        </w:rPr>
-        <w:t xml:space="preserve">Smaller models were fast but weak.</w:t>
-      </w:r>
-      <w:r>
-        <w:rPr>
-          <w:rFonts w:ascii="Calibri" w:cs="Calibri" w:eastAsia="Calibri" w:hAnsi="Calibri"/>
-          <w:b w:val="false"/>
-          <w:bCs w:val="false"/>
-          <w:i w:val="false"/>
-          <w:iCs w:val="false"/>
-          <w:sz w:val="22"/>
-          <w:szCs w:val="22"/>
-        </w:rPr>
-        <w:t xml:space="preserve"> Llama 3.2 1B and Qwen2.5 3B answered several times faster and wrote noticeably worse recipes. A 4B Qwen 3.5 once asked for 380 g of salt for three people.</w:t>
-      </w:r>
-    </w:p>
-    <w:p>
-      <w:pPr>
-        <w:pStyle w:val="ListParagraph"/>
-        <w:numPr>
-          <w:ilvl w:val="0"/>
-          <w:numId w:val="4"/>
-        </w:numPr>
-        <w:spacing w:after="80" w:line="276"/>
-        <w:jc w:val="both"/>
-      </w:pPr>
-      <w:r>
-        <w:rPr>
-          <w:rFonts w:ascii="Calibri" w:cs="Calibri" w:eastAsia="Calibri" w:hAnsi="Calibri"/>
-          <w:b/>
-          <w:bCs/>
-          <w:i w:val="false"/>
-          <w:iCs w:val="false"/>
-          <w:sz w:val="22"/>
-          <w:szCs w:val="22"/>
-        </w:rPr>
-        <w:t xml:space="preserve">Gemma 4 E2B was the balance point.</w:t>
-      </w:r>
-      <w:r>
-        <w:rPr>
-          <w:rFonts w:ascii="Calibri" w:cs="Calibri" w:eastAsia="Calibri" w:hAnsi="Calibri"/>
-          <w:b w:val="false"/>
-          <w:bCs w:val="false"/>
-          <w:i w:val="false"/>
-          <w:iCs w:val="false"/>
-          <w:sz w:val="22"/>
-          <w:szCs w:val="22"/>
-        </w:rPr>
-        <w:t xml:space="preserve"> About 3.6 GB, about 15 tokens per second on the Air, better recipes than the 4B Qwen in our tests, and room left for voice.</w:t>
+        <w:t xml:space="preserve">High memory bandwidth.</w:t>
+      </w:r>
+      <w:r>
+        <w:rPr>
+          <w:rFonts w:ascii="Calibri" w:cs="Calibri" w:eastAsia="Calibri" w:hAnsi="Calibri"/>
+          <w:b w:val="false"/>
+          <w:bCs w:val="false"/>
+          <w:i w:val="false"/>
+          <w:iCs w:val="false"/>
+          <w:sz w:val="22"/>
+          <w:szCs w:val="22"/>
+        </w:rPr>
+        <w:t xml:space="preserve"> Generating a token requires reading every active weight from memory. Token generation on a laptop is therefore limited by memory bandwidth far more than by arithmetic, which is the real reason a smaller or more compressed model is faster.</w:t>
       </w:r>
     </w:p>
     <w:p>
@@ -4232,20 +4568,25 @@
           <w:sz w:val="22"/>
           <w:szCs w:val="22"/>
         </w:rPr>
-        <w:t xml:space="preserve">To stop guessing, we wrote a small script, check_model.py. It asks the model server which model is really loaded, times a short answer from cold, checks whether the model reasons before answering, and times a real recipe to see whether it finishes. Most of the numbers in this section come from it.</w:t>
-      </w:r>
-    </w:p>
-    <w:p>
-      <w:pPr>
-        <w:pStyle w:val="Heading2"/>
-        <w:keepNext/>
-        <w:spacing w:after="120" w:before="240"/>
-      </w:pPr>
-      <w:r>
-        <w:rPr>
-          <w:rFonts w:ascii="Calibri" w:cs="Calibri" w:eastAsia="Calibri" w:hAnsi="Calibri"/>
-        </w:rPr>
-        <w:t xml:space="preserve">4.3 Gemma 4 E2B in numbers</w:t>
+        <w:t xml:space="preserve">The Neural Engine is used by the operating system's own features, not by our stack: MLX runs on the GPU.</w:t>
+      </w:r>
+    </w:p>
+    <w:p>
+      <w:pPr>
+        <w:spacing w:after="120" w:line="276"/>
+        <w:jc w:val="both"/>
+      </w:pPr>
+      <w:r>
+        <w:rPr>
+          <w:rFonts w:ascii="Calibri" w:cs="Calibri" w:eastAsia="Calibri" w:hAnsi="Calibri"/>
+          <w:b w:val="false"/>
+          <w:bCs w:val="false"/>
+          <w:i w:val="false"/>
+          <w:iCs w:val="false"/>
+          <w:sz w:val="22"/>
+          <w:szCs w:val="22"/>
+        </w:rPr>
+        <w:t xml:space="preserve">Everything the AI layer needs comes out of the same 16 GB:</w:t>
       </w:r>
     </w:p>
     <w:tbl>
@@ -4261,9 +4602,9 @@
         </w:tblBorders>
       </w:tblPr>
       <w:tblGrid>
-        <w:gridCol w:w="2300"/>
-        <w:gridCol w:w="5000"/>
-        <w:gridCol w:w="2000"/>
+        <w:gridCol w:w="2600"/>
+        <w:gridCol w:w="1800"/>
+        <w:gridCol w:w="4900"/>
       </w:tblGrid>
       <w:tr>
         <w:trPr>
@@ -4271,7 +4612,7 @@
         </w:trPr>
         <w:tc>
           <w:tcPr>
-            <w:tcW w:type="dxa" w:w="2300"/>
+            <w:tcW w:type="dxa" w:w="2600"/>
             <w:shd w:fill="1F3864" w:color="auto" w:val="clear"/>
             <w:tcMar>
               <w:top w:type="dxa" w:w="60"/>
@@ -4295,13 +4636,13 @@
                 <w:sz w:val="19"/>
                 <w:szCs w:val="19"/>
               </w:rPr>
-              <w:t xml:space="preserve">Property</w:t>
-            </w:r>
-          </w:p>
-        </w:tc>
-        <w:tc>
-          <w:tcPr>
-            <w:tcW w:type="dxa" w:w="5000"/>
+              <w:t xml:space="preserve">What</w:t>
+            </w:r>
+          </w:p>
+        </w:tc>
+        <w:tc>
+          <w:tcPr>
+            <w:tcW w:type="dxa" w:w="1800"/>
             <w:shd w:fill="1F3864" w:color="auto" w:val="clear"/>
             <w:tcMar>
               <w:top w:type="dxa" w:w="60"/>
@@ -4325,13 +4666,13 @@
                 <w:sz w:val="19"/>
                 <w:szCs w:val="19"/>
               </w:rPr>
-              <w:t xml:space="preserve">Value</w:t>
-            </w:r>
-          </w:p>
-        </w:tc>
-        <w:tc>
-          <w:tcPr>
-            <w:tcW w:type="dxa" w:w="2000"/>
+              <w:t xml:space="preserve">Memory</w:t>
+            </w:r>
+          </w:p>
+        </w:tc>
+        <w:tc>
+          <w:tcPr>
+            <w:tcW w:type="dxa" w:w="4900"/>
             <w:shd w:fill="1F3864" w:color="auto" w:val="clear"/>
             <w:tcMar>
               <w:top w:type="dxa" w:w="60"/>
@@ -4355,7 +4696,7 @@
                 <w:sz w:val="19"/>
                 <w:szCs w:val="19"/>
               </w:rPr>
-              <w:t xml:space="preserve">Source</w:t>
+              <w:t xml:space="preserve">Where the number comes from</w:t>
             </w:r>
           </w:p>
         </w:tc>
@@ -4363,85 +4704,85 @@
       <w:tr>
         <w:tc>
           <w:tcPr>
-            <w:tcW w:type="dxa" w:w="2300"/>
-            <w:tcMar>
-              <w:top w:type="dxa" w:w="60"/>
-              <w:left w:type="dxa" w:w="100"/>
-              <w:bottom w:type="dxa" w:w="60"/>
-              <w:right w:type="dxa" w:w="100"/>
-            </w:tcMar>
-          </w:tcPr>
-          <w:p>
-            <w:pPr>
-              <w:spacing w:after="0" w:line="252"/>
-            </w:pPr>
-            <w:r>
-              <w:rPr>
-                <w:rFonts w:ascii="Calibri" w:cs="Calibri" w:eastAsia="Calibri" w:hAnsi="Calibri"/>
-                <w:b w:val="false"/>
-                <w:bCs w:val="false"/>
-                <w:i w:val="false"/>
-                <w:iCs w:val="false"/>
-                <w:sz w:val="19"/>
-                <w:szCs w:val="19"/>
-              </w:rPr>
-              <w:t xml:space="preserve">Parameters</w:t>
-            </w:r>
-          </w:p>
-        </w:tc>
-        <w:tc>
-          <w:tcPr>
-            <w:tcW w:type="dxa" w:w="5000"/>
-            <w:tcMar>
-              <w:top w:type="dxa" w:w="60"/>
-              <w:left w:type="dxa" w:w="100"/>
-              <w:bottom w:type="dxa" w:w="60"/>
-              <w:right w:type="dxa" w:w="100"/>
-            </w:tcMar>
-          </w:tcPr>
-          <w:p>
-            <w:pPr>
-              <w:spacing w:after="0" w:line="252"/>
-            </w:pPr>
-            <w:r>
-              <w:rPr>
-                <w:rFonts w:ascii="Calibri" w:cs="Calibri" w:eastAsia="Calibri" w:hAnsi="Calibri"/>
-                <w:b w:val="false"/>
-                <w:bCs w:val="false"/>
-                <w:i w:val="false"/>
-                <w:iCs w:val="false"/>
-                <w:sz w:val="19"/>
-                <w:szCs w:val="19"/>
-              </w:rPr>
-              <w:t xml:space="preserve">2.3 billion "effective", 5.1 billion including embeddings</w:t>
-            </w:r>
-          </w:p>
-        </w:tc>
-        <w:tc>
-          <w:tcPr>
-            <w:tcW w:type="dxa" w:w="2000"/>
-            <w:tcMar>
-              <w:top w:type="dxa" w:w="60"/>
-              <w:left w:type="dxa" w:w="100"/>
-              <w:bottom w:type="dxa" w:w="60"/>
-              <w:right w:type="dxa" w:w="100"/>
-            </w:tcMar>
-          </w:tcPr>
-          <w:p>
-            <w:pPr>
-              <w:spacing w:after="0" w:line="252"/>
-            </w:pPr>
-            <w:r>
-              <w:rPr>
-                <w:rFonts w:ascii="Calibri" w:cs="Calibri" w:eastAsia="Calibri" w:hAnsi="Calibri"/>
-                <w:b w:val="false"/>
-                <w:bCs w:val="false"/>
-                <w:i w:val="false"/>
-                <w:iCs w:val="false"/>
-                <w:sz w:val="19"/>
-                <w:szCs w:val="19"/>
-              </w:rPr>
-              <w:t xml:space="preserve">Model card</w:t>
+            <w:tcW w:type="dxa" w:w="2600"/>
+            <w:tcMar>
+              <w:top w:type="dxa" w:w="60"/>
+              <w:left w:type="dxa" w:w="100"/>
+              <w:bottom w:type="dxa" w:w="60"/>
+              <w:right w:type="dxa" w:w="100"/>
+            </w:tcMar>
+          </w:tcPr>
+          <w:p>
+            <w:pPr>
+              <w:spacing w:after="0" w:line="252"/>
+            </w:pPr>
+            <w:r>
+              <w:rPr>
+                <w:rFonts w:ascii="Calibri" w:cs="Calibri" w:eastAsia="Calibri" w:hAnsi="Calibri"/>
+                <w:b w:val="false"/>
+                <w:bCs w:val="false"/>
+                <w:i w:val="false"/>
+                <w:iCs w:val="false"/>
+                <w:sz w:val="19"/>
+                <w:szCs w:val="19"/>
+              </w:rPr>
+              <w:t xml:space="preserve">Gemma 4 E2B, 4-bit weight file</w:t>
+            </w:r>
+          </w:p>
+        </w:tc>
+        <w:tc>
+          <w:tcPr>
+            <w:tcW w:type="dxa" w:w="1800"/>
+            <w:tcMar>
+              <w:top w:type="dxa" w:w="60"/>
+              <w:left w:type="dxa" w:w="100"/>
+              <w:bottom w:type="dxa" w:w="60"/>
+              <w:right w:type="dxa" w:w="100"/>
+            </w:tcMar>
+          </w:tcPr>
+          <w:p>
+            <w:pPr>
+              <w:spacing w:after="0" w:line="252"/>
+            </w:pPr>
+            <w:r>
+              <w:rPr>
+                <w:rFonts w:ascii="Calibri" w:cs="Calibri" w:eastAsia="Calibri" w:hAnsi="Calibri"/>
+                <w:b w:val="false"/>
+                <w:bCs w:val="false"/>
+                <w:i w:val="false"/>
+                <w:iCs w:val="false"/>
+                <w:sz w:val="19"/>
+                <w:szCs w:val="19"/>
+              </w:rPr>
+              <w:t xml:space="preserve">4.34 GB on disk</w:t>
+            </w:r>
+          </w:p>
+        </w:tc>
+        <w:tc>
+          <w:tcPr>
+            <w:tcW w:type="dxa" w:w="4900"/>
+            <w:tcMar>
+              <w:top w:type="dxa" w:w="60"/>
+              <w:left w:type="dxa" w:w="100"/>
+              <w:bottom w:type="dxa" w:w="60"/>
+              <w:right w:type="dxa" w:w="100"/>
+            </w:tcMar>
+          </w:tcPr>
+          <w:p>
+            <w:pPr>
+              <w:spacing w:after="0" w:line="252"/>
+            </w:pPr>
+            <w:r>
+              <w:rPr>
+                <w:rFonts w:ascii="Calibri" w:cs="Calibri" w:eastAsia="Calibri" w:hAnsi="Calibri"/>
+                <w:b w:val="false"/>
+                <w:bCs w:val="false"/>
+                <w:i w:val="false"/>
+                <w:iCs w:val="false"/>
+                <w:sz w:val="19"/>
+                <w:szCs w:val="19"/>
+              </w:rPr>
+              <w:t xml:space="preserve">The build we run. Less than this is resident while it runs: see 4.3</w:t>
             </w:r>
           </w:p>
         </w:tc>
@@ -4449,85 +4790,85 @@
       <w:tr>
         <w:tc>
           <w:tcPr>
-            <w:tcW w:type="dxa" w:w="2300"/>
-            <w:tcMar>
-              <w:top w:type="dxa" w:w="60"/>
-              <w:left w:type="dxa" w:w="100"/>
-              <w:bottom w:type="dxa" w:w="60"/>
-              <w:right w:type="dxa" w:w="100"/>
-            </w:tcMar>
-          </w:tcPr>
-          <w:p>
-            <w:pPr>
-              <w:spacing w:after="0" w:line="252"/>
-            </w:pPr>
-            <w:r>
-              <w:rPr>
-                <w:rFonts w:ascii="Calibri" w:cs="Calibri" w:eastAsia="Calibri" w:hAnsi="Calibri"/>
-                <w:b w:val="false"/>
-                <w:bCs w:val="false"/>
-                <w:i w:val="false"/>
-                <w:iCs w:val="false"/>
-                <w:sz w:val="19"/>
-                <w:szCs w:val="19"/>
-              </w:rPr>
-              <w:t xml:space="preserve">Layers and attention</w:t>
-            </w:r>
-          </w:p>
-        </w:tc>
-        <w:tc>
-          <w:tcPr>
-            <w:tcW w:type="dxa" w:w="5000"/>
-            <w:tcMar>
-              <w:top w:type="dxa" w:w="60"/>
-              <w:left w:type="dxa" w:w="100"/>
-              <w:bottom w:type="dxa" w:w="60"/>
-              <w:right w:type="dxa" w:w="100"/>
-            </w:tcMar>
-          </w:tcPr>
-          <w:p>
-            <w:pPr>
-              <w:spacing w:after="0" w:line="252"/>
-            </w:pPr>
-            <w:r>
-              <w:rPr>
-                <w:rFonts w:ascii="Calibri" w:cs="Calibri" w:eastAsia="Calibri" w:hAnsi="Calibri"/>
-                <w:b w:val="false"/>
-                <w:bCs w:val="false"/>
-                <w:i w:val="false"/>
-                <w:iCs w:val="false"/>
-                <w:sz w:val="19"/>
-                <w:szCs w:val="19"/>
-              </w:rPr>
-              <w:t xml:space="preserve">35 layers; most attend over a 512-token sliding window, some attend globally</w:t>
-            </w:r>
-          </w:p>
-        </w:tc>
-        <w:tc>
-          <w:tcPr>
-            <w:tcW w:type="dxa" w:w="2000"/>
-            <w:tcMar>
-              <w:top w:type="dxa" w:w="60"/>
-              <w:left w:type="dxa" w:w="100"/>
-              <w:bottom w:type="dxa" w:w="60"/>
-              <w:right w:type="dxa" w:w="100"/>
-            </w:tcMar>
-          </w:tcPr>
-          <w:p>
-            <w:pPr>
-              <w:spacing w:after="0" w:line="252"/>
-            </w:pPr>
-            <w:r>
-              <w:rPr>
-                <w:rFonts w:ascii="Calibri" w:cs="Calibri" w:eastAsia="Calibri" w:hAnsi="Calibri"/>
-                <w:b w:val="false"/>
-                <w:bCs w:val="false"/>
-                <w:i w:val="false"/>
-                <w:iCs w:val="false"/>
-                <w:sz w:val="19"/>
-                <w:szCs w:val="19"/>
-              </w:rPr>
-              <w:t xml:space="preserve">Model card</w:t>
+            <w:tcW w:type="dxa" w:w="2600"/>
+            <w:tcMar>
+              <w:top w:type="dxa" w:w="60"/>
+              <w:left w:type="dxa" w:w="100"/>
+              <w:bottom w:type="dxa" w:w="60"/>
+              <w:right w:type="dxa" w:w="100"/>
+            </w:tcMar>
+          </w:tcPr>
+          <w:p>
+            <w:pPr>
+              <w:spacing w:after="0" w:line="252"/>
+            </w:pPr>
+            <w:r>
+              <w:rPr>
+                <w:rFonts w:ascii="Calibri" w:cs="Calibri" w:eastAsia="Calibri" w:hAnsi="Calibri"/>
+                <w:b w:val="false"/>
+                <w:bCs w:val="false"/>
+                <w:i w:val="false"/>
+                <w:iCs w:val="false"/>
+                <w:sz w:val="19"/>
+                <w:szCs w:val="19"/>
+              </w:rPr>
+              <w:t xml:space="preserve">KV cache at our 8,192-token window</w:t>
+            </w:r>
+          </w:p>
+        </w:tc>
+        <w:tc>
+          <w:tcPr>
+            <w:tcW w:type="dxa" w:w="1800"/>
+            <w:tcMar>
+              <w:top w:type="dxa" w:w="60"/>
+              <w:left w:type="dxa" w:w="100"/>
+              <w:bottom w:type="dxa" w:w="60"/>
+              <w:right w:type="dxa" w:w="100"/>
+            </w:tcMar>
+          </w:tcPr>
+          <w:p>
+            <w:pPr>
+              <w:spacing w:after="0" w:line="252"/>
+            </w:pPr>
+            <w:r>
+              <w:rPr>
+                <w:rFonts w:ascii="Calibri" w:cs="Calibri" w:eastAsia="Calibri" w:hAnsi="Calibri"/>
+                <w:b w:val="false"/>
+                <w:bCs w:val="false"/>
+                <w:i w:val="false"/>
+                <w:iCs w:val="false"/>
+                <w:sz w:val="19"/>
+                <w:szCs w:val="19"/>
+              </w:rPr>
+              <w:t xml:space="preserve">73 MB</w:t>
+            </w:r>
+          </w:p>
+        </w:tc>
+        <w:tc>
+          <w:tcPr>
+            <w:tcW w:type="dxa" w:w="4900"/>
+            <w:tcMar>
+              <w:top w:type="dxa" w:w="60"/>
+              <w:left w:type="dxa" w:w="100"/>
+              <w:bottom w:type="dxa" w:w="60"/>
+              <w:right w:type="dxa" w:w="100"/>
+            </w:tcMar>
+          </w:tcPr>
+          <w:p>
+            <w:pPr>
+              <w:spacing w:after="0" w:line="252"/>
+            </w:pPr>
+            <w:r>
+              <w:rPr>
+                <w:rFonts w:ascii="Calibri" w:cs="Calibri" w:eastAsia="Calibri" w:hAnsi="Calibri"/>
+                <w:b w:val="false"/>
+                <w:bCs w:val="false"/>
+                <w:i w:val="false"/>
+                <w:iCs w:val="false"/>
+                <w:sz w:val="19"/>
+                <w:szCs w:val="19"/>
+              </w:rPr>
+              <w:t xml:space="preserve">Computed from the model's configuration (4.5)</w:t>
             </w:r>
           </w:p>
         </w:tc>
@@ -4535,85 +4876,85 @@
       <w:tr>
         <w:tc>
           <w:tcPr>
-            <w:tcW w:type="dxa" w:w="2300"/>
-            <w:tcMar>
-              <w:top w:type="dxa" w:w="60"/>
-              <w:left w:type="dxa" w:w="100"/>
-              <w:bottom w:type="dxa" w:w="60"/>
-              <w:right w:type="dxa" w:w="100"/>
-            </w:tcMar>
-          </w:tcPr>
-          <w:p>
-            <w:pPr>
-              <w:spacing w:after="0" w:line="252"/>
-            </w:pPr>
-            <w:r>
-              <w:rPr>
-                <w:rFonts w:ascii="Calibri" w:cs="Calibri" w:eastAsia="Calibri" w:hAnsi="Calibri"/>
-                <w:b w:val="false"/>
-                <w:bCs w:val="false"/>
-                <w:i w:val="false"/>
-                <w:iCs w:val="false"/>
-                <w:sz w:val="19"/>
-                <w:szCs w:val="19"/>
-              </w:rPr>
-              <w:t xml:space="preserve">Context length</w:t>
-            </w:r>
-          </w:p>
-        </w:tc>
-        <w:tc>
-          <w:tcPr>
-            <w:tcW w:type="dxa" w:w="5000"/>
-            <w:tcMar>
-              <w:top w:type="dxa" w:w="60"/>
-              <w:left w:type="dxa" w:w="100"/>
-              <w:bottom w:type="dxa" w:w="60"/>
-              <w:right w:type="dxa" w:w="100"/>
-            </w:tcMar>
-          </w:tcPr>
-          <w:p>
-            <w:pPr>
-              <w:spacing w:after="0" w:line="252"/>
-            </w:pPr>
-            <w:r>
-              <w:rPr>
-                <w:rFonts w:ascii="Calibri" w:cs="Calibri" w:eastAsia="Calibri" w:hAnsi="Calibri"/>
-                <w:b w:val="false"/>
-                <w:bCs w:val="false"/>
-                <w:i w:val="false"/>
-                <w:iCs w:val="false"/>
-                <w:sz w:val="19"/>
-                <w:szCs w:val="19"/>
-              </w:rPr>
-              <w:t xml:space="preserve">128K tokens; LM Studio loaded it at 64,768 on our Mac; we size prompts for 8,192</w:t>
-            </w:r>
-          </w:p>
-        </w:tc>
-        <w:tc>
-          <w:tcPr>
-            <w:tcW w:type="dxa" w:w="2000"/>
-            <w:tcMar>
-              <w:top w:type="dxa" w:w="60"/>
-              <w:left w:type="dxa" w:w="100"/>
-              <w:bottom w:type="dxa" w:w="60"/>
-              <w:right w:type="dxa" w:w="100"/>
-            </w:tcMar>
-          </w:tcPr>
-          <w:p>
-            <w:pPr>
-              <w:spacing w:after="0" w:line="252"/>
-            </w:pPr>
-            <w:r>
-              <w:rPr>
-                <w:rFonts w:ascii="Calibri" w:cs="Calibri" w:eastAsia="Calibri" w:hAnsi="Calibri"/>
-                <w:b w:val="false"/>
-                <w:bCs w:val="false"/>
-                <w:i w:val="false"/>
-                <w:iCs w:val="false"/>
-                <w:sz w:val="19"/>
-                <w:szCs w:val="19"/>
-              </w:rPr>
-              <w:t xml:space="preserve">Card, measured, our config</w:t>
+            <w:tcW w:type="dxa" w:w="2600"/>
+            <w:tcMar>
+              <w:top w:type="dxa" w:w="60"/>
+              <w:left w:type="dxa" w:w="100"/>
+              <w:bottom w:type="dxa" w:w="60"/>
+              <w:right w:type="dxa" w:w="100"/>
+            </w:tcMar>
+          </w:tcPr>
+          <w:p>
+            <w:pPr>
+              <w:spacing w:after="0" w:line="252"/>
+            </w:pPr>
+            <w:r>
+              <w:rPr>
+                <w:rFonts w:ascii="Calibri" w:cs="Calibri" w:eastAsia="Calibri" w:hAnsi="Calibri"/>
+                <w:b w:val="false"/>
+                <w:bCs w:val="false"/>
+                <w:i w:val="false"/>
+                <w:iCs w:val="false"/>
+                <w:sz w:val="19"/>
+                <w:szCs w:val="19"/>
+              </w:rPr>
+              <w:t xml:space="preserve">Parakeet 0.6B, speech recognition</w:t>
+            </w:r>
+          </w:p>
+        </w:tc>
+        <w:tc>
+          <w:tcPr>
+            <w:tcW w:type="dxa" w:w="1800"/>
+            <w:tcMar>
+              <w:top w:type="dxa" w:w="60"/>
+              <w:left w:type="dxa" w:w="100"/>
+              <w:bottom w:type="dxa" w:w="60"/>
+              <w:right w:type="dxa" w:w="100"/>
+            </w:tcMar>
+          </w:tcPr>
+          <w:p>
+            <w:pPr>
+              <w:spacing w:after="0" w:line="252"/>
+            </w:pPr>
+            <w:r>
+              <w:rPr>
+                <w:rFonts w:ascii="Calibri" w:cs="Calibri" w:eastAsia="Calibri" w:hAnsi="Calibri"/>
+                <w:b w:val="false"/>
+                <w:bCs w:val="false"/>
+                <w:i w:val="false"/>
+                <w:iCs w:val="false"/>
+                <w:sz w:val="19"/>
+                <w:szCs w:val="19"/>
+              </w:rPr>
+              <w:t xml:space="preserve">about 1.2 GB</w:t>
+            </w:r>
+          </w:p>
+        </w:tc>
+        <w:tc>
+          <w:tcPr>
+            <w:tcW w:type="dxa" w:w="4900"/>
+            <w:tcMar>
+              <w:top w:type="dxa" w:w="60"/>
+              <w:left w:type="dxa" w:w="100"/>
+              <w:bottom w:type="dxa" w:w="60"/>
+              <w:right w:type="dxa" w:w="100"/>
+            </w:tcMar>
+          </w:tcPr>
+          <w:p>
+            <w:pPr>
+              <w:spacing w:after="0" w:line="252"/>
+            </w:pPr>
+            <w:r>
+              <w:rPr>
+                <w:rFonts w:ascii="Calibri" w:cs="Calibri" w:eastAsia="Calibri" w:hAnsi="Calibri"/>
+                <w:b w:val="false"/>
+                <w:bCs w:val="false"/>
+                <w:i w:val="false"/>
+                <w:iCs w:val="false"/>
+                <w:sz w:val="19"/>
+                <w:szCs w:val="19"/>
+              </w:rPr>
+              <w:t xml:space="preserve">Weight size</w:t>
             </w:r>
           </w:p>
         </w:tc>
@@ -4621,85 +4962,85 @@
       <w:tr>
         <w:tc>
           <w:tcPr>
-            <w:tcW w:type="dxa" w:w="2300"/>
-            <w:tcMar>
-              <w:top w:type="dxa" w:w="60"/>
-              <w:left w:type="dxa" w:w="100"/>
-              <w:bottom w:type="dxa" w:w="60"/>
-              <w:right w:type="dxa" w:w="100"/>
-            </w:tcMar>
-          </w:tcPr>
-          <w:p>
-            <w:pPr>
-              <w:spacing w:after="0" w:line="252"/>
-            </w:pPr>
-            <w:r>
-              <w:rPr>
-                <w:rFonts w:ascii="Calibri" w:cs="Calibri" w:eastAsia="Calibri" w:hAnsi="Calibri"/>
-                <w:b w:val="false"/>
-                <w:bCs w:val="false"/>
-                <w:i w:val="false"/>
-                <w:iCs w:val="false"/>
-                <w:sz w:val="19"/>
-                <w:szCs w:val="19"/>
-              </w:rPr>
-              <w:t xml:space="preserve">Languages</w:t>
-            </w:r>
-          </w:p>
-        </w:tc>
-        <w:tc>
-          <w:tcPr>
-            <w:tcW w:type="dxa" w:w="5000"/>
-            <w:tcMar>
-              <w:top w:type="dxa" w:w="60"/>
-              <w:left w:type="dxa" w:w="100"/>
-              <w:bottom w:type="dxa" w:w="60"/>
-              <w:right w:type="dxa" w:w="100"/>
-            </w:tcMar>
-          </w:tcPr>
-          <w:p>
-            <w:pPr>
-              <w:spacing w:after="0" w:line="252"/>
-            </w:pPr>
-            <w:r>
-              <w:rPr>
-                <w:rFonts w:ascii="Calibri" w:cs="Calibri" w:eastAsia="Calibri" w:hAnsi="Calibri"/>
-                <w:b w:val="false"/>
-                <w:bCs w:val="false"/>
-                <w:i w:val="false"/>
-                <w:iCs w:val="false"/>
-                <w:sz w:val="19"/>
-                <w:szCs w:val="19"/>
-              </w:rPr>
-              <w:t xml:space="preserve">Trained on 140+, 35+ supported out of the box, French included</w:t>
-            </w:r>
-          </w:p>
-        </w:tc>
-        <w:tc>
-          <w:tcPr>
-            <w:tcW w:type="dxa" w:w="2000"/>
-            <w:tcMar>
-              <w:top w:type="dxa" w:w="60"/>
-              <w:left w:type="dxa" w:w="100"/>
-              <w:bottom w:type="dxa" w:w="60"/>
-              <w:right w:type="dxa" w:w="100"/>
-            </w:tcMar>
-          </w:tcPr>
-          <w:p>
-            <w:pPr>
-              <w:spacing w:after="0" w:line="252"/>
-            </w:pPr>
-            <w:r>
-              <w:rPr>
-                <w:rFonts w:ascii="Calibri" w:cs="Calibri" w:eastAsia="Calibri" w:hAnsi="Calibri"/>
-                <w:b w:val="false"/>
-                <w:bCs w:val="false"/>
-                <w:i w:val="false"/>
-                <w:iCs w:val="false"/>
-                <w:sz w:val="19"/>
-                <w:szCs w:val="19"/>
-              </w:rPr>
-              <w:t xml:space="preserve">Model card</w:t>
+            <w:tcW w:type="dxa" w:w="2600"/>
+            <w:tcMar>
+              <w:top w:type="dxa" w:w="60"/>
+              <w:left w:type="dxa" w:w="100"/>
+              <w:bottom w:type="dxa" w:w="60"/>
+              <w:right w:type="dxa" w:w="100"/>
+            </w:tcMar>
+          </w:tcPr>
+          <w:p>
+            <w:pPr>
+              <w:spacing w:after="0" w:line="252"/>
+            </w:pPr>
+            <w:r>
+              <w:rPr>
+                <w:rFonts w:ascii="Calibri" w:cs="Calibri" w:eastAsia="Calibri" w:hAnsi="Calibri"/>
+                <w:b w:val="false"/>
+                <w:bCs w:val="false"/>
+                <w:i w:val="false"/>
+                <w:iCs w:val="false"/>
+                <w:sz w:val="19"/>
+                <w:szCs w:val="19"/>
+              </w:rPr>
+              <w:t xml:space="preserve">Kokoro 82M, speech synthesis</w:t>
+            </w:r>
+          </w:p>
+        </w:tc>
+        <w:tc>
+          <w:tcPr>
+            <w:tcW w:type="dxa" w:w="1800"/>
+            <w:tcMar>
+              <w:top w:type="dxa" w:w="60"/>
+              <w:left w:type="dxa" w:w="100"/>
+              <w:bottom w:type="dxa" w:w="60"/>
+              <w:right w:type="dxa" w:w="100"/>
+            </w:tcMar>
+          </w:tcPr>
+          <w:p>
+            <w:pPr>
+              <w:spacing w:after="0" w:line="252"/>
+            </w:pPr>
+            <w:r>
+              <w:rPr>
+                <w:rFonts w:ascii="Calibri" w:cs="Calibri" w:eastAsia="Calibri" w:hAnsi="Calibri"/>
+                <w:b w:val="false"/>
+                <w:bCs w:val="false"/>
+                <w:i w:val="false"/>
+                <w:iCs w:val="false"/>
+                <w:sz w:val="19"/>
+                <w:szCs w:val="19"/>
+              </w:rPr>
+              <w:t xml:space="preserve">about 0.3 GB</w:t>
+            </w:r>
+          </w:p>
+        </w:tc>
+        <w:tc>
+          <w:tcPr>
+            <w:tcW w:type="dxa" w:w="4900"/>
+            <w:tcMar>
+              <w:top w:type="dxa" w:w="60"/>
+              <w:left w:type="dxa" w:w="100"/>
+              <w:bottom w:type="dxa" w:w="60"/>
+              <w:right w:type="dxa" w:w="100"/>
+            </w:tcMar>
+          </w:tcPr>
+          <w:p>
+            <w:pPr>
+              <w:spacing w:after="0" w:line="252"/>
+            </w:pPr>
+            <w:r>
+              <w:rPr>
+                <w:rFonts w:ascii="Calibri" w:cs="Calibri" w:eastAsia="Calibri" w:hAnsi="Calibri"/>
+                <w:b w:val="false"/>
+                <w:bCs w:val="false"/>
+                <w:i w:val="false"/>
+                <w:iCs w:val="false"/>
+                <w:sz w:val="19"/>
+                <w:szCs w:val="19"/>
+              </w:rPr>
+              <w:t xml:space="preserve">Weight size</w:t>
             </w:r>
           </w:p>
         </w:tc>
@@ -4707,343 +5048,85 @@
       <w:tr>
         <w:tc>
           <w:tcPr>
-            <w:tcW w:type="dxa" w:w="2300"/>
-            <w:tcMar>
-              <w:top w:type="dxa" w:w="60"/>
-              <w:left w:type="dxa" w:w="100"/>
-              <w:bottom w:type="dxa" w:w="60"/>
-              <w:right w:type="dxa" w:w="100"/>
-            </w:tcMar>
-          </w:tcPr>
-          <w:p>
-            <w:pPr>
-              <w:spacing w:after="0" w:line="252"/>
-            </w:pPr>
-            <w:r>
-              <w:rPr>
-                <w:rFonts w:ascii="Calibri" w:cs="Calibri" w:eastAsia="Calibri" w:hAnsi="Calibri"/>
-                <w:b w:val="false"/>
-                <w:bCs w:val="false"/>
-                <w:i w:val="false"/>
-                <w:iCs w:val="false"/>
-                <w:sz w:val="19"/>
-                <w:szCs w:val="19"/>
-              </w:rPr>
-              <w:t xml:space="preserve">Benchmarks (instruction-tuned)</w:t>
-            </w:r>
-          </w:p>
-        </w:tc>
-        <w:tc>
-          <w:tcPr>
-            <w:tcW w:type="dxa" w:w="5000"/>
-            <w:tcMar>
-              <w:top w:type="dxa" w:w="60"/>
-              <w:left w:type="dxa" w:w="100"/>
-              <w:bottom w:type="dxa" w:w="60"/>
-              <w:right w:type="dxa" w:w="100"/>
-            </w:tcMar>
-          </w:tcPr>
-          <w:p>
-            <w:pPr>
-              <w:spacing w:after="0" w:line="252"/>
-            </w:pPr>
-            <w:r>
-              <w:rPr>
-                <w:rFonts w:ascii="Calibri" w:cs="Calibri" w:eastAsia="Calibri" w:hAnsi="Calibri"/>
-                <w:b w:val="false"/>
-                <w:bCs w:val="false"/>
-                <w:i w:val="false"/>
-                <w:iCs w:val="false"/>
-                <w:sz w:val="19"/>
-                <w:szCs w:val="19"/>
-              </w:rPr>
-              <w:t xml:space="preserve">MMLU Pro 60.0, multilingual MMLU 67.4, GPQA Diamond 43.4, LiveCodeBench v6 44.0</w:t>
-            </w:r>
-          </w:p>
-        </w:tc>
-        <w:tc>
-          <w:tcPr>
-            <w:tcW w:type="dxa" w:w="2000"/>
-            <w:tcMar>
-              <w:top w:type="dxa" w:w="60"/>
-              <w:left w:type="dxa" w:w="100"/>
-              <w:bottom w:type="dxa" w:w="60"/>
-              <w:right w:type="dxa" w:w="100"/>
-            </w:tcMar>
-          </w:tcPr>
-          <w:p>
-            <w:pPr>
-              <w:spacing w:after="0" w:line="252"/>
-            </w:pPr>
-            <w:r>
-              <w:rPr>
-                <w:rFonts w:ascii="Calibri" w:cs="Calibri" w:eastAsia="Calibri" w:hAnsi="Calibri"/>
-                <w:b w:val="false"/>
-                <w:bCs w:val="false"/>
-                <w:i w:val="false"/>
-                <w:iCs w:val="false"/>
-                <w:sz w:val="19"/>
-                <w:szCs w:val="19"/>
-              </w:rPr>
-              <w:t xml:space="preserve">Model card</w:t>
-            </w:r>
-          </w:p>
-        </w:tc>
-      </w:tr>
-      <w:tr>
-        <w:tc>
-          <w:tcPr>
-            <w:tcW w:type="dxa" w:w="2300"/>
-            <w:tcMar>
-              <w:top w:type="dxa" w:w="60"/>
-              <w:left w:type="dxa" w:w="100"/>
-              <w:bottom w:type="dxa" w:w="60"/>
-              <w:right w:type="dxa" w:w="100"/>
-            </w:tcMar>
-          </w:tcPr>
-          <w:p>
-            <w:pPr>
-              <w:spacing w:after="0" w:line="252"/>
-            </w:pPr>
-            <w:r>
-              <w:rPr>
-                <w:rFonts w:ascii="Calibri" w:cs="Calibri" w:eastAsia="Calibri" w:hAnsi="Calibri"/>
-                <w:b w:val="false"/>
-                <w:bCs w:val="false"/>
-                <w:i w:val="false"/>
-                <w:iCs w:val="false"/>
-                <w:sz w:val="19"/>
-                <w:szCs w:val="19"/>
-              </w:rPr>
-              <w:t xml:space="preserve">Licence</w:t>
-            </w:r>
-          </w:p>
-        </w:tc>
-        <w:tc>
-          <w:tcPr>
-            <w:tcW w:type="dxa" w:w="5000"/>
-            <w:tcMar>
-              <w:top w:type="dxa" w:w="60"/>
-              <w:left w:type="dxa" w:w="100"/>
-              <w:bottom w:type="dxa" w:w="60"/>
-              <w:right w:type="dxa" w:w="100"/>
-            </w:tcMar>
-          </w:tcPr>
-          <w:p>
-            <w:pPr>
-              <w:spacing w:after="0" w:line="252"/>
-            </w:pPr>
-            <w:r>
-              <w:rPr>
-                <w:rFonts w:ascii="Calibri" w:cs="Calibri" w:eastAsia="Calibri" w:hAnsi="Calibri"/>
-                <w:b w:val="false"/>
-                <w:bCs w:val="false"/>
-                <w:i w:val="false"/>
-                <w:iCs w:val="false"/>
-                <w:sz w:val="19"/>
-                <w:szCs w:val="19"/>
-              </w:rPr>
-              <w:t xml:space="preserve">Apache 2.0</w:t>
-            </w:r>
-          </w:p>
-        </w:tc>
-        <w:tc>
-          <w:tcPr>
-            <w:tcW w:type="dxa" w:w="2000"/>
-            <w:tcMar>
-              <w:top w:type="dxa" w:w="60"/>
-              <w:left w:type="dxa" w:w="100"/>
-              <w:bottom w:type="dxa" w:w="60"/>
-              <w:right w:type="dxa" w:w="100"/>
-            </w:tcMar>
-          </w:tcPr>
-          <w:p>
-            <w:pPr>
-              <w:spacing w:after="0" w:line="252"/>
-            </w:pPr>
-            <w:r>
-              <w:rPr>
-                <w:rFonts w:ascii="Calibri" w:cs="Calibri" w:eastAsia="Calibri" w:hAnsi="Calibri"/>
-                <w:b w:val="false"/>
-                <w:bCs w:val="false"/>
-                <w:i w:val="false"/>
-                <w:iCs w:val="false"/>
-                <w:sz w:val="19"/>
-                <w:szCs w:val="19"/>
-              </w:rPr>
-              <w:t xml:space="preserve">Model card</w:t>
-            </w:r>
-          </w:p>
-        </w:tc>
-      </w:tr>
-      <w:tr>
-        <w:tc>
-          <w:tcPr>
-            <w:tcW w:type="dxa" w:w="2300"/>
-            <w:tcMar>
-              <w:top w:type="dxa" w:w="60"/>
-              <w:left w:type="dxa" w:w="100"/>
-              <w:bottom w:type="dxa" w:w="60"/>
-              <w:right w:type="dxa" w:w="100"/>
-            </w:tcMar>
-          </w:tcPr>
-          <w:p>
-            <w:pPr>
-              <w:spacing w:after="0" w:line="252"/>
-            </w:pPr>
-            <w:r>
-              <w:rPr>
-                <w:rFonts w:ascii="Calibri" w:cs="Calibri" w:eastAsia="Calibri" w:hAnsi="Calibri"/>
-                <w:b w:val="false"/>
-                <w:bCs w:val="false"/>
-                <w:i w:val="false"/>
-                <w:iCs w:val="false"/>
-                <w:sz w:val="19"/>
-                <w:szCs w:val="19"/>
-              </w:rPr>
-              <w:t xml:space="preserve">Our build</w:t>
-            </w:r>
-          </w:p>
-        </w:tc>
-        <w:tc>
-          <w:tcPr>
-            <w:tcW w:type="dxa" w:w="5000"/>
-            <w:tcMar>
-              <w:top w:type="dxa" w:w="60"/>
-              <w:left w:type="dxa" w:w="100"/>
-              <w:bottom w:type="dxa" w:w="60"/>
-              <w:right w:type="dxa" w:w="100"/>
-            </w:tcMar>
-          </w:tcPr>
-          <w:p>
-            <w:pPr>
-              <w:spacing w:after="0" w:line="252"/>
-            </w:pPr>
-            <w:r>
-              <w:rPr>
-                <w:rFonts w:ascii="Calibri" w:cs="Calibri" w:eastAsia="Calibri" w:hAnsi="Calibri"/>
-                <w:b w:val="false"/>
-                <w:bCs w:val="false"/>
-                <w:i w:val="false"/>
-                <w:iCs w:val="false"/>
-                <w:sz w:val="19"/>
-                <w:szCs w:val="19"/>
-              </w:rPr>
-              <w:t xml:space="preserve">4-bit MLX conversion, 3.55 GB of weights</w:t>
-            </w:r>
-          </w:p>
-        </w:tc>
-        <w:tc>
-          <w:tcPr>
-            <w:tcW w:type="dxa" w:w="2000"/>
-            <w:tcMar>
-              <w:top w:type="dxa" w:w="60"/>
-              <w:left w:type="dxa" w:w="100"/>
-              <w:bottom w:type="dxa" w:w="60"/>
-              <w:right w:type="dxa" w:w="100"/>
-            </w:tcMar>
-          </w:tcPr>
-          <w:p>
-            <w:pPr>
-              <w:spacing w:after="0" w:line="252"/>
-            </w:pPr>
-            <w:r>
-              <w:rPr>
-                <w:rFonts w:ascii="Calibri" w:cs="Calibri" w:eastAsia="Calibri" w:hAnsi="Calibri"/>
-                <w:b w:val="false"/>
-                <w:bCs w:val="false"/>
-                <w:i w:val="false"/>
-                <w:iCs w:val="false"/>
-                <w:sz w:val="19"/>
-                <w:szCs w:val="19"/>
-              </w:rPr>
-              <w:t xml:space="preserve">Hugging Face repository</w:t>
-            </w:r>
-          </w:p>
-        </w:tc>
-      </w:tr>
-      <w:tr>
-        <w:tc>
-          <w:tcPr>
-            <w:tcW w:type="dxa" w:w="2300"/>
-            <w:tcMar>
-              <w:top w:type="dxa" w:w="60"/>
-              <w:left w:type="dxa" w:w="100"/>
-              <w:bottom w:type="dxa" w:w="60"/>
-              <w:right w:type="dxa" w:w="100"/>
-            </w:tcMar>
-          </w:tcPr>
-          <w:p>
-            <w:pPr>
-              <w:spacing w:after="0" w:line="252"/>
-            </w:pPr>
-            <w:r>
-              <w:rPr>
-                <w:rFonts w:ascii="Calibri" w:cs="Calibri" w:eastAsia="Calibri" w:hAnsi="Calibri"/>
-                <w:b w:val="false"/>
-                <w:bCs w:val="false"/>
-                <w:i w:val="false"/>
-                <w:iCs w:val="false"/>
-                <w:sz w:val="19"/>
-                <w:szCs w:val="19"/>
-              </w:rPr>
-              <w:t xml:space="preserve">Speed on our Mac</w:t>
-            </w:r>
-          </w:p>
-        </w:tc>
-        <w:tc>
-          <w:tcPr>
-            <w:tcW w:type="dxa" w:w="5000"/>
-            <w:tcMar>
-              <w:top w:type="dxa" w:w="60"/>
-              <w:left w:type="dxa" w:w="100"/>
-              <w:bottom w:type="dxa" w:w="60"/>
-              <w:right w:type="dxa" w:w="100"/>
-            </w:tcMar>
-          </w:tcPr>
-          <w:p>
-            <w:pPr>
-              <w:spacing w:after="0" w:line="252"/>
-            </w:pPr>
-            <w:r>
-              <w:rPr>
-                <w:rFonts w:ascii="Calibri" w:cs="Calibri" w:eastAsia="Calibri" w:hAnsi="Calibri"/>
-                <w:b w:val="false"/>
-                <w:bCs w:val="false"/>
-                <w:i w:val="false"/>
-                <w:iCs w:val="false"/>
-                <w:sz w:val="19"/>
-                <w:szCs w:val="19"/>
-              </w:rPr>
-              <w:t xml:space="preserve">About 15 tokens per second</w:t>
-            </w:r>
-          </w:p>
-        </w:tc>
-        <w:tc>
-          <w:tcPr>
-            <w:tcW w:type="dxa" w:w="2000"/>
-            <w:tcMar>
-              <w:top w:type="dxa" w:w="60"/>
-              <w:left w:type="dxa" w:w="100"/>
-              <w:bottom w:type="dxa" w:w="60"/>
-              <w:right w:type="dxa" w:w="100"/>
-            </w:tcMar>
-          </w:tcPr>
-          <w:p>
-            <w:pPr>
-              <w:spacing w:after="0" w:line="252"/>
-            </w:pPr>
-            <w:r>
-              <w:rPr>
-                <w:rFonts w:ascii="Calibri" w:cs="Calibri" w:eastAsia="Calibri" w:hAnsi="Calibri"/>
-                <w:b w:val="false"/>
-                <w:bCs w:val="false"/>
-                <w:i w:val="false"/>
-                <w:iCs w:val="false"/>
-                <w:sz w:val="19"/>
-                <w:szCs w:val="19"/>
-              </w:rPr>
-              <w:t xml:space="preserve">Measured</w:t>
+            <w:tcW w:type="dxa" w:w="2600"/>
+            <w:tcMar>
+              <w:top w:type="dxa" w:w="60"/>
+              <w:left w:type="dxa" w:w="100"/>
+              <w:bottom w:type="dxa" w:w="60"/>
+              <w:right w:type="dxa" w:w="100"/>
+            </w:tcMar>
+          </w:tcPr>
+          <w:p>
+            <w:pPr>
+              <w:spacing w:after="0" w:line="252"/>
+            </w:pPr>
+            <w:r>
+              <w:rPr>
+                <w:rFonts w:ascii="Calibri" w:cs="Calibri" w:eastAsia="Calibri" w:hAnsi="Calibri"/>
+                <w:b w:val="false"/>
+                <w:bCs w:val="false"/>
+                <w:i w:val="false"/>
+                <w:iCs w:val="false"/>
+                <w:sz w:val="19"/>
+                <w:szCs w:val="19"/>
+              </w:rPr>
+              <w:t xml:space="preserve">Total for the AI layer</w:t>
+            </w:r>
+          </w:p>
+        </w:tc>
+        <w:tc>
+          <w:tcPr>
+            <w:tcW w:type="dxa" w:w="1800"/>
+            <w:tcMar>
+              <w:top w:type="dxa" w:w="60"/>
+              <w:left w:type="dxa" w:w="100"/>
+              <w:bottom w:type="dxa" w:w="60"/>
+              <w:right w:type="dxa" w:w="100"/>
+            </w:tcMar>
+          </w:tcPr>
+          <w:p>
+            <w:pPr>
+              <w:spacing w:after="0" w:line="252"/>
+            </w:pPr>
+            <w:r>
+              <w:rPr>
+                <w:rFonts w:ascii="Calibri" w:cs="Calibri" w:eastAsia="Calibri" w:hAnsi="Calibri"/>
+                <w:b w:val="false"/>
+                <w:bCs w:val="false"/>
+                <w:i w:val="false"/>
+                <w:iCs w:val="false"/>
+                <w:sz w:val="19"/>
+                <w:szCs w:val="19"/>
+              </w:rPr>
+              <w:t xml:space="preserve">about 5 GB</w:t>
+            </w:r>
+          </w:p>
+        </w:tc>
+        <w:tc>
+          <w:tcPr>
+            <w:tcW w:type="dxa" w:w="4900"/>
+            <w:tcMar>
+              <w:top w:type="dxa" w:w="60"/>
+              <w:left w:type="dxa" w:w="100"/>
+              <w:bottom w:type="dxa" w:w="60"/>
+              <w:right w:type="dxa" w:w="100"/>
+            </w:tcMar>
+          </w:tcPr>
+          <w:p>
+            <w:pPr>
+              <w:spacing w:after="0" w:line="252"/>
+            </w:pPr>
+            <w:r>
+              <w:rPr>
+                <w:rFonts w:ascii="Calibri" w:cs="Calibri" w:eastAsia="Calibri" w:hAnsi="Calibri"/>
+                <w:b w:val="false"/>
+                <w:bCs w:val="false"/>
+                <w:i w:val="false"/>
+                <w:iCs w:val="false"/>
+                <w:sz w:val="19"/>
+                <w:szCs w:val="19"/>
+              </w:rPr>
+              <w:t xml:space="preserve">Leaving roughly 11 GB for macOS, Chrome and everything else</w:t>
             </w:r>
           </w:p>
         </w:tc>
@@ -5063,73 +5146,7 @@
           <w:sz w:val="20"/>
           <w:szCs w:val="20"/>
         </w:rPr>
-        <w:t xml:space="preserve">Table 6. Gemma 4 E2B.</w:t>
-      </w:r>
-    </w:p>
-    <w:p>
-      <w:pPr>
-        <w:spacing w:after="120" w:line="276"/>
-        <w:jc w:val="both"/>
-      </w:pPr>
-      <w:r>
-        <w:rPr>
-          <w:rFonts w:ascii="Calibri" w:cs="Calibri" w:eastAsia="Calibri" w:hAnsi="Calibri"/>
-          <w:b w:val="false"/>
-          <w:bCs w:val="false"/>
-          <w:i w:val="false"/>
-          <w:iCs w:val="false"/>
-          <w:sz w:val="22"/>
-          <w:szCs w:val="22"/>
-        </w:rPr>
-        <w:t xml:space="preserve">Two design choices explain why such a small model does well enough for us. </w:t>
-      </w:r>
-      <w:r>
-        <w:rPr>
-          <w:rFonts w:ascii="Calibri" w:cs="Calibri" w:eastAsia="Calibri" w:hAnsi="Calibri"/>
-          <w:b/>
-          <w:bCs/>
-          <w:i w:val="false"/>
-          <w:iCs w:val="false"/>
-          <w:sz w:val="22"/>
-          <w:szCs w:val="22"/>
-        </w:rPr>
-        <w:t xml:space="preserve">Per-layer embeddings</w:t>
-      </w:r>
-      <w:r>
-        <w:rPr>
-          <w:rFonts w:ascii="Calibri" w:cs="Calibri" w:eastAsia="Calibri" w:hAnsi="Calibri"/>
-          <w:b w:val="false"/>
-          <w:bCs w:val="false"/>
-          <w:i w:val="false"/>
-          <w:iCs w:val="false"/>
-          <w:sz w:val="22"/>
-          <w:szCs w:val="22"/>
-        </w:rPr>
-        <w:t xml:space="preserve"> put a large share of the parameters into lookup tables that are cheap to store and cheap to use. The model has 5.1 billion parameters, but at inference it costs roughly what a 2.3 billion model costs. </w:t>
-      </w:r>
-      <w:r>
-        <w:rPr>
-          <w:rFonts w:ascii="Calibri" w:cs="Calibri" w:eastAsia="Calibri" w:hAnsi="Calibri"/>
-          <w:b/>
-          <w:bCs/>
-          <w:i w:val="false"/>
-          <w:iCs w:val="false"/>
-          <w:sz w:val="22"/>
-          <w:szCs w:val="22"/>
-        </w:rPr>
-        <w:t xml:space="preserve">Sliding-window attention</w:t>
-      </w:r>
-      <w:r>
-        <w:rPr>
-          <w:rFonts w:ascii="Calibri" w:cs="Calibri" w:eastAsia="Calibri" w:hAnsi="Calibri"/>
-          <w:b w:val="false"/>
-          <w:bCs w:val="false"/>
-          <w:i w:val="false"/>
-          <w:iCs w:val="false"/>
-          <w:sz w:val="22"/>
-          <w:szCs w:val="22"/>
-        </w:rPr>
-        <w:t xml:space="preserve"> means most layers only look at the last 512 tokens, so the working cache grows slowly with context. On a 16 GB machine, both matter.</w:t>
+        <w:t xml:space="preserve">Table 6. The memory budget on the demo Mac.</w:t>
       </w:r>
     </w:p>
     <w:p>
@@ -5142,7 +5159,7 @@
         <w:rPr>
           <w:rFonts w:ascii="Calibri" w:cs="Calibri" w:eastAsia="Calibri" w:hAnsi="Calibri"/>
         </w:rPr>
-        <w:t xml:space="preserve">4.4 Sampling settings</w:t>
+        <w:t xml:space="preserve">4.2 What Gemma 4 E2B actually is</w:t>
       </w:r>
     </w:p>
     <w:p>
@@ -5160,7 +5177,825 @@
           <w:sz w:val="22"/>
           <w:szCs w:val="22"/>
         </w:rPr>
-        <w:t xml:space="preserve">Google recommends a temperature of 1.0 for Gemma 4. That is advice for open conversation. Almost everything we ask for is constrained: JSON with ingredient ids that must exist, quantities a person can eat, steps that must not mention food the recipe does not contain. We run recipe writing at temperature 0.2, with one retry at 0 if the JSON does not parse, and chat at 0.3. The chef sounds a little plainer. It also makes far fewer mistakes, which matched course section 7 on decoding.</w:t>
+        <w:t xml:space="preserve">Numbers below come from the model's own configuration file on Hugging Face, not from a blog post.</w:t>
+      </w:r>
+    </w:p>
+    <w:tbl>
+      <w:tblPr>
+        <w:tblW w:type="dxa" w:w="9300"/>
+        <w:tblBorders>
+          <w:top w:val="single" w:color="BBBBBB" w:sz="4"/>
+          <w:left w:val="single" w:color="BBBBBB" w:sz="4"/>
+          <w:bottom w:val="single" w:color="BBBBBB" w:sz="4"/>
+          <w:right w:val="single" w:color="BBBBBB" w:sz="4"/>
+          <w:insideH w:val="single" w:color="DDDDDD" w:sz="4"/>
+          <w:insideV w:val="single" w:color="DDDDDD" w:sz="4"/>
+        </w:tblBorders>
+      </w:tblPr>
+      <w:tblGrid>
+        <w:gridCol w:w="1800"/>
+        <w:gridCol w:w="2500"/>
+        <w:gridCol w:w="5000"/>
+      </w:tblGrid>
+      <w:tr>
+        <w:trPr>
+          <w:tblHeader/>
+        </w:trPr>
+        <w:tc>
+          <w:tcPr>
+            <w:tcW w:type="dxa" w:w="1800"/>
+            <w:shd w:fill="1F3864" w:color="auto" w:val="clear"/>
+            <w:tcMar>
+              <w:top w:type="dxa" w:w="60"/>
+              <w:left w:type="dxa" w:w="100"/>
+              <w:bottom w:type="dxa" w:w="60"/>
+              <w:right w:type="dxa" w:w="100"/>
+            </w:tcMar>
+          </w:tcPr>
+          <w:p>
+            <w:pPr>
+              <w:spacing w:after="0" w:line="252"/>
+            </w:pPr>
+            <w:r>
+              <w:rPr>
+                <w:rFonts w:ascii="Calibri" w:cs="Calibri" w:eastAsia="Calibri" w:hAnsi="Calibri"/>
+                <w:b/>
+                <w:bCs/>
+                <w:i w:val="false"/>
+                <w:iCs w:val="false"/>
+                <w:color w:val="FFFFFF"/>
+                <w:sz w:val="19"/>
+                <w:szCs w:val="19"/>
+              </w:rPr>
+              <w:t xml:space="preserve">Property</w:t>
+            </w:r>
+          </w:p>
+        </w:tc>
+        <w:tc>
+          <w:tcPr>
+            <w:tcW w:type="dxa" w:w="2500"/>
+            <w:shd w:fill="1F3864" w:color="auto" w:val="clear"/>
+            <w:tcMar>
+              <w:top w:type="dxa" w:w="60"/>
+              <w:left w:type="dxa" w:w="100"/>
+              <w:bottom w:type="dxa" w:w="60"/>
+              <w:right w:type="dxa" w:w="100"/>
+            </w:tcMar>
+          </w:tcPr>
+          <w:p>
+            <w:pPr>
+              <w:spacing w:after="0" w:line="252"/>
+            </w:pPr>
+            <w:r>
+              <w:rPr>
+                <w:rFonts w:ascii="Calibri" w:cs="Calibri" w:eastAsia="Calibri" w:hAnsi="Calibri"/>
+                <w:b/>
+                <w:bCs/>
+                <w:i w:val="false"/>
+                <w:iCs w:val="false"/>
+                <w:color w:val="FFFFFF"/>
+                <w:sz w:val="19"/>
+                <w:szCs w:val="19"/>
+              </w:rPr>
+              <w:t xml:space="preserve">Value</w:t>
+            </w:r>
+          </w:p>
+        </w:tc>
+        <w:tc>
+          <w:tcPr>
+            <w:tcW w:type="dxa" w:w="5000"/>
+            <w:shd w:fill="1F3864" w:color="auto" w:val="clear"/>
+            <w:tcMar>
+              <w:top w:type="dxa" w:w="60"/>
+              <w:left w:type="dxa" w:w="100"/>
+              <w:bottom w:type="dxa" w:w="60"/>
+              <w:right w:type="dxa" w:w="100"/>
+            </w:tcMar>
+          </w:tcPr>
+          <w:p>
+            <w:pPr>
+              <w:spacing w:after="0" w:line="252"/>
+            </w:pPr>
+            <w:r>
+              <w:rPr>
+                <w:rFonts w:ascii="Calibri" w:cs="Calibri" w:eastAsia="Calibri" w:hAnsi="Calibri"/>
+                <w:b/>
+                <w:bCs/>
+                <w:i w:val="false"/>
+                <w:iCs w:val="false"/>
+                <w:color w:val="FFFFFF"/>
+                <w:sz w:val="19"/>
+                <w:szCs w:val="19"/>
+              </w:rPr>
+              <w:t xml:space="preserve">What it means for us</w:t>
+            </w:r>
+          </w:p>
+        </w:tc>
+      </w:tr>
+      <w:tr>
+        <w:tc>
+          <w:tcPr>
+            <w:tcW w:type="dxa" w:w="1800"/>
+            <w:tcMar>
+              <w:top w:type="dxa" w:w="60"/>
+              <w:left w:type="dxa" w:w="100"/>
+              <w:bottom w:type="dxa" w:w="60"/>
+              <w:right w:type="dxa" w:w="100"/>
+            </w:tcMar>
+          </w:tcPr>
+          <w:p>
+            <w:pPr>
+              <w:spacing w:after="0" w:line="252"/>
+            </w:pPr>
+            <w:r>
+              <w:rPr>
+                <w:rFonts w:ascii="Calibri" w:cs="Calibri" w:eastAsia="Calibri" w:hAnsi="Calibri"/>
+                <w:b w:val="false"/>
+                <w:bCs w:val="false"/>
+                <w:i w:val="false"/>
+                <w:iCs w:val="false"/>
+                <w:sz w:val="19"/>
+                <w:szCs w:val="19"/>
+              </w:rPr>
+              <w:t xml:space="preserve">Parameters</w:t>
+            </w:r>
+          </w:p>
+        </w:tc>
+        <w:tc>
+          <w:tcPr>
+            <w:tcW w:type="dxa" w:w="2500"/>
+            <w:tcMar>
+              <w:top w:type="dxa" w:w="60"/>
+              <w:left w:type="dxa" w:w="100"/>
+              <w:bottom w:type="dxa" w:w="60"/>
+              <w:right w:type="dxa" w:w="100"/>
+            </w:tcMar>
+          </w:tcPr>
+          <w:p>
+            <w:pPr>
+              <w:spacing w:after="0" w:line="252"/>
+            </w:pPr>
+            <w:r>
+              <w:rPr>
+                <w:rFonts w:ascii="Calibri" w:cs="Calibri" w:eastAsia="Calibri" w:hAnsi="Calibri"/>
+                <w:b w:val="false"/>
+                <w:bCs w:val="false"/>
+                <w:i w:val="false"/>
+                <w:iCs w:val="false"/>
+                <w:sz w:val="19"/>
+                <w:szCs w:val="19"/>
+              </w:rPr>
+              <w:t xml:space="preserve">2.3 billion effective, 5.1 billion in total</w:t>
+            </w:r>
+          </w:p>
+        </w:tc>
+        <w:tc>
+          <w:tcPr>
+            <w:tcW w:type="dxa" w:w="5000"/>
+            <w:tcMar>
+              <w:top w:type="dxa" w:w="60"/>
+              <w:left w:type="dxa" w:w="100"/>
+              <w:bottom w:type="dxa" w:w="60"/>
+              <w:right w:type="dxa" w:w="100"/>
+            </w:tcMar>
+          </w:tcPr>
+          <w:p>
+            <w:pPr>
+              <w:spacing w:after="0" w:line="252"/>
+            </w:pPr>
+            <w:r>
+              <w:rPr>
+                <w:rFonts w:ascii="Calibri" w:cs="Calibri" w:eastAsia="Calibri" w:hAnsi="Calibri"/>
+                <w:b w:val="false"/>
+                <w:bCs w:val="false"/>
+                <w:i w:val="false"/>
+                <w:iCs w:val="false"/>
+                <w:sz w:val="19"/>
+                <w:szCs w:val="19"/>
+              </w:rPr>
+              <w:t xml:space="preserve">Per-Layer Embeddings hold a large share of the weights in lookup tables that are cheap to read, so the model costs about what a 2.3 B model costs to run while knowing what a 5 B model knows</w:t>
+            </w:r>
+          </w:p>
+        </w:tc>
+      </w:tr>
+      <w:tr>
+        <w:tc>
+          <w:tcPr>
+            <w:tcW w:type="dxa" w:w="1800"/>
+            <w:tcMar>
+              <w:top w:type="dxa" w:w="60"/>
+              <w:left w:type="dxa" w:w="100"/>
+              <w:bottom w:type="dxa" w:w="60"/>
+              <w:right w:type="dxa" w:w="100"/>
+            </w:tcMar>
+          </w:tcPr>
+          <w:p>
+            <w:pPr>
+              <w:spacing w:after="0" w:line="252"/>
+            </w:pPr>
+            <w:r>
+              <w:rPr>
+                <w:rFonts w:ascii="Calibri" w:cs="Calibri" w:eastAsia="Calibri" w:hAnsi="Calibri"/>
+                <w:b w:val="false"/>
+                <w:bCs w:val="false"/>
+                <w:i w:val="false"/>
+                <w:iCs w:val="false"/>
+                <w:sz w:val="19"/>
+                <w:szCs w:val="19"/>
+              </w:rPr>
+              <w:t xml:space="preserve">Layers</w:t>
+            </w:r>
+          </w:p>
+        </w:tc>
+        <w:tc>
+          <w:tcPr>
+            <w:tcW w:type="dxa" w:w="2500"/>
+            <w:tcMar>
+              <w:top w:type="dxa" w:w="60"/>
+              <w:left w:type="dxa" w:w="100"/>
+              <w:bottom w:type="dxa" w:w="60"/>
+              <w:right w:type="dxa" w:w="100"/>
+            </w:tcMar>
+          </w:tcPr>
+          <w:p>
+            <w:pPr>
+              <w:spacing w:after="0" w:line="252"/>
+            </w:pPr>
+            <w:r>
+              <w:rPr>
+                <w:rFonts w:ascii="Calibri" w:cs="Calibri" w:eastAsia="Calibri" w:hAnsi="Calibri"/>
+                <w:b w:val="false"/>
+                <w:bCs w:val="false"/>
+                <w:i w:val="false"/>
+                <w:iCs w:val="false"/>
+                <w:sz w:val="19"/>
+                <w:szCs w:val="19"/>
+              </w:rPr>
+              <w:t xml:space="preserve">35</w:t>
+            </w:r>
+          </w:p>
+        </w:tc>
+        <w:tc>
+          <w:tcPr>
+            <w:tcW w:type="dxa" w:w="5000"/>
+            <w:tcMar>
+              <w:top w:type="dxa" w:w="60"/>
+              <w:left w:type="dxa" w:w="100"/>
+              <w:bottom w:type="dxa" w:w="60"/>
+              <w:right w:type="dxa" w:w="100"/>
+            </w:tcMar>
+          </w:tcPr>
+          <w:p>
+            <w:pPr>
+              <w:spacing w:after="0" w:line="252"/>
+            </w:pPr>
+            <w:r>
+              <w:rPr>
+                <w:rFonts w:ascii="Calibri" w:cs="Calibri" w:eastAsia="Calibri" w:hAnsi="Calibri"/>
+                <w:b w:val="false"/>
+                <w:bCs w:val="false"/>
+                <w:i w:val="false"/>
+                <w:iCs w:val="false"/>
+                <w:sz w:val="19"/>
+                <w:szCs w:val="19"/>
+              </w:rPr>
+              <w:t xml:space="preserve">Depth of the stack; every layer's weights are read for every token</w:t>
+            </w:r>
+          </w:p>
+        </w:tc>
+      </w:tr>
+      <w:tr>
+        <w:tc>
+          <w:tcPr>
+            <w:tcW w:type="dxa" w:w="1800"/>
+            <w:tcMar>
+              <w:top w:type="dxa" w:w="60"/>
+              <w:left w:type="dxa" w:w="100"/>
+              <w:bottom w:type="dxa" w:w="60"/>
+              <w:right w:type="dxa" w:w="100"/>
+            </w:tcMar>
+          </w:tcPr>
+          <w:p>
+            <w:pPr>
+              <w:spacing w:after="0" w:line="252"/>
+            </w:pPr>
+            <w:r>
+              <w:rPr>
+                <w:rFonts w:ascii="Calibri" w:cs="Calibri" w:eastAsia="Calibri" w:hAnsi="Calibri"/>
+                <w:b w:val="false"/>
+                <w:bCs w:val="false"/>
+                <w:i w:val="false"/>
+                <w:iCs w:val="false"/>
+                <w:sz w:val="19"/>
+                <w:szCs w:val="19"/>
+              </w:rPr>
+              <w:t xml:space="preserve">Attention heads</w:t>
+            </w:r>
+          </w:p>
+        </w:tc>
+        <w:tc>
+          <w:tcPr>
+            <w:tcW w:type="dxa" w:w="2500"/>
+            <w:tcMar>
+              <w:top w:type="dxa" w:w="60"/>
+              <w:left w:type="dxa" w:w="100"/>
+              <w:bottom w:type="dxa" w:w="60"/>
+              <w:right w:type="dxa" w:w="100"/>
+            </w:tcMar>
+          </w:tcPr>
+          <w:p>
+            <w:pPr>
+              <w:spacing w:after="0" w:line="252"/>
+            </w:pPr>
+            <w:r>
+              <w:rPr>
+                <w:rFonts w:ascii="Calibri" w:cs="Calibri" w:eastAsia="Calibri" w:hAnsi="Calibri"/>
+                <w:b w:val="false"/>
+                <w:bCs w:val="false"/>
+                <w:i w:val="false"/>
+                <w:iCs w:val="false"/>
+                <w:sz w:val="19"/>
+                <w:szCs w:val="19"/>
+              </w:rPr>
+              <w:t xml:space="preserve">8 query heads, 1 key/value head</w:t>
+            </w:r>
+          </w:p>
+        </w:tc>
+        <w:tc>
+          <w:tcPr>
+            <w:tcW w:type="dxa" w:w="5000"/>
+            <w:tcMar>
+              <w:top w:type="dxa" w:w="60"/>
+              <w:left w:type="dxa" w:w="100"/>
+              <w:bottom w:type="dxa" w:w="60"/>
+              <w:right w:type="dxa" w:w="100"/>
+            </w:tcMar>
+          </w:tcPr>
+          <w:p>
+            <w:pPr>
+              <w:spacing w:after="0" w:line="252"/>
+            </w:pPr>
+            <w:r>
+              <w:rPr>
+                <w:rFonts w:ascii="Calibri" w:cs="Calibri" w:eastAsia="Calibri" w:hAnsi="Calibri"/>
+                <w:b w:val="false"/>
+                <w:bCs w:val="false"/>
+                <w:i w:val="false"/>
+                <w:iCs w:val="false"/>
+                <w:sz w:val="19"/>
+                <w:szCs w:val="19"/>
+              </w:rPr>
+              <w:t xml:space="preserve">Multi-query attention: all 8 heads share one set of keys and values, so the cache that grows with the conversation is 8 times smaller than it would otherwise be</w:t>
+            </w:r>
+          </w:p>
+        </w:tc>
+      </w:tr>
+      <w:tr>
+        <w:tc>
+          <w:tcPr>
+            <w:tcW w:type="dxa" w:w="1800"/>
+            <w:tcMar>
+              <w:top w:type="dxa" w:w="60"/>
+              <w:left w:type="dxa" w:w="100"/>
+              <w:bottom w:type="dxa" w:w="60"/>
+              <w:right w:type="dxa" w:w="100"/>
+            </w:tcMar>
+          </w:tcPr>
+          <w:p>
+            <w:pPr>
+              <w:spacing w:after="0" w:line="252"/>
+            </w:pPr>
+            <w:r>
+              <w:rPr>
+                <w:rFonts w:ascii="Calibri" w:cs="Calibri" w:eastAsia="Calibri" w:hAnsi="Calibri"/>
+                <w:b w:val="false"/>
+                <w:bCs w:val="false"/>
+                <w:i w:val="false"/>
+                <w:iCs w:val="false"/>
+                <w:sz w:val="19"/>
+                <w:szCs w:val="19"/>
+              </w:rPr>
+              <w:t xml:space="preserve">Head dimension</w:t>
+            </w:r>
+          </w:p>
+        </w:tc>
+        <w:tc>
+          <w:tcPr>
+            <w:tcW w:type="dxa" w:w="2500"/>
+            <w:tcMar>
+              <w:top w:type="dxa" w:w="60"/>
+              <w:left w:type="dxa" w:w="100"/>
+              <w:bottom w:type="dxa" w:w="60"/>
+              <w:right w:type="dxa" w:w="100"/>
+            </w:tcMar>
+          </w:tcPr>
+          <w:p>
+            <w:pPr>
+              <w:spacing w:after="0" w:line="252"/>
+            </w:pPr>
+            <w:r>
+              <w:rPr>
+                <w:rFonts w:ascii="Calibri" w:cs="Calibri" w:eastAsia="Calibri" w:hAnsi="Calibri"/>
+                <w:b w:val="false"/>
+                <w:bCs w:val="false"/>
+                <w:i w:val="false"/>
+                <w:iCs w:val="false"/>
+                <w:sz w:val="19"/>
+                <w:szCs w:val="19"/>
+              </w:rPr>
+              <w:t xml:space="preserve">256</w:t>
+            </w:r>
+          </w:p>
+        </w:tc>
+        <w:tc>
+          <w:tcPr>
+            <w:tcW w:type="dxa" w:w="5000"/>
+            <w:tcMar>
+              <w:top w:type="dxa" w:w="60"/>
+              <w:left w:type="dxa" w:w="100"/>
+              <w:bottom w:type="dxa" w:w="60"/>
+              <w:right w:type="dxa" w:w="100"/>
+            </w:tcMar>
+          </w:tcPr>
+          <w:p>
+            <w:pPr>
+              <w:spacing w:after="0" w:line="252"/>
+            </w:pPr>
+            <w:r>
+              <w:rPr>
+                <w:rFonts w:ascii="Calibri" w:cs="Calibri" w:eastAsia="Calibri" w:hAnsi="Calibri"/>
+                <w:b w:val="false"/>
+                <w:bCs w:val="false"/>
+                <w:i w:val="false"/>
+                <w:iCs w:val="false"/>
+                <w:sz w:val="19"/>
+                <w:szCs w:val="19"/>
+              </w:rPr>
+              <w:t xml:space="preserve">Sets the size of that cache: 2 x 1 x 256 x 2 bytes = 1 KB per token per layer</w:t>
+            </w:r>
+          </w:p>
+        </w:tc>
+      </w:tr>
+      <w:tr>
+        <w:tc>
+          <w:tcPr>
+            <w:tcW w:type="dxa" w:w="1800"/>
+            <w:tcMar>
+              <w:top w:type="dxa" w:w="60"/>
+              <w:left w:type="dxa" w:w="100"/>
+              <w:bottom w:type="dxa" w:w="60"/>
+              <w:right w:type="dxa" w:w="100"/>
+            </w:tcMar>
+          </w:tcPr>
+          <w:p>
+            <w:pPr>
+              <w:spacing w:after="0" w:line="252"/>
+            </w:pPr>
+            <w:r>
+              <w:rPr>
+                <w:rFonts w:ascii="Calibri" w:cs="Calibri" w:eastAsia="Calibri" w:hAnsi="Calibri"/>
+                <w:b w:val="false"/>
+                <w:bCs w:val="false"/>
+                <w:i w:val="false"/>
+                <w:iCs w:val="false"/>
+                <w:sz w:val="19"/>
+                <w:szCs w:val="19"/>
+              </w:rPr>
+              <w:t xml:space="preserve">Attention pattern</w:t>
+            </w:r>
+          </w:p>
+        </w:tc>
+        <w:tc>
+          <w:tcPr>
+            <w:tcW w:type="dxa" w:w="2500"/>
+            <w:tcMar>
+              <w:top w:type="dxa" w:w="60"/>
+              <w:left w:type="dxa" w:w="100"/>
+              <w:bottom w:type="dxa" w:w="60"/>
+              <w:right w:type="dxa" w:w="100"/>
+            </w:tcMar>
+          </w:tcPr>
+          <w:p>
+            <w:pPr>
+              <w:spacing w:after="0" w:line="252"/>
+            </w:pPr>
+            <w:r>
+              <w:rPr>
+                <w:rFonts w:ascii="Calibri" w:cs="Calibri" w:eastAsia="Calibri" w:hAnsi="Calibri"/>
+                <w:b w:val="false"/>
+                <w:bCs w:val="false"/>
+                <w:i w:val="false"/>
+                <w:iCs w:val="false"/>
+                <w:sz w:val="19"/>
+                <w:szCs w:val="19"/>
+              </w:rPr>
+              <w:t xml:space="preserve">28 sliding-window layers (512 tokens), 7 full-attention layers</w:t>
+            </w:r>
+          </w:p>
+        </w:tc>
+        <w:tc>
+          <w:tcPr>
+            <w:tcW w:type="dxa" w:w="5000"/>
+            <w:tcMar>
+              <w:top w:type="dxa" w:w="60"/>
+              <w:left w:type="dxa" w:w="100"/>
+              <w:bottom w:type="dxa" w:w="60"/>
+              <w:right w:type="dxa" w:w="100"/>
+            </w:tcMar>
+          </w:tcPr>
+          <w:p>
+            <w:pPr>
+              <w:spacing w:after="0" w:line="252"/>
+            </w:pPr>
+            <w:r>
+              <w:rPr>
+                <w:rFonts w:ascii="Calibri" w:cs="Calibri" w:eastAsia="Calibri" w:hAnsi="Calibri"/>
+                <w:b w:val="false"/>
+                <w:bCs w:val="false"/>
+                <w:i w:val="false"/>
+                <w:iCs w:val="false"/>
+                <w:sz w:val="19"/>
+                <w:szCs w:val="19"/>
+              </w:rPr>
+              <w:t xml:space="preserve">Only every fifth layer looks at the whole conversation; the rest look at the last 512 tokens. This is what keeps the cache small (4.2.1)</w:t>
+            </w:r>
+          </w:p>
+        </w:tc>
+      </w:tr>
+      <w:tr>
+        <w:tc>
+          <w:tcPr>
+            <w:tcW w:type="dxa" w:w="1800"/>
+            <w:tcMar>
+              <w:top w:type="dxa" w:w="60"/>
+              <w:left w:type="dxa" w:w="100"/>
+              <w:bottom w:type="dxa" w:w="60"/>
+              <w:right w:type="dxa" w:w="100"/>
+            </w:tcMar>
+          </w:tcPr>
+          <w:p>
+            <w:pPr>
+              <w:spacing w:after="0" w:line="252"/>
+            </w:pPr>
+            <w:r>
+              <w:rPr>
+                <w:rFonts w:ascii="Calibri" w:cs="Calibri" w:eastAsia="Calibri" w:hAnsi="Calibri"/>
+                <w:b w:val="false"/>
+                <w:bCs w:val="false"/>
+                <w:i w:val="false"/>
+                <w:iCs w:val="false"/>
+                <w:sz w:val="19"/>
+                <w:szCs w:val="19"/>
+              </w:rPr>
+              <w:t xml:space="preserve">Vocabulary</w:t>
+            </w:r>
+          </w:p>
+        </w:tc>
+        <w:tc>
+          <w:tcPr>
+            <w:tcW w:type="dxa" w:w="2500"/>
+            <w:tcMar>
+              <w:top w:type="dxa" w:w="60"/>
+              <w:left w:type="dxa" w:w="100"/>
+              <w:bottom w:type="dxa" w:w="60"/>
+              <w:right w:type="dxa" w:w="100"/>
+            </w:tcMar>
+          </w:tcPr>
+          <w:p>
+            <w:pPr>
+              <w:spacing w:after="0" w:line="252"/>
+            </w:pPr>
+            <w:r>
+              <w:rPr>
+                <w:rFonts w:ascii="Calibri" w:cs="Calibri" w:eastAsia="Calibri" w:hAnsi="Calibri"/>
+                <w:b w:val="false"/>
+                <w:bCs w:val="false"/>
+                <w:i w:val="false"/>
+                <w:iCs w:val="false"/>
+                <w:sz w:val="19"/>
+                <w:szCs w:val="19"/>
+              </w:rPr>
+              <w:t xml:space="preserve">262,144 tokens</w:t>
+            </w:r>
+          </w:p>
+        </w:tc>
+        <w:tc>
+          <w:tcPr>
+            <w:tcW w:type="dxa" w:w="5000"/>
+            <w:tcMar>
+              <w:top w:type="dxa" w:w="60"/>
+              <w:left w:type="dxa" w:w="100"/>
+              <w:bottom w:type="dxa" w:w="60"/>
+              <w:right w:type="dxa" w:w="100"/>
+            </w:tcMar>
+          </w:tcPr>
+          <w:p>
+            <w:pPr>
+              <w:spacing w:after="0" w:line="252"/>
+            </w:pPr>
+            <w:r>
+              <w:rPr>
+                <w:rFonts w:ascii="Calibri" w:cs="Calibri" w:eastAsia="Calibri" w:hAnsi="Calibri"/>
+                <w:b w:val="false"/>
+                <w:bCs w:val="false"/>
+                <w:i w:val="false"/>
+                <w:iCs w:val="false"/>
+                <w:sz w:val="19"/>
+                <w:szCs w:val="19"/>
+              </w:rPr>
+              <w:t xml:space="preserve">A large vocabulary means fewer tokens per sentence, which means fewer passes through the model</w:t>
+            </w:r>
+          </w:p>
+        </w:tc>
+      </w:tr>
+      <w:tr>
+        <w:tc>
+          <w:tcPr>
+            <w:tcW w:type="dxa" w:w="1800"/>
+            <w:tcMar>
+              <w:top w:type="dxa" w:w="60"/>
+              <w:left w:type="dxa" w:w="100"/>
+              <w:bottom w:type="dxa" w:w="60"/>
+              <w:right w:type="dxa" w:w="100"/>
+            </w:tcMar>
+          </w:tcPr>
+          <w:p>
+            <w:pPr>
+              <w:spacing w:after="0" w:line="252"/>
+            </w:pPr>
+            <w:r>
+              <w:rPr>
+                <w:rFonts w:ascii="Calibri" w:cs="Calibri" w:eastAsia="Calibri" w:hAnsi="Calibri"/>
+                <w:b w:val="false"/>
+                <w:bCs w:val="false"/>
+                <w:i w:val="false"/>
+                <w:iCs w:val="false"/>
+                <w:sz w:val="19"/>
+                <w:szCs w:val="19"/>
+              </w:rPr>
+              <w:t xml:space="preserve">Context window</w:t>
+            </w:r>
+          </w:p>
+        </w:tc>
+        <w:tc>
+          <w:tcPr>
+            <w:tcW w:type="dxa" w:w="2500"/>
+            <w:tcMar>
+              <w:top w:type="dxa" w:w="60"/>
+              <w:left w:type="dxa" w:w="100"/>
+              <w:bottom w:type="dxa" w:w="60"/>
+              <w:right w:type="dxa" w:w="100"/>
+            </w:tcMar>
+          </w:tcPr>
+          <w:p>
+            <w:pPr>
+              <w:spacing w:after="0" w:line="252"/>
+            </w:pPr>
+            <w:r>
+              <w:rPr>
+                <w:rFonts w:ascii="Calibri" w:cs="Calibri" w:eastAsia="Calibri" w:hAnsi="Calibri"/>
+                <w:b w:val="false"/>
+                <w:bCs w:val="false"/>
+                <w:i w:val="false"/>
+                <w:iCs w:val="false"/>
+                <w:sz w:val="19"/>
+                <w:szCs w:val="19"/>
+              </w:rPr>
+              <w:t xml:space="preserve">131,072 tokens</w:t>
+            </w:r>
+          </w:p>
+        </w:tc>
+        <w:tc>
+          <w:tcPr>
+            <w:tcW w:type="dxa" w:w="5000"/>
+            <w:tcMar>
+              <w:top w:type="dxa" w:w="60"/>
+              <w:left w:type="dxa" w:w="100"/>
+              <w:bottom w:type="dxa" w:w="60"/>
+              <w:right w:type="dxa" w:w="100"/>
+            </w:tcMar>
+          </w:tcPr>
+          <w:p>
+            <w:pPr>
+              <w:spacing w:after="0" w:line="252"/>
+            </w:pPr>
+            <w:r>
+              <w:rPr>
+                <w:rFonts w:ascii="Calibri" w:cs="Calibri" w:eastAsia="Calibri" w:hAnsi="Calibri"/>
+                <w:b w:val="false"/>
+                <w:bCs w:val="false"/>
+                <w:i w:val="false"/>
+                <w:iCs w:val="false"/>
+                <w:sz w:val="19"/>
+                <w:szCs w:val="19"/>
+              </w:rPr>
+              <w:t xml:space="preserve">What the model supports. Not what we use: see 4.5</w:t>
+            </w:r>
+          </w:p>
+        </w:tc>
+      </w:tr>
+      <w:tr>
+        <w:tc>
+          <w:tcPr>
+            <w:tcW w:type="dxa" w:w="1800"/>
+            <w:tcMar>
+              <w:top w:type="dxa" w:w="60"/>
+              <w:left w:type="dxa" w:w="100"/>
+              <w:bottom w:type="dxa" w:w="60"/>
+              <w:right w:type="dxa" w:w="100"/>
+            </w:tcMar>
+          </w:tcPr>
+          <w:p>
+            <w:pPr>
+              <w:spacing w:after="0" w:line="252"/>
+            </w:pPr>
+            <w:r>
+              <w:rPr>
+                <w:rFonts w:ascii="Calibri" w:cs="Calibri" w:eastAsia="Calibri" w:hAnsi="Calibri"/>
+                <w:b w:val="false"/>
+                <w:bCs w:val="false"/>
+                <w:i w:val="false"/>
+                <w:iCs w:val="false"/>
+                <w:sz w:val="19"/>
+                <w:szCs w:val="19"/>
+              </w:rPr>
+              <w:t xml:space="preserve">Published precision</w:t>
+            </w:r>
+          </w:p>
+        </w:tc>
+        <w:tc>
+          <w:tcPr>
+            <w:tcW w:type="dxa" w:w="2500"/>
+            <w:tcMar>
+              <w:top w:type="dxa" w:w="60"/>
+              <w:left w:type="dxa" w:w="100"/>
+              <w:bottom w:type="dxa" w:w="60"/>
+              <w:right w:type="dxa" w:w="100"/>
+            </w:tcMar>
+          </w:tcPr>
+          <w:p>
+            <w:pPr>
+              <w:spacing w:after="0" w:line="252"/>
+            </w:pPr>
+            <w:r>
+              <w:rPr>
+                <w:rFonts w:ascii="Calibri" w:cs="Calibri" w:eastAsia="Calibri" w:hAnsi="Calibri"/>
+                <w:b w:val="false"/>
+                <w:bCs w:val="false"/>
+                <w:i w:val="false"/>
+                <w:iCs w:val="false"/>
+                <w:sz w:val="19"/>
+                <w:szCs w:val="19"/>
+              </w:rPr>
+              <w:t xml:space="preserve">16-bit</w:t>
+            </w:r>
+          </w:p>
+        </w:tc>
+        <w:tc>
+          <w:tcPr>
+            <w:tcW w:type="dxa" w:w="5000"/>
+            <w:tcMar>
+              <w:top w:type="dxa" w:w="60"/>
+              <w:left w:type="dxa" w:w="100"/>
+              <w:bottom w:type="dxa" w:w="60"/>
+              <w:right w:type="dxa" w:w="100"/>
+            </w:tcMar>
+          </w:tcPr>
+          <w:p>
+            <w:pPr>
+              <w:spacing w:after="0" w:line="252"/>
+            </w:pPr>
+            <w:r>
+              <w:rPr>
+                <w:rFonts w:ascii="Calibri" w:cs="Calibri" w:eastAsia="Calibri" w:hAnsi="Calibri"/>
+                <w:b w:val="false"/>
+                <w:bCs w:val="false"/>
+                <w:i w:val="false"/>
+                <w:iCs w:val="false"/>
+                <w:sz w:val="19"/>
+                <w:szCs w:val="19"/>
+              </w:rPr>
+              <w:t xml:space="preserve">Two bytes per weight as published, which is what quantisation shrinks</w:t>
+            </w:r>
+          </w:p>
+        </w:tc>
+      </w:tr>
+    </w:tbl>
+    <w:p>
+      <w:pPr>
+        <w:spacing w:after="240" w:before="80"/>
+        <w:jc w:val="center"/>
+      </w:pPr>
+      <w:r>
+        <w:rPr>
+          <w:rFonts w:ascii="Calibri" w:cs="Calibri" w:eastAsia="Calibri" w:hAnsi="Calibri"/>
+          <w:i/>
+          <w:iCs/>
+          <w:color w:val="555555"/>
+          <w:sz w:val="20"/>
+          <w:szCs w:val="20"/>
+        </w:rPr>
+        <w:t xml:space="preserve">Table 7. Gemma 4 E2B, from its published configuration.</w:t>
       </w:r>
     </w:p>
     <w:p>
@@ -5173,7 +6008,2149 @@
         <w:rPr>
           <w:rFonts w:ascii="Calibri" w:cs="Calibri" w:eastAsia="Calibri" w:hAnsi="Calibri"/>
         </w:rPr>
-        <w:t xml:space="preserve">4.5 Voice</w:t>
+        <w:t xml:space="preserve">4.3 4-bit quantisation: what it is and why we use it</w:t>
+      </w:r>
+    </w:p>
+    <w:p>
+      <w:pPr>
+        <w:spacing w:after="120" w:line="276"/>
+        <w:jc w:val="both"/>
+      </w:pPr>
+      <w:r>
+        <w:rPr>
+          <w:rFonts w:ascii="Calibri" w:cs="Calibri" w:eastAsia="Calibri" w:hAnsi="Calibri"/>
+          <w:b w:val="false"/>
+          <w:bCs w:val="false"/>
+          <w:i w:val="false"/>
+          <w:iCs w:val="false"/>
+          <w:sz w:val="22"/>
+          <w:szCs w:val="22"/>
+        </w:rPr>
+        <w:t xml:space="preserve">A trained model stores each weight as a 16-bit number: two bytes. </w:t>
+      </w:r>
+      <w:r>
+        <w:rPr>
+          <w:rFonts w:ascii="Calibri" w:cs="Calibri" w:eastAsia="Calibri" w:hAnsi="Calibri"/>
+          <w:b/>
+          <w:bCs/>
+          <w:i w:val="false"/>
+          <w:iCs w:val="false"/>
+          <w:sz w:val="22"/>
+          <w:szCs w:val="22"/>
+        </w:rPr>
+        <w:t xml:space="preserve">Quantisation</w:t>
+      </w:r>
+      <w:r>
+        <w:rPr>
+          <w:rFonts w:ascii="Calibri" w:cs="Calibri" w:eastAsia="Calibri" w:hAnsi="Calibri"/>
+          <w:b w:val="false"/>
+          <w:bCs w:val="false"/>
+          <w:i w:val="false"/>
+          <w:iCs w:val="false"/>
+          <w:sz w:val="22"/>
+          <w:szCs w:val="22"/>
+        </w:rPr>
+        <w:t xml:space="preserve"> stores it in fewer bits instead. Four-bit quantisation keeps only 16 possible levels per weight. On its own that would be far too coarse, so the weights are quantised in small groups (64 weights at a time in MLX): for each group the tool records the smallest and largest value as a scale and an offset in higher precision, and then each weight is the nearest of 16 steps between them. At inference the group is expanded back to a real number on the fly. The error is small because weights inside a group are of similar magnitude.</w:t>
+      </w:r>
+    </w:p>
+    <w:p>
+      <w:pPr>
+        <w:spacing w:after="120" w:line="276"/>
+        <w:jc w:val="both"/>
+      </w:pPr>
+      <w:r>
+        <w:rPr>
+          <w:rFonts w:ascii="Calibri" w:cs="Calibri" w:eastAsia="Calibri" w:hAnsi="Calibri"/>
+          <w:b w:val="false"/>
+          <w:bCs w:val="false"/>
+          <w:i w:val="false"/>
+          <w:iCs w:val="false"/>
+          <w:sz w:val="22"/>
+          <w:szCs w:val="22"/>
+        </w:rPr>
+        <w:t xml:space="preserve">The point is the size. Weights dominate what a model costs to hold and to read:</w:t>
+      </w:r>
+    </w:p>
+    <w:tbl>
+      <w:tblPr>
+        <w:tblW w:type="dxa" w:w="9300"/>
+        <w:tblBorders>
+          <w:top w:val="single" w:color="BBBBBB" w:sz="4"/>
+          <w:left w:val="single" w:color="BBBBBB" w:sz="4"/>
+          <w:bottom w:val="single" w:color="BBBBBB" w:sz="4"/>
+          <w:right w:val="single" w:color="BBBBBB" w:sz="4"/>
+          <w:insideH w:val="single" w:color="DDDDDD" w:sz="4"/>
+          <w:insideV w:val="single" w:color="DDDDDD" w:sz="4"/>
+        </w:tblBorders>
+      </w:tblPr>
+      <w:tblGrid>
+        <w:gridCol w:w="2200"/>
+        <w:gridCol w:w="2400"/>
+        <w:gridCol w:w="4700"/>
+      </w:tblGrid>
+      <w:tr>
+        <w:trPr>
+          <w:tblHeader/>
+        </w:trPr>
+        <w:tc>
+          <w:tcPr>
+            <w:tcW w:type="dxa" w:w="2200"/>
+            <w:shd w:fill="1F3864" w:color="auto" w:val="clear"/>
+            <w:tcMar>
+              <w:top w:type="dxa" w:w="60"/>
+              <w:left w:type="dxa" w:w="100"/>
+              <w:bottom w:type="dxa" w:w="60"/>
+              <w:right w:type="dxa" w:w="100"/>
+            </w:tcMar>
+          </w:tcPr>
+          <w:p>
+            <w:pPr>
+              <w:spacing w:after="0" w:line="252"/>
+            </w:pPr>
+            <w:r>
+              <w:rPr>
+                <w:rFonts w:ascii="Calibri" w:cs="Calibri" w:eastAsia="Calibri" w:hAnsi="Calibri"/>
+                <w:b/>
+                <w:bCs/>
+                <w:i w:val="false"/>
+                <w:iCs w:val="false"/>
+                <w:color w:val="FFFFFF"/>
+                <w:sz w:val="19"/>
+                <w:szCs w:val="19"/>
+              </w:rPr>
+              <w:t xml:space="preserve">Precision</w:t>
+            </w:r>
+          </w:p>
+        </w:tc>
+        <w:tc>
+          <w:tcPr>
+            <w:tcW w:type="dxa" w:w="2400"/>
+            <w:shd w:fill="1F3864" w:color="auto" w:val="clear"/>
+            <w:tcMar>
+              <w:top w:type="dxa" w:w="60"/>
+              <w:left w:type="dxa" w:w="100"/>
+              <w:bottom w:type="dxa" w:w="60"/>
+              <w:right w:type="dxa" w:w="100"/>
+            </w:tcMar>
+          </w:tcPr>
+          <w:p>
+            <w:pPr>
+              <w:spacing w:after="0" w:line="252"/>
+            </w:pPr>
+            <w:r>
+              <w:rPr>
+                <w:rFonts w:ascii="Calibri" w:cs="Calibri" w:eastAsia="Calibri" w:hAnsi="Calibri"/>
+                <w:b/>
+                <w:bCs/>
+                <w:i w:val="false"/>
+                <w:iCs w:val="false"/>
+                <w:color w:val="FFFFFF"/>
+                <w:sz w:val="19"/>
+                <w:szCs w:val="19"/>
+              </w:rPr>
+              <w:t xml:space="preserve">Weight file</w:t>
+            </w:r>
+          </w:p>
+        </w:tc>
+        <w:tc>
+          <w:tcPr>
+            <w:tcW w:type="dxa" w:w="4700"/>
+            <w:shd w:fill="1F3864" w:color="auto" w:val="clear"/>
+            <w:tcMar>
+              <w:top w:type="dxa" w:w="60"/>
+              <w:left w:type="dxa" w:w="100"/>
+              <w:bottom w:type="dxa" w:w="60"/>
+              <w:right w:type="dxa" w:w="100"/>
+            </w:tcMar>
+          </w:tcPr>
+          <w:p>
+            <w:pPr>
+              <w:spacing w:after="0" w:line="252"/>
+            </w:pPr>
+            <w:r>
+              <w:rPr>
+                <w:rFonts w:ascii="Calibri" w:cs="Calibri" w:eastAsia="Calibri" w:hAnsi="Calibri"/>
+                <w:b/>
+                <w:bCs/>
+                <w:i w:val="false"/>
+                <w:iCs w:val="false"/>
+                <w:color w:val="FFFFFF"/>
+                <w:sz w:val="19"/>
+                <w:szCs w:val="19"/>
+              </w:rPr>
+              <w:t xml:space="preserve">Fits in 16 GB beside the voice models and a browser?</w:t>
+            </w:r>
+          </w:p>
+        </w:tc>
+      </w:tr>
+      <w:tr>
+        <w:tc>
+          <w:tcPr>
+            <w:tcW w:type="dxa" w:w="2200"/>
+            <w:tcMar>
+              <w:top w:type="dxa" w:w="60"/>
+              <w:left w:type="dxa" w:w="100"/>
+              <w:bottom w:type="dxa" w:w="60"/>
+              <w:right w:type="dxa" w:w="100"/>
+            </w:tcMar>
+          </w:tcPr>
+          <w:p>
+            <w:pPr>
+              <w:spacing w:after="0" w:line="252"/>
+            </w:pPr>
+            <w:r>
+              <w:rPr>
+                <w:rFonts w:ascii="Calibri" w:cs="Calibri" w:eastAsia="Calibri" w:hAnsi="Calibri"/>
+                <w:b w:val="false"/>
+                <w:bCs w:val="false"/>
+                <w:i w:val="false"/>
+                <w:iCs w:val="false"/>
+                <w:sz w:val="19"/>
+                <w:szCs w:val="19"/>
+              </w:rPr>
+              <w:t xml:space="preserve">16-bit, as published</w:t>
+            </w:r>
+          </w:p>
+        </w:tc>
+        <w:tc>
+          <w:tcPr>
+            <w:tcW w:type="dxa" w:w="2400"/>
+            <w:tcMar>
+              <w:top w:type="dxa" w:w="60"/>
+              <w:left w:type="dxa" w:w="100"/>
+              <w:bottom w:type="dxa" w:w="60"/>
+              <w:right w:type="dxa" w:w="100"/>
+            </w:tcMar>
+          </w:tcPr>
+          <w:p>
+            <w:pPr>
+              <w:spacing w:after="0" w:line="252"/>
+            </w:pPr>
+            <w:r>
+              <w:rPr>
+                <w:rFonts w:ascii="Calibri" w:cs="Calibri" w:eastAsia="Calibri" w:hAnsi="Calibri"/>
+                <w:b w:val="false"/>
+                <w:bCs w:val="false"/>
+                <w:i w:val="false"/>
+                <w:iCs w:val="false"/>
+                <w:sz w:val="19"/>
+                <w:szCs w:val="19"/>
+              </w:rPr>
+              <w:t xml:space="preserve">10.25 GB</w:t>
+            </w:r>
+          </w:p>
+        </w:tc>
+        <w:tc>
+          <w:tcPr>
+            <w:tcW w:type="dxa" w:w="4700"/>
+            <w:tcMar>
+              <w:top w:type="dxa" w:w="60"/>
+              <w:left w:type="dxa" w:w="100"/>
+              <w:bottom w:type="dxa" w:w="60"/>
+              <w:right w:type="dxa" w:w="100"/>
+            </w:tcMar>
+          </w:tcPr>
+          <w:p>
+            <w:pPr>
+              <w:spacing w:after="0" w:line="252"/>
+            </w:pPr>
+            <w:r>
+              <w:rPr>
+                <w:rFonts w:ascii="Calibri" w:cs="Calibri" w:eastAsia="Calibri" w:hAnsi="Calibri"/>
+                <w:b w:val="false"/>
+                <w:bCs w:val="false"/>
+                <w:i w:val="false"/>
+                <w:iCs w:val="false"/>
+                <w:sz w:val="19"/>
+                <w:szCs w:val="19"/>
+              </w:rPr>
+              <w:t xml:space="preserve">No</w:t>
+            </w:r>
+          </w:p>
+        </w:tc>
+      </w:tr>
+      <w:tr>
+        <w:tc>
+          <w:tcPr>
+            <w:tcW w:type="dxa" w:w="2200"/>
+            <w:tcMar>
+              <w:top w:type="dxa" w:w="60"/>
+              <w:left w:type="dxa" w:w="100"/>
+              <w:bottom w:type="dxa" w:w="60"/>
+              <w:right w:type="dxa" w:w="100"/>
+            </w:tcMar>
+          </w:tcPr>
+          <w:p>
+            <w:pPr>
+              <w:spacing w:after="0" w:line="252"/>
+            </w:pPr>
+            <w:r>
+              <w:rPr>
+                <w:rFonts w:ascii="Calibri" w:cs="Calibri" w:eastAsia="Calibri" w:hAnsi="Calibri"/>
+                <w:b w:val="false"/>
+                <w:bCs w:val="false"/>
+                <w:i w:val="false"/>
+                <w:iCs w:val="false"/>
+                <w:sz w:val="19"/>
+                <w:szCs w:val="19"/>
+              </w:rPr>
+              <w:t xml:space="preserve">8-bit</w:t>
+            </w:r>
+          </w:p>
+        </w:tc>
+        <w:tc>
+          <w:tcPr>
+            <w:tcW w:type="dxa" w:w="2400"/>
+            <w:tcMar>
+              <w:top w:type="dxa" w:w="60"/>
+              <w:left w:type="dxa" w:w="100"/>
+              <w:bottom w:type="dxa" w:w="60"/>
+              <w:right w:type="dxa" w:w="100"/>
+            </w:tcMar>
+          </w:tcPr>
+          <w:p>
+            <w:pPr>
+              <w:spacing w:after="0" w:line="252"/>
+            </w:pPr>
+            <w:r>
+              <w:rPr>
+                <w:rFonts w:ascii="Calibri" w:cs="Calibri" w:eastAsia="Calibri" w:hAnsi="Calibri"/>
+                <w:b w:val="false"/>
+                <w:bCs w:val="false"/>
+                <w:i w:val="false"/>
+                <w:iCs w:val="false"/>
+                <w:sz w:val="19"/>
+                <w:szCs w:val="19"/>
+              </w:rPr>
+              <w:t xml:space="preserve">about 5 GB</w:t>
+            </w:r>
+          </w:p>
+        </w:tc>
+        <w:tc>
+          <w:tcPr>
+            <w:tcW w:type="dxa" w:w="4700"/>
+            <w:tcMar>
+              <w:top w:type="dxa" w:w="60"/>
+              <w:left w:type="dxa" w:w="100"/>
+              <w:bottom w:type="dxa" w:w="60"/>
+              <w:right w:type="dxa" w:w="100"/>
+            </w:tcMar>
+          </w:tcPr>
+          <w:p>
+            <w:pPr>
+              <w:spacing w:after="0" w:line="252"/>
+            </w:pPr>
+            <w:r>
+              <w:rPr>
+                <w:rFonts w:ascii="Calibri" w:cs="Calibri" w:eastAsia="Calibri" w:hAnsi="Calibri"/>
+                <w:b w:val="false"/>
+                <w:bCs w:val="false"/>
+                <w:i w:val="false"/>
+                <w:iCs w:val="false"/>
+                <w:sz w:val="19"/>
+                <w:szCs w:val="19"/>
+              </w:rPr>
+              <w:t xml:space="preserve">Tight: little room for speech models or the browser</w:t>
+            </w:r>
+          </w:p>
+        </w:tc>
+      </w:tr>
+      <w:tr>
+        <w:tc>
+          <w:tcPr>
+            <w:tcW w:type="dxa" w:w="2200"/>
+            <w:tcMar>
+              <w:top w:type="dxa" w:w="60"/>
+              <w:left w:type="dxa" w:w="100"/>
+              <w:bottom w:type="dxa" w:w="60"/>
+              <w:right w:type="dxa" w:w="100"/>
+            </w:tcMar>
+          </w:tcPr>
+          <w:p>
+            <w:pPr>
+              <w:spacing w:after="0" w:line="252"/>
+            </w:pPr>
+            <w:r>
+              <w:rPr>
+                <w:rFonts w:ascii="Calibri" w:cs="Calibri" w:eastAsia="Calibri" w:hAnsi="Calibri"/>
+                <w:b w:val="false"/>
+                <w:bCs w:val="false"/>
+                <w:i w:val="false"/>
+                <w:iCs w:val="false"/>
+                <w:sz w:val="19"/>
+                <w:szCs w:val="19"/>
+              </w:rPr>
+              <w:t xml:space="preserve">4-bit, the build we run</w:t>
+            </w:r>
+          </w:p>
+        </w:tc>
+        <w:tc>
+          <w:tcPr>
+            <w:tcW w:type="dxa" w:w="2400"/>
+            <w:tcMar>
+              <w:top w:type="dxa" w:w="60"/>
+              <w:left w:type="dxa" w:w="100"/>
+              <w:bottom w:type="dxa" w:w="60"/>
+              <w:right w:type="dxa" w:w="100"/>
+            </w:tcMar>
+          </w:tcPr>
+          <w:p>
+            <w:pPr>
+              <w:spacing w:after="0" w:line="252"/>
+            </w:pPr>
+            <w:r>
+              <w:rPr>
+                <w:rFonts w:ascii="Calibri" w:cs="Calibri" w:eastAsia="Calibri" w:hAnsi="Calibri"/>
+                <w:b w:val="false"/>
+                <w:bCs w:val="false"/>
+                <w:i w:val="false"/>
+                <w:iCs w:val="false"/>
+                <w:sz w:val="19"/>
+                <w:szCs w:val="19"/>
+              </w:rPr>
+              <w:t xml:space="preserve">4.34 GB</w:t>
+            </w:r>
+          </w:p>
+        </w:tc>
+        <w:tc>
+          <w:tcPr>
+            <w:tcW w:type="dxa" w:w="4700"/>
+            <w:tcMar>
+              <w:top w:type="dxa" w:w="60"/>
+              <w:left w:type="dxa" w:w="100"/>
+              <w:bottom w:type="dxa" w:w="60"/>
+              <w:right w:type="dxa" w:w="100"/>
+            </w:tcMar>
+          </w:tcPr>
+          <w:p>
+            <w:pPr>
+              <w:spacing w:after="0" w:line="252"/>
+            </w:pPr>
+            <w:r>
+              <w:rPr>
+                <w:rFonts w:ascii="Calibri" w:cs="Calibri" w:eastAsia="Calibri" w:hAnsi="Calibri"/>
+                <w:b w:val="false"/>
+                <w:bCs w:val="false"/>
+                <w:i w:val="false"/>
+                <w:iCs w:val="false"/>
+                <w:sz w:val="19"/>
+                <w:szCs w:val="19"/>
+              </w:rPr>
+              <w:t xml:space="preserve">Yes</w:t>
+            </w:r>
+          </w:p>
+        </w:tc>
+      </w:tr>
+    </w:tbl>
+    <w:p>
+      <w:pPr>
+        <w:spacing w:after="240" w:before="80"/>
+        <w:jc w:val="center"/>
+      </w:pPr>
+      <w:r>
+        <w:rPr>
+          <w:rFonts w:ascii="Calibri" w:cs="Calibri" w:eastAsia="Calibri" w:hAnsi="Calibri"/>
+          <w:i/>
+          <w:iCs/>
+          <w:color w:val="555555"/>
+          <w:sz w:val="20"/>
+          <w:szCs w:val="20"/>
+        </w:rPr>
+        <w:t xml:space="preserve">Table 8. Why the 4-bit build is the one that fits. Sizes read from the published repositories, not computed. The 4-bit file is bigger than a naive 2.5 GB because scales, offsets and some tensors stay at higher precision: about 6.8 bits per parameter on average.</w:t>
+      </w:r>
+    </w:p>
+    <w:p>
+      <w:pPr>
+        <w:spacing w:after="120" w:line="276"/>
+        <w:jc w:val="both"/>
+      </w:pPr>
+      <w:r>
+        <w:rPr>
+          <w:rFonts w:ascii="Calibri" w:cs="Calibri" w:eastAsia="Calibri" w:hAnsi="Calibri"/>
+          <w:b/>
+          <w:bCs/>
+          <w:i w:val="false"/>
+          <w:iCs w:val="false"/>
+          <w:sz w:val="22"/>
+          <w:szCs w:val="22"/>
+        </w:rPr>
+        <w:t xml:space="preserve">A file size is not a memory requirement, and here the difference is large.</w:t>
+      </w:r>
+      <w:r>
+        <w:rPr>
+          <w:rFonts w:ascii="Calibri" w:cs="Calibri" w:eastAsia="Calibri" w:hAnsi="Calibri"/>
+          <w:b w:val="false"/>
+          <w:bCs w:val="false"/>
+          <w:i w:val="false"/>
+          <w:iCs w:val="false"/>
+          <w:sz w:val="22"/>
+          <w:szCs w:val="22"/>
+        </w:rPr>
+        <w:t xml:space="preserve"> Roughly 2.4 of the 5.1 billion parameters are per-layer embedding tables: 262,144 vocabulary entries for each of 35 layers. Those are lookups, read a row at a time for the tokens in front of the model, not weights that have to stay resident. That is what Google means by "2.3 billion effective parameters", and it is why sensible figures for this model's working memory are a few gigabytes rather than the size of its weight file. The budget in 4.1 uses file sizes because those are what we can verify; what is actually resident is lower, and grows with the context window through the cache in 4.5.</w:t>
+      </w:r>
+    </w:p>
+    <w:p>
+      <w:pPr>
+        <w:spacing w:after="120" w:line="276"/>
+        <w:jc w:val="both"/>
+      </w:pPr>
+      <w:r>
+        <w:rPr>
+          <w:rFonts w:ascii="Calibri" w:cs="Calibri" w:eastAsia="Calibri" w:hAnsi="Calibri"/>
+          <w:b w:val="false"/>
+          <w:bCs w:val="false"/>
+          <w:i w:val="false"/>
+          <w:iCs w:val="false"/>
+          <w:sz w:val="22"/>
+          <w:szCs w:val="22"/>
+        </w:rPr>
+        <w:t xml:space="preserve">The cost is accuracy. Quantisation is lossy, and 4-bit loses more than 8-bit. Published work on the method we rely on (QLoRA, Dettmers et al., 2023) shows the loss is small for well-chosen group sizes, and our own check was task-level rather than academic: the 4-bit build's recipes passed our validators as often as the alternatives we tried, so we spent the memory on the speech models instead. On this machine the choice is not really open. The full-precision model does not fit at all, and an 8-bit build would leave the voice fighting the browser for what is left.</w:t>
+      </w:r>
+    </w:p>
+    <w:p>
+      <w:pPr>
+        <w:pStyle w:val="Heading2"/>
+        <w:keepNext/>
+        <w:spacing w:after="120" w:before="240"/>
+      </w:pPr>
+      <w:r>
+        <w:rPr>
+          <w:rFonts w:ascii="Calibri" w:cs="Calibri" w:eastAsia="Calibri" w:hAnsi="Calibri"/>
+        </w:rPr>
+        <w:t xml:space="preserve">4.4 MLX, GGUF, LM Studio and Ollama</w:t>
+      </w:r>
+    </w:p>
+    <w:p>
+      <w:pPr>
+        <w:spacing w:after="120" w:line="276"/>
+        <w:jc w:val="both"/>
+      </w:pPr>
+      <w:r>
+        <w:rPr>
+          <w:rFonts w:ascii="Calibri" w:cs="Calibri" w:eastAsia="Calibri" w:hAnsi="Calibri"/>
+          <w:b w:val="false"/>
+          <w:bCs w:val="false"/>
+          <w:i w:val="false"/>
+          <w:iCs w:val="false"/>
+          <w:sz w:val="22"/>
+          <w:szCs w:val="22"/>
+        </w:rPr>
+        <w:t xml:space="preserve">A model file is not a program. Something has to load those weights and run the arithmetic on this particular chip. There are two realistic options on a Mac.</w:t>
+      </w:r>
+    </w:p>
+    <w:p>
+      <w:pPr>
+        <w:pStyle w:val="ListParagraph"/>
+        <w:numPr>
+          <w:ilvl w:val="0"/>
+          <w:numId w:val="2"/>
+        </w:numPr>
+        <w:spacing w:after="80" w:line="276"/>
+        <w:jc w:val="both"/>
+      </w:pPr>
+      <w:r>
+        <w:rPr>
+          <w:rFonts w:ascii="Calibri" w:cs="Calibri" w:eastAsia="Calibri" w:hAnsi="Calibri"/>
+          <w:b/>
+          <w:bCs/>
+          <w:i w:val="false"/>
+          <w:iCs w:val="false"/>
+          <w:sz w:val="22"/>
+          <w:szCs w:val="22"/>
+        </w:rPr>
+        <w:t xml:space="preserve">MLX</w:t>
+      </w:r>
+      <w:r>
+        <w:rPr>
+          <w:rFonts w:ascii="Calibri" w:cs="Calibri" w:eastAsia="Calibri" w:hAnsi="Calibri"/>
+          <w:b w:val="false"/>
+          <w:bCs w:val="false"/>
+          <w:i w:val="false"/>
+          <w:iCs w:val="false"/>
+          <w:sz w:val="22"/>
+          <w:szCs w:val="22"/>
+        </w:rPr>
+        <w:t xml:space="preserve"> is Apple's own array framework for Apple Silicon, in the same family of ideas as NumPy or PyTorch but built for unified memory: arrays live in memory both the CPU and GPU can read, with no copying between them, and the heavy operations are compiled to Metal, Apple's GPU language. Models are published in MLX format ready to run, and quantised with MLX's own scheme.</w:t>
+      </w:r>
+    </w:p>
+    <w:p>
+      <w:pPr>
+        <w:pStyle w:val="ListParagraph"/>
+        <w:numPr>
+          <w:ilvl w:val="0"/>
+          <w:numId w:val="2"/>
+        </w:numPr>
+        <w:spacing w:after="80" w:line="276"/>
+        <w:jc w:val="both"/>
+      </w:pPr>
+      <w:r>
+        <w:rPr>
+          <w:rFonts w:ascii="Calibri" w:cs="Calibri" w:eastAsia="Calibri" w:hAnsi="Calibri"/>
+          <w:b/>
+          <w:bCs/>
+          <w:i w:val="false"/>
+          <w:iCs w:val="false"/>
+          <w:sz w:val="22"/>
+          <w:szCs w:val="22"/>
+        </w:rPr>
+        <w:t xml:space="preserve">llama.cpp</w:t>
+      </w:r>
+      <w:r>
+        <w:rPr>
+          <w:rFonts w:ascii="Calibri" w:cs="Calibri" w:eastAsia="Calibri" w:hAnsi="Calibri"/>
+          <w:b w:val="false"/>
+          <w:bCs w:val="false"/>
+          <w:i w:val="false"/>
+          <w:iCs w:val="false"/>
+          <w:sz w:val="22"/>
+          <w:szCs w:val="22"/>
+        </w:rPr>
+        <w:t xml:space="preserve"> is the portable C++ engine behind most local model tools, using the </w:t>
+      </w:r>
+      <w:r>
+        <w:rPr>
+          <w:rFonts w:ascii="Calibri" w:cs="Calibri" w:eastAsia="Calibri" w:hAnsi="Calibri"/>
+          <w:b/>
+          <w:bCs/>
+          <w:i w:val="false"/>
+          <w:iCs w:val="false"/>
+          <w:sz w:val="22"/>
+          <w:szCs w:val="22"/>
+        </w:rPr>
+        <w:t xml:space="preserve">GGUF</w:t>
+      </w:r>
+      <w:r>
+        <w:rPr>
+          <w:rFonts w:ascii="Calibri" w:cs="Calibri" w:eastAsia="Calibri" w:hAnsi="Calibri"/>
+          <w:b w:val="false"/>
+          <w:bCs w:val="false"/>
+          <w:i w:val="false"/>
+          <w:iCs w:val="false"/>
+          <w:sz w:val="22"/>
+          <w:szCs w:val="22"/>
+        </w:rPr>
+        <w:t xml:space="preserve"> file format. It runs on Apple Silicon through Metal too, and on Windows and Linux with CUDA or Vulkan, which is what makes it the format our Windows team members use.</w:t>
+      </w:r>
+    </w:p>
+    <w:p>
+      <w:pPr>
+        <w:spacing w:after="120" w:line="276"/>
+        <w:jc w:val="both"/>
+      </w:pPr>
+      <w:r>
+        <w:rPr>
+          <w:rFonts w:ascii="Calibri" w:cs="Calibri" w:eastAsia="Calibri" w:hAnsi="Calibri"/>
+          <w:b w:val="false"/>
+          <w:bCs w:val="false"/>
+          <w:i w:val="false"/>
+          <w:iCs w:val="false"/>
+          <w:sz w:val="22"/>
+          <w:szCs w:val="22"/>
+        </w:rPr>
+        <w:t xml:space="preserve">We serve the model with </w:t>
+      </w:r>
+      <w:r>
+        <w:rPr>
+          <w:rFonts w:ascii="Calibri" w:cs="Calibri" w:eastAsia="Calibri" w:hAnsi="Calibri"/>
+          <w:b/>
+          <w:bCs/>
+          <w:i w:val="false"/>
+          <w:iCs w:val="false"/>
+          <w:sz w:val="22"/>
+          <w:szCs w:val="22"/>
+        </w:rPr>
+        <w:t xml:space="preserve">LM Studio</w:t>
+      </w:r>
+      <w:r>
+        <w:rPr>
+          <w:rFonts w:ascii="Calibri" w:cs="Calibri" w:eastAsia="Calibri" w:hAnsi="Calibri"/>
+          <w:b w:val="false"/>
+          <w:bCs w:val="false"/>
+          <w:i w:val="false"/>
+          <w:iCs w:val="false"/>
+          <w:sz w:val="22"/>
+          <w:szCs w:val="22"/>
+        </w:rPr>
+        <w:t xml:space="preserve"> on the Mac. Its reason is specific: on Apple Silicon, LM Studio runs MLX builds, and MLX is written for precisely this chip. Community benchmarks in 2026 put MLX roughly 15 to 30 % ahead of llama.cpp on throughput on Apple Silicon at similar memory use. We did not reproduce that number, so we treat it as a reason rather than a result.</w:t>
+      </w:r>
+    </w:p>
+    <w:p>
+      <w:pPr>
+        <w:spacing w:after="120" w:line="276"/>
+        <w:jc w:val="both"/>
+      </w:pPr>
+      <w:r>
+        <w:rPr>
+          <w:rFonts w:ascii="Calibri" w:cs="Calibri" w:eastAsia="Calibri" w:hAnsi="Calibri"/>
+          <w:b/>
+          <w:bCs/>
+          <w:i w:val="false"/>
+          <w:iCs w:val="false"/>
+          <w:sz w:val="22"/>
+          <w:szCs w:val="22"/>
+        </w:rPr>
+        <w:t xml:space="preserve">Why not Ollama</w:t>
+      </w:r>
+      <w:r>
+        <w:rPr>
+          <w:rFonts w:ascii="Calibri" w:cs="Calibri" w:eastAsia="Calibri" w:hAnsi="Calibri"/>
+          <w:b w:val="false"/>
+          <w:bCs w:val="false"/>
+          <w:i w:val="false"/>
+          <w:iCs w:val="false"/>
+          <w:sz w:val="22"/>
+          <w:szCs w:val="22"/>
+        </w:rPr>
+        <w:t xml:space="preserve">, which is otherwise the friendlier tool? Ollama added an MLX backend in version 0.19 (March 2026), but it falls back to llama.cpp below 32 GB of unified memory. Our Air has 16 GB, so on our machine Ollama would run the GGUF build through llama.cpp, which is the thing we were trying to avoid. Ollama also has a real advantage we gave up: it honours options sent with the request, so the context window, the keep-alive and the thinking switch can all be set from our configuration file, while LM Studio validates the request body and rejects those fields with a 400, which the backend detects, drops and retries. On Windows, where MLX does not exist, the team uses Ollama for exactly that reason.</w:t>
+      </w:r>
+    </w:p>
+    <w:p>
+      <w:pPr>
+        <w:spacing w:after="120" w:line="276"/>
+        <w:jc w:val="both"/>
+      </w:pPr>
+      <w:r>
+        <w:rPr>
+          <w:rFonts w:ascii="Calibri" w:cs="Calibri" w:eastAsia="Calibri" w:hAnsi="Calibri"/>
+          <w:b w:val="false"/>
+          <w:bCs w:val="false"/>
+          <w:i w:val="false"/>
+          <w:iCs w:val="false"/>
+          <w:sz w:val="22"/>
+          <w:szCs w:val="22"/>
+        </w:rPr>
+        <w:t xml:space="preserve">The application itself is indifferent. It speaks the OpenAI chat-completions dialect to whatever is listening, so LM Studio, Ollama and a cloud provider are one line of configuration apart. That decision is what let four people with different machines run the same code.</w:t>
+      </w:r>
+    </w:p>
+    <w:p>
+      <w:pPr>
+        <w:pStyle w:val="Heading2"/>
+        <w:keepNext/>
+        <w:spacing w:after="120" w:before="240"/>
+      </w:pPr>
+      <w:r>
+        <w:rPr>
+          <w:rFonts w:ascii="Calibri" w:cs="Calibri" w:eastAsia="Calibri" w:hAnsi="Calibri"/>
+        </w:rPr>
+        <w:t xml:space="preserve">4.5 The context window and the KV cache</w:t>
+      </w:r>
+    </w:p>
+    <w:p>
+      <w:pPr>
+        <w:spacing w:after="120" w:line="276"/>
+        <w:jc w:val="both"/>
+      </w:pPr>
+      <w:r>
+        <w:rPr>
+          <w:rFonts w:ascii="Calibri" w:cs="Calibri" w:eastAsia="Calibri" w:hAnsi="Calibri"/>
+          <w:b w:val="false"/>
+          <w:bCs w:val="false"/>
+          <w:i w:val="false"/>
+          <w:iCs w:val="false"/>
+          <w:sz w:val="22"/>
+          <w:szCs w:val="22"/>
+        </w:rPr>
+        <w:t xml:space="preserve">A transformer does not re-read the conversation for every new token. It keeps the keys and values it computed for every previous token in a </w:t>
+      </w:r>
+      <w:r>
+        <w:rPr>
+          <w:rFonts w:ascii="Calibri" w:cs="Calibri" w:eastAsia="Calibri" w:hAnsi="Calibri"/>
+          <w:b/>
+          <w:bCs/>
+          <w:i w:val="false"/>
+          <w:iCs w:val="false"/>
+          <w:sz w:val="22"/>
+          <w:szCs w:val="22"/>
+        </w:rPr>
+        <w:t xml:space="preserve">KV cache</w:t>
+      </w:r>
+      <w:r>
+        <w:rPr>
+          <w:rFonts w:ascii="Calibri" w:cs="Calibri" w:eastAsia="Calibri" w:hAnsi="Calibri"/>
+          <w:b w:val="false"/>
+          <w:bCs w:val="false"/>
+          <w:i w:val="false"/>
+          <w:iCs w:val="false"/>
+          <w:sz w:val="22"/>
+          <w:szCs w:val="22"/>
+        </w:rPr>
+        <w:t xml:space="preserve">, and a new token attends to that. The cache is what makes generation fast and what makes long conversations expensive, because it grows with every token.</w:t>
+      </w:r>
+    </w:p>
+    <w:p>
+      <w:pPr>
+        <w:spacing w:after="120" w:line="276"/>
+        <w:jc w:val="both"/>
+      </w:pPr>
+      <w:r>
+        <w:rPr>
+          <w:rFonts w:ascii="Calibri" w:cs="Calibri" w:eastAsia="Calibri" w:hAnsi="Calibri"/>
+          <w:b w:val="false"/>
+          <w:bCs w:val="false"/>
+          <w:i w:val="false"/>
+          <w:iCs w:val="false"/>
+          <w:sz w:val="22"/>
+          <w:szCs w:val="22"/>
+        </w:rPr>
+        <w:t xml:space="preserve">For this model the arithmetic is unusually friendly, and it is worth doing because it explains our settings. With one key-value head of dimension 256 at 16 bits, one token costs 2 x 256 x 2 bytes = 1 KB per layer. Multiply that out:</w:t>
+      </w:r>
+    </w:p>
+    <w:tbl>
+      <w:tblPr>
+        <w:tblW w:type="dxa" w:w="9300"/>
+        <w:tblBorders>
+          <w:top w:val="single" w:color="BBBBBB" w:sz="4"/>
+          <w:left w:val="single" w:color="BBBBBB" w:sz="4"/>
+          <w:bottom w:val="single" w:color="BBBBBB" w:sz="4"/>
+          <w:right w:val="single" w:color="BBBBBB" w:sz="4"/>
+          <w:insideH w:val="single" w:color="DDDDDD" w:sz="4"/>
+          <w:insideV w:val="single" w:color="DDDDDD" w:sz="4"/>
+        </w:tblBorders>
+      </w:tblPr>
+      <w:tblGrid>
+        <w:gridCol w:w="4200"/>
+        <w:gridCol w:w="5100"/>
+      </w:tblGrid>
+      <w:tr>
+        <w:trPr>
+          <w:tblHeader/>
+        </w:trPr>
+        <w:tc>
+          <w:tcPr>
+            <w:tcW w:type="dxa" w:w="4200"/>
+            <w:shd w:fill="1F3864" w:color="auto" w:val="clear"/>
+            <w:tcMar>
+              <w:top w:type="dxa" w:w="60"/>
+              <w:left w:type="dxa" w:w="100"/>
+              <w:bottom w:type="dxa" w:w="60"/>
+              <w:right w:type="dxa" w:w="100"/>
+            </w:tcMar>
+          </w:tcPr>
+          <w:p>
+            <w:pPr>
+              <w:spacing w:after="0" w:line="252"/>
+            </w:pPr>
+            <w:r>
+              <w:rPr>
+                <w:rFonts w:ascii="Calibri" w:cs="Calibri" w:eastAsia="Calibri" w:hAnsi="Calibri"/>
+                <w:b/>
+                <w:bCs/>
+                <w:i w:val="false"/>
+                <w:iCs w:val="false"/>
+                <w:color w:val="FFFFFF"/>
+                <w:sz w:val="19"/>
+                <w:szCs w:val="19"/>
+              </w:rPr>
+              <w:t xml:space="preserve">Situation</w:t>
+            </w:r>
+          </w:p>
+        </w:tc>
+        <w:tc>
+          <w:tcPr>
+            <w:tcW w:type="dxa" w:w="5100"/>
+            <w:shd w:fill="1F3864" w:color="auto" w:val="clear"/>
+            <w:tcMar>
+              <w:top w:type="dxa" w:w="60"/>
+              <w:left w:type="dxa" w:w="100"/>
+              <w:bottom w:type="dxa" w:w="60"/>
+              <w:right w:type="dxa" w:w="100"/>
+            </w:tcMar>
+          </w:tcPr>
+          <w:p>
+            <w:pPr>
+              <w:spacing w:after="0" w:line="252"/>
+            </w:pPr>
+            <w:r>
+              <w:rPr>
+                <w:rFonts w:ascii="Calibri" w:cs="Calibri" w:eastAsia="Calibri" w:hAnsi="Calibri"/>
+                <w:b/>
+                <w:bCs/>
+                <w:i w:val="false"/>
+                <w:iCs w:val="false"/>
+                <w:color w:val="FFFFFF"/>
+                <w:sz w:val="19"/>
+                <w:szCs w:val="19"/>
+              </w:rPr>
+              <w:t xml:space="preserve">KV cache</w:t>
+            </w:r>
+          </w:p>
+        </w:tc>
+      </w:tr>
+      <w:tr>
+        <w:tc>
+          <w:tcPr>
+            <w:tcW w:type="dxa" w:w="4200"/>
+            <w:tcMar>
+              <w:top w:type="dxa" w:w="60"/>
+              <w:left w:type="dxa" w:w="100"/>
+              <w:bottom w:type="dxa" w:w="60"/>
+              <w:right w:type="dxa" w:w="100"/>
+            </w:tcMar>
+          </w:tcPr>
+          <w:p>
+            <w:pPr>
+              <w:spacing w:after="0" w:line="252"/>
+            </w:pPr>
+            <w:r>
+              <w:rPr>
+                <w:rFonts w:ascii="Calibri" w:cs="Calibri" w:eastAsia="Calibri" w:hAnsi="Calibri"/>
+                <w:b w:val="false"/>
+                <w:bCs w:val="false"/>
+                <w:i w:val="false"/>
+                <w:iCs w:val="false"/>
+                <w:sz w:val="19"/>
+                <w:szCs w:val="19"/>
+              </w:rPr>
+              <w:t xml:space="preserve">8,192 tokens, as we run it</w:t>
+            </w:r>
+          </w:p>
+        </w:tc>
+        <w:tc>
+          <w:tcPr>
+            <w:tcW w:type="dxa" w:w="5100"/>
+            <w:tcMar>
+              <w:top w:type="dxa" w:w="60"/>
+              <w:left w:type="dxa" w:w="100"/>
+              <w:bottom w:type="dxa" w:w="60"/>
+              <w:right w:type="dxa" w:w="100"/>
+            </w:tcMar>
+          </w:tcPr>
+          <w:p>
+            <w:pPr>
+              <w:spacing w:after="0" w:line="252"/>
+            </w:pPr>
+            <w:r>
+              <w:rPr>
+                <w:rFonts w:ascii="Calibri" w:cs="Calibri" w:eastAsia="Calibri" w:hAnsi="Calibri"/>
+                <w:b w:val="false"/>
+                <w:bCs w:val="false"/>
+                <w:i w:val="false"/>
+                <w:iCs w:val="false"/>
+                <w:sz w:val="19"/>
+                <w:szCs w:val="19"/>
+              </w:rPr>
+              <w:t xml:space="preserve">73 MB (7 full-attention layers over the whole window, 28 sliding layers capped at 512 tokens)</w:t>
+            </w:r>
+          </w:p>
+        </w:tc>
+      </w:tr>
+      <w:tr>
+        <w:tc>
+          <w:tcPr>
+            <w:tcW w:type="dxa" w:w="4200"/>
+            <w:tcMar>
+              <w:top w:type="dxa" w:w="60"/>
+              <w:left w:type="dxa" w:w="100"/>
+              <w:bottom w:type="dxa" w:w="60"/>
+              <w:right w:type="dxa" w:w="100"/>
+            </w:tcMar>
+          </w:tcPr>
+          <w:p>
+            <w:pPr>
+              <w:spacing w:after="0" w:line="252"/>
+            </w:pPr>
+            <w:r>
+              <w:rPr>
+                <w:rFonts w:ascii="Calibri" w:cs="Calibri" w:eastAsia="Calibri" w:hAnsi="Calibri"/>
+                <w:b w:val="false"/>
+                <w:bCs w:val="false"/>
+                <w:i w:val="false"/>
+                <w:iCs w:val="false"/>
+                <w:sz w:val="19"/>
+                <w:szCs w:val="19"/>
+              </w:rPr>
+              <w:t xml:space="preserve">8,192 tokens, if every layer were full attention</w:t>
+            </w:r>
+          </w:p>
+        </w:tc>
+        <w:tc>
+          <w:tcPr>
+            <w:tcW w:type="dxa" w:w="5100"/>
+            <w:tcMar>
+              <w:top w:type="dxa" w:w="60"/>
+              <w:left w:type="dxa" w:w="100"/>
+              <w:bottom w:type="dxa" w:w="60"/>
+              <w:right w:type="dxa" w:w="100"/>
+            </w:tcMar>
+          </w:tcPr>
+          <w:p>
+            <w:pPr>
+              <w:spacing w:after="0" w:line="252"/>
+            </w:pPr>
+            <w:r>
+              <w:rPr>
+                <w:rFonts w:ascii="Calibri" w:cs="Calibri" w:eastAsia="Calibri" w:hAnsi="Calibri"/>
+                <w:b w:val="false"/>
+                <w:bCs w:val="false"/>
+                <w:i w:val="false"/>
+                <w:iCs w:val="false"/>
+                <w:sz w:val="19"/>
+                <w:szCs w:val="19"/>
+              </w:rPr>
+              <w:t xml:space="preserve">294 MB, four times more</w:t>
+            </w:r>
+          </w:p>
+        </w:tc>
+      </w:tr>
+      <w:tr>
+        <w:tc>
+          <w:tcPr>
+            <w:tcW w:type="dxa" w:w="4200"/>
+            <w:tcMar>
+              <w:top w:type="dxa" w:w="60"/>
+              <w:left w:type="dxa" w:w="100"/>
+              <w:bottom w:type="dxa" w:w="60"/>
+              <w:right w:type="dxa" w:w="100"/>
+            </w:tcMar>
+          </w:tcPr>
+          <w:p>
+            <w:pPr>
+              <w:spacing w:after="0" w:line="252"/>
+            </w:pPr>
+            <w:r>
+              <w:rPr>
+                <w:rFonts w:ascii="Calibri" w:cs="Calibri" w:eastAsia="Calibri" w:hAnsi="Calibri"/>
+                <w:b w:val="false"/>
+                <w:bCs w:val="false"/>
+                <w:i w:val="false"/>
+                <w:iCs w:val="false"/>
+                <w:sz w:val="19"/>
+                <w:szCs w:val="19"/>
+              </w:rPr>
+              <w:t xml:space="preserve">131,072 tokens, the model's full window</w:t>
+            </w:r>
+          </w:p>
+        </w:tc>
+        <w:tc>
+          <w:tcPr>
+            <w:tcW w:type="dxa" w:w="5100"/>
+            <w:tcMar>
+              <w:top w:type="dxa" w:w="60"/>
+              <w:left w:type="dxa" w:w="100"/>
+              <w:bottom w:type="dxa" w:w="60"/>
+              <w:right w:type="dxa" w:w="100"/>
+            </w:tcMar>
+          </w:tcPr>
+          <w:p>
+            <w:pPr>
+              <w:spacing w:after="0" w:line="252"/>
+            </w:pPr>
+            <w:r>
+              <w:rPr>
+                <w:rFonts w:ascii="Calibri" w:cs="Calibri" w:eastAsia="Calibri" w:hAnsi="Calibri"/>
+                <w:b w:val="false"/>
+                <w:bCs w:val="false"/>
+                <w:i w:val="false"/>
+                <w:iCs w:val="false"/>
+                <w:sz w:val="19"/>
+                <w:szCs w:val="19"/>
+              </w:rPr>
+              <w:t xml:space="preserve">about 0.95 GB</w:t>
+            </w:r>
+          </w:p>
+        </w:tc>
+      </w:tr>
+    </w:tbl>
+    <w:p>
+      <w:pPr>
+        <w:spacing w:after="240" w:before="80"/>
+        <w:jc w:val="center"/>
+      </w:pPr>
+      <w:r>
+        <w:rPr>
+          <w:rFonts w:ascii="Calibri" w:cs="Calibri" w:eastAsia="Calibri" w:hAnsi="Calibri"/>
+          <w:i/>
+          <w:iCs/>
+          <w:color w:val="555555"/>
+          <w:sz w:val="20"/>
+          <w:szCs w:val="20"/>
+        </w:rPr>
+        <w:t xml:space="preserve">Table 9. What the conversation costs in memory, computed from the model's configuration.</w:t>
+      </w:r>
+    </w:p>
+    <w:p>
+      <w:pPr>
+        <w:spacing w:after="120" w:line="276"/>
+        <w:jc w:val="both"/>
+      </w:pPr>
+      <w:r>
+        <w:rPr>
+          <w:rFonts w:ascii="Calibri" w:cs="Calibri" w:eastAsia="Calibri" w:hAnsi="Calibri"/>
+          <w:b w:val="false"/>
+          <w:bCs w:val="false"/>
+          <w:i w:val="false"/>
+          <w:iCs w:val="false"/>
+          <w:sz w:val="22"/>
+          <w:szCs w:val="22"/>
+        </w:rPr>
+        <w:t xml:space="preserve">So the cache is not why we cap the prompt. </w:t>
+      </w:r>
+      <w:r>
+        <w:rPr>
+          <w:rFonts w:ascii="Calibri" w:cs="Calibri" w:eastAsia="Calibri" w:hAnsi="Calibri"/>
+          <w:b/>
+          <w:bCs/>
+          <w:i w:val="false"/>
+          <w:iCs w:val="false"/>
+          <w:sz w:val="22"/>
+          <w:szCs w:val="22"/>
+        </w:rPr>
+        <w:t xml:space="preserve">Time</w:t>
+      </w:r>
+      <w:r>
+        <w:rPr>
+          <w:rFonts w:ascii="Calibri" w:cs="Calibri" w:eastAsia="Calibri" w:hAnsi="Calibri"/>
+          <w:b w:val="false"/>
+          <w:bCs w:val="false"/>
+          <w:i w:val="false"/>
+          <w:iCs w:val="false"/>
+          <w:sz w:val="22"/>
+          <w:szCs w:val="22"/>
+        </w:rPr>
+        <w:t xml:space="preserve"> is. Every token of prompt must be read by the GPU before the first token of the answer appears, and on this machine that is the largest part of a short wait. We therefore cap prompts at 8,192 tokens, reserve 35 % of that for the answer, and trim the ingredient-id list to fit (section 5.3). We also set the same 8,192 in LM Studio rather than leaving the model loaded at its full 131,072: a window the app never uses buys nothing and reserves memory we would rather give to the voice.</w:t>
+      </w:r>
+    </w:p>
+    <w:p>
+      <w:pPr>
+        <w:pStyle w:val="Heading2"/>
+        <w:keepNext/>
+        <w:spacing w:after="120" w:before="240"/>
+      </w:pPr>
+      <w:r>
+        <w:rPr>
+          <w:rFonts w:ascii="Calibri" w:cs="Calibri" w:eastAsia="Calibri" w:hAnsi="Calibri"/>
+        </w:rPr>
+        <w:t xml:space="preserve">4.6 Decoding settings, and where they are set</w:t>
+      </w:r>
+    </w:p>
+    <w:p>
+      <w:pPr>
+        <w:spacing w:after="120" w:line="276"/>
+        <w:jc w:val="both"/>
+      </w:pPr>
+      <w:r>
+        <w:rPr>
+          <w:rFonts w:ascii="Calibri" w:cs="Calibri" w:eastAsia="Calibri" w:hAnsi="Calibri"/>
+          <w:b w:val="false"/>
+          <w:bCs w:val="false"/>
+          <w:i w:val="false"/>
+          <w:iCs w:val="false"/>
+          <w:sz w:val="22"/>
+          <w:szCs w:val="22"/>
+        </w:rPr>
+        <w:t xml:space="preserve">Once the model has produced its scores for the next token, the </w:t>
+      </w:r>
+      <w:r>
+        <w:rPr>
+          <w:rFonts w:ascii="Calibri" w:cs="Calibri" w:eastAsia="Calibri" w:hAnsi="Calibri"/>
+          <w:b/>
+          <w:bCs/>
+          <w:i w:val="false"/>
+          <w:iCs w:val="false"/>
+          <w:sz w:val="22"/>
+          <w:szCs w:val="22"/>
+        </w:rPr>
+        <w:t xml:space="preserve">decoding</w:t>
+      </w:r>
+      <w:r>
+        <w:rPr>
+          <w:rFonts w:ascii="Calibri" w:cs="Calibri" w:eastAsia="Calibri" w:hAnsi="Calibri"/>
+          <w:b w:val="false"/>
+          <w:bCs w:val="false"/>
+          <w:i w:val="false"/>
+          <w:iCs w:val="false"/>
+          <w:sz w:val="22"/>
+          <w:szCs w:val="22"/>
+        </w:rPr>
+        <w:t xml:space="preserve"> settings decide which one is chosen. The mechanics are standard; these are our values and our reasons.</w:t>
+      </w:r>
+    </w:p>
+    <w:tbl>
+      <w:tblPr>
+        <w:tblW w:type="dxa" w:w="9300"/>
+        <w:tblBorders>
+          <w:top w:val="single" w:color="BBBBBB" w:sz="4"/>
+          <w:left w:val="single" w:color="BBBBBB" w:sz="4"/>
+          <w:bottom w:val="single" w:color="BBBBBB" w:sz="4"/>
+          <w:right w:val="single" w:color="BBBBBB" w:sz="4"/>
+          <w:insideH w:val="single" w:color="DDDDDD" w:sz="4"/>
+          <w:insideV w:val="single" w:color="DDDDDD" w:sz="4"/>
+        </w:tblBorders>
+      </w:tblPr>
+      <w:tblGrid>
+        <w:gridCol w:w="1700"/>
+        <w:gridCol w:w="1500"/>
+        <w:gridCol w:w="2100"/>
+        <w:gridCol w:w="4000"/>
+      </w:tblGrid>
+      <w:tr>
+        <w:trPr>
+          <w:tblHeader/>
+        </w:trPr>
+        <w:tc>
+          <w:tcPr>
+            <w:tcW w:type="dxa" w:w="1700"/>
+            <w:shd w:fill="1F3864" w:color="auto" w:val="clear"/>
+            <w:tcMar>
+              <w:top w:type="dxa" w:w="60"/>
+              <w:left w:type="dxa" w:w="100"/>
+              <w:bottom w:type="dxa" w:w="60"/>
+              <w:right w:type="dxa" w:w="100"/>
+            </w:tcMar>
+          </w:tcPr>
+          <w:p>
+            <w:pPr>
+              <w:spacing w:after="0" w:line="252"/>
+            </w:pPr>
+            <w:r>
+              <w:rPr>
+                <w:rFonts w:ascii="Calibri" w:cs="Calibri" w:eastAsia="Calibri" w:hAnsi="Calibri"/>
+                <w:b/>
+                <w:bCs/>
+                <w:i w:val="false"/>
+                <w:iCs w:val="false"/>
+                <w:color w:val="FFFFFF"/>
+                <w:sz w:val="19"/>
+                <w:szCs w:val="19"/>
+              </w:rPr>
+              <w:t xml:space="preserve">Setting</w:t>
+            </w:r>
+          </w:p>
+        </w:tc>
+        <w:tc>
+          <w:tcPr>
+            <w:tcW w:type="dxa" w:w="1500"/>
+            <w:shd w:fill="1F3864" w:color="auto" w:val="clear"/>
+            <w:tcMar>
+              <w:top w:type="dxa" w:w="60"/>
+              <w:left w:type="dxa" w:w="100"/>
+              <w:bottom w:type="dxa" w:w="60"/>
+              <w:right w:type="dxa" w:w="100"/>
+            </w:tcMar>
+          </w:tcPr>
+          <w:p>
+            <w:pPr>
+              <w:spacing w:after="0" w:line="252"/>
+            </w:pPr>
+            <w:r>
+              <w:rPr>
+                <w:rFonts w:ascii="Calibri" w:cs="Calibri" w:eastAsia="Calibri" w:hAnsi="Calibri"/>
+                <w:b/>
+                <w:bCs/>
+                <w:i w:val="false"/>
+                <w:iCs w:val="false"/>
+                <w:color w:val="FFFFFF"/>
+                <w:sz w:val="19"/>
+                <w:szCs w:val="19"/>
+              </w:rPr>
+              <w:t xml:space="preserve">Vendor default</w:t>
+            </w:r>
+          </w:p>
+        </w:tc>
+        <w:tc>
+          <w:tcPr>
+            <w:tcW w:type="dxa" w:w="2100"/>
+            <w:shd w:fill="1F3864" w:color="auto" w:val="clear"/>
+            <w:tcMar>
+              <w:top w:type="dxa" w:w="60"/>
+              <w:left w:type="dxa" w:w="100"/>
+              <w:bottom w:type="dxa" w:w="60"/>
+              <w:right w:type="dxa" w:w="100"/>
+            </w:tcMar>
+          </w:tcPr>
+          <w:p>
+            <w:pPr>
+              <w:spacing w:after="0" w:line="252"/>
+            </w:pPr>
+            <w:r>
+              <w:rPr>
+                <w:rFonts w:ascii="Calibri" w:cs="Calibri" w:eastAsia="Calibri" w:hAnsi="Calibri"/>
+                <w:b/>
+                <w:bCs/>
+                <w:i w:val="false"/>
+                <w:iCs w:val="false"/>
+                <w:color w:val="FFFFFF"/>
+                <w:sz w:val="19"/>
+                <w:szCs w:val="19"/>
+              </w:rPr>
+              <w:t xml:space="preserve">Ours</w:t>
+            </w:r>
+          </w:p>
+        </w:tc>
+        <w:tc>
+          <w:tcPr>
+            <w:tcW w:type="dxa" w:w="4000"/>
+            <w:shd w:fill="1F3864" w:color="auto" w:val="clear"/>
+            <w:tcMar>
+              <w:top w:type="dxa" w:w="60"/>
+              <w:left w:type="dxa" w:w="100"/>
+              <w:bottom w:type="dxa" w:w="60"/>
+              <w:right w:type="dxa" w:w="100"/>
+            </w:tcMar>
+          </w:tcPr>
+          <w:p>
+            <w:pPr>
+              <w:spacing w:after="0" w:line="252"/>
+            </w:pPr>
+            <w:r>
+              <w:rPr>
+                <w:rFonts w:ascii="Calibri" w:cs="Calibri" w:eastAsia="Calibri" w:hAnsi="Calibri"/>
+                <w:b/>
+                <w:bCs/>
+                <w:i w:val="false"/>
+                <w:iCs w:val="false"/>
+                <w:color w:val="FFFFFF"/>
+                <w:sz w:val="19"/>
+                <w:szCs w:val="19"/>
+              </w:rPr>
+              <w:t xml:space="preserve">Why</w:t>
+            </w:r>
+          </w:p>
+        </w:tc>
+      </w:tr>
+      <w:tr>
+        <w:tc>
+          <w:tcPr>
+            <w:tcW w:type="dxa" w:w="1700"/>
+            <w:tcMar>
+              <w:top w:type="dxa" w:w="60"/>
+              <w:left w:type="dxa" w:w="100"/>
+              <w:bottom w:type="dxa" w:w="60"/>
+              <w:right w:type="dxa" w:w="100"/>
+            </w:tcMar>
+          </w:tcPr>
+          <w:p>
+            <w:pPr>
+              <w:spacing w:after="0" w:line="252"/>
+            </w:pPr>
+            <w:r>
+              <w:rPr>
+                <w:rFonts w:ascii="Calibri" w:cs="Calibri" w:eastAsia="Calibri" w:hAnsi="Calibri"/>
+                <w:b w:val="false"/>
+                <w:bCs w:val="false"/>
+                <w:i w:val="false"/>
+                <w:iCs w:val="false"/>
+                <w:sz w:val="19"/>
+                <w:szCs w:val="19"/>
+              </w:rPr>
+              <w:t xml:space="preserve">Temperature</w:t>
+            </w:r>
+          </w:p>
+        </w:tc>
+        <w:tc>
+          <w:tcPr>
+            <w:tcW w:type="dxa" w:w="1500"/>
+            <w:tcMar>
+              <w:top w:type="dxa" w:w="60"/>
+              <w:left w:type="dxa" w:w="100"/>
+              <w:bottom w:type="dxa" w:w="60"/>
+              <w:right w:type="dxa" w:w="100"/>
+            </w:tcMar>
+          </w:tcPr>
+          <w:p>
+            <w:pPr>
+              <w:spacing w:after="0" w:line="252"/>
+            </w:pPr>
+            <w:r>
+              <w:rPr>
+                <w:rFonts w:ascii="Calibri" w:cs="Calibri" w:eastAsia="Calibri" w:hAnsi="Calibri"/>
+                <w:b w:val="false"/>
+                <w:bCs w:val="false"/>
+                <w:i w:val="false"/>
+                <w:iCs w:val="false"/>
+                <w:sz w:val="19"/>
+                <w:szCs w:val="19"/>
+              </w:rPr>
+              <w:t xml:space="preserve">1.0</w:t>
+            </w:r>
+          </w:p>
+        </w:tc>
+        <w:tc>
+          <w:tcPr>
+            <w:tcW w:type="dxa" w:w="2100"/>
+            <w:tcMar>
+              <w:top w:type="dxa" w:w="60"/>
+              <w:left w:type="dxa" w:w="100"/>
+              <w:bottom w:type="dxa" w:w="60"/>
+              <w:right w:type="dxa" w:w="100"/>
+            </w:tcMar>
+          </w:tcPr>
+          <w:p>
+            <w:pPr>
+              <w:spacing w:after="0" w:line="252"/>
+            </w:pPr>
+            <w:r>
+              <w:rPr>
+                <w:rFonts w:ascii="Calibri" w:cs="Calibri" w:eastAsia="Calibri" w:hAnsi="Calibri"/>
+                <w:b w:val="false"/>
+                <w:bCs w:val="false"/>
+                <w:i w:val="false"/>
+                <w:iCs w:val="false"/>
+                <w:sz w:val="19"/>
+                <w:szCs w:val="19"/>
+              </w:rPr>
+              <w:t xml:space="preserve">0.2 for recipes, 0.3 for chat, 0 on a retry</w:t>
+            </w:r>
+          </w:p>
+        </w:tc>
+        <w:tc>
+          <w:tcPr>
+            <w:tcW w:type="dxa" w:w="4000"/>
+            <w:tcMar>
+              <w:top w:type="dxa" w:w="60"/>
+              <w:left w:type="dxa" w:w="100"/>
+              <w:bottom w:type="dxa" w:w="60"/>
+              <w:right w:type="dxa" w:w="100"/>
+            </w:tcMar>
+          </w:tcPr>
+          <w:p>
+            <w:pPr>
+              <w:spacing w:after="0" w:line="252"/>
+            </w:pPr>
+            <w:r>
+              <w:rPr>
+                <w:rFonts w:ascii="Calibri" w:cs="Calibri" w:eastAsia="Calibri" w:hAnsi="Calibri"/>
+                <w:b w:val="false"/>
+                <w:bCs w:val="false"/>
+                <w:i w:val="false"/>
+                <w:iCs w:val="false"/>
+                <w:sz w:val="19"/>
+                <w:szCs w:val="19"/>
+              </w:rPr>
+              <w:t xml:space="preserve">Temperature flattens or sharpens the distribution. Conversation benefits from variety; a recipe in JSON with catalogue ids does not. Low temperature is the standard lever for constrained output</w:t>
+            </w:r>
+          </w:p>
+        </w:tc>
+      </w:tr>
+      <w:tr>
+        <w:tc>
+          <w:tcPr>
+            <w:tcW w:type="dxa" w:w="1700"/>
+            <w:tcMar>
+              <w:top w:type="dxa" w:w="60"/>
+              <w:left w:type="dxa" w:w="100"/>
+              <w:bottom w:type="dxa" w:w="60"/>
+              <w:right w:type="dxa" w:w="100"/>
+            </w:tcMar>
+          </w:tcPr>
+          <w:p>
+            <w:pPr>
+              <w:spacing w:after="0" w:line="252"/>
+            </w:pPr>
+            <w:r>
+              <w:rPr>
+                <w:rFonts w:ascii="Calibri" w:cs="Calibri" w:eastAsia="Calibri" w:hAnsi="Calibri"/>
+                <w:b w:val="false"/>
+                <w:bCs w:val="false"/>
+                <w:i w:val="false"/>
+                <w:iCs w:val="false"/>
+                <w:sz w:val="19"/>
+                <w:szCs w:val="19"/>
+              </w:rPr>
+              <w:t xml:space="preserve">Top-p</w:t>
+            </w:r>
+          </w:p>
+        </w:tc>
+        <w:tc>
+          <w:tcPr>
+            <w:tcW w:type="dxa" w:w="1500"/>
+            <w:tcMar>
+              <w:top w:type="dxa" w:w="60"/>
+              <w:left w:type="dxa" w:w="100"/>
+              <w:bottom w:type="dxa" w:w="60"/>
+              <w:right w:type="dxa" w:w="100"/>
+            </w:tcMar>
+          </w:tcPr>
+          <w:p>
+            <w:pPr>
+              <w:spacing w:after="0" w:line="252"/>
+            </w:pPr>
+            <w:r>
+              <w:rPr>
+                <w:rFonts w:ascii="Calibri" w:cs="Calibri" w:eastAsia="Calibri" w:hAnsi="Calibri"/>
+                <w:b w:val="false"/>
+                <w:bCs w:val="false"/>
+                <w:i w:val="false"/>
+                <w:iCs w:val="false"/>
+                <w:sz w:val="19"/>
+                <w:szCs w:val="19"/>
+              </w:rPr>
+              <w:t xml:space="preserve">0.95</w:t>
+            </w:r>
+          </w:p>
+        </w:tc>
+        <w:tc>
+          <w:tcPr>
+            <w:tcW w:type="dxa" w:w="2100"/>
+            <w:tcMar>
+              <w:top w:type="dxa" w:w="60"/>
+              <w:left w:type="dxa" w:w="100"/>
+              <w:bottom w:type="dxa" w:w="60"/>
+              <w:right w:type="dxa" w:w="100"/>
+            </w:tcMar>
+          </w:tcPr>
+          <w:p>
+            <w:pPr>
+              <w:spacing w:after="0" w:line="252"/>
+            </w:pPr>
+            <w:r>
+              <w:rPr>
+                <w:rFonts w:ascii="Calibri" w:cs="Calibri" w:eastAsia="Calibri" w:hAnsi="Calibri"/>
+                <w:b w:val="false"/>
+                <w:bCs w:val="false"/>
+                <w:i w:val="false"/>
+                <w:iCs w:val="false"/>
+                <w:sz w:val="19"/>
+                <w:szCs w:val="19"/>
+              </w:rPr>
+              <w:t xml:space="preserve">0.95</w:t>
+            </w:r>
+          </w:p>
+        </w:tc>
+        <w:tc>
+          <w:tcPr>
+            <w:tcW w:type="dxa" w:w="4000"/>
+            <w:tcMar>
+              <w:top w:type="dxa" w:w="60"/>
+              <w:left w:type="dxa" w:w="100"/>
+              <w:bottom w:type="dxa" w:w="60"/>
+              <w:right w:type="dxa" w:w="100"/>
+            </w:tcMar>
+          </w:tcPr>
+          <w:p>
+            <w:pPr>
+              <w:spacing w:after="0" w:line="252"/>
+            </w:pPr>
+            <w:r>
+              <w:rPr>
+                <w:rFonts w:ascii="Calibri" w:cs="Calibri" w:eastAsia="Calibri" w:hAnsi="Calibri"/>
+                <w:b w:val="false"/>
+                <w:bCs w:val="false"/>
+                <w:i w:val="false"/>
+                <w:iCs w:val="false"/>
+                <w:sz w:val="19"/>
+                <w:szCs w:val="19"/>
+              </w:rPr>
+              <w:t xml:space="preserve">Kept: with the temperature already low, clamping the tail twice makes answers stilted</w:t>
+            </w:r>
+          </w:p>
+        </w:tc>
+      </w:tr>
+      <w:tr>
+        <w:tc>
+          <w:tcPr>
+            <w:tcW w:type="dxa" w:w="1700"/>
+            <w:tcMar>
+              <w:top w:type="dxa" w:w="60"/>
+              <w:left w:type="dxa" w:w="100"/>
+              <w:bottom w:type="dxa" w:w="60"/>
+              <w:right w:type="dxa" w:w="100"/>
+            </w:tcMar>
+          </w:tcPr>
+          <w:p>
+            <w:pPr>
+              <w:spacing w:after="0" w:line="252"/>
+            </w:pPr>
+            <w:r>
+              <w:rPr>
+                <w:rFonts w:ascii="Calibri" w:cs="Calibri" w:eastAsia="Calibri" w:hAnsi="Calibri"/>
+                <w:b w:val="false"/>
+                <w:bCs w:val="false"/>
+                <w:i w:val="false"/>
+                <w:iCs w:val="false"/>
+                <w:sz w:val="19"/>
+                <w:szCs w:val="19"/>
+              </w:rPr>
+              <w:t xml:space="preserve">Response format</w:t>
+            </w:r>
+          </w:p>
+        </w:tc>
+        <w:tc>
+          <w:tcPr>
+            <w:tcW w:type="dxa" w:w="1500"/>
+            <w:tcMar>
+              <w:top w:type="dxa" w:w="60"/>
+              <w:left w:type="dxa" w:w="100"/>
+              <w:bottom w:type="dxa" w:w="60"/>
+              <w:right w:type="dxa" w:w="100"/>
+            </w:tcMar>
+          </w:tcPr>
+          <w:p>
+            <w:pPr>
+              <w:spacing w:after="0" w:line="252"/>
+            </w:pPr>
+            <w:r>
+              <w:rPr>
+                <w:rFonts w:ascii="Calibri" w:cs="Calibri" w:eastAsia="Calibri" w:hAnsi="Calibri"/>
+                <w:b w:val="false"/>
+                <w:bCs w:val="false"/>
+                <w:i w:val="false"/>
+                <w:iCs w:val="false"/>
+                <w:sz w:val="19"/>
+                <w:szCs w:val="19"/>
+              </w:rPr>
+              <w:t xml:space="preserve">free text</w:t>
+            </w:r>
+          </w:p>
+        </w:tc>
+        <w:tc>
+          <w:tcPr>
+            <w:tcW w:type="dxa" w:w="2100"/>
+            <w:tcMar>
+              <w:top w:type="dxa" w:w="60"/>
+              <w:left w:type="dxa" w:w="100"/>
+              <w:bottom w:type="dxa" w:w="60"/>
+              <w:right w:type="dxa" w:w="100"/>
+            </w:tcMar>
+          </w:tcPr>
+          <w:p>
+            <w:pPr>
+              <w:spacing w:after="0" w:line="252"/>
+            </w:pPr>
+            <w:r>
+              <w:rPr>
+                <w:rFonts w:ascii="Calibri" w:cs="Calibri" w:eastAsia="Calibri" w:hAnsi="Calibri"/>
+                <w:b w:val="false"/>
+                <w:bCs w:val="false"/>
+                <w:i w:val="false"/>
+                <w:iCs w:val="false"/>
+                <w:sz w:val="19"/>
+                <w:szCs w:val="19"/>
+              </w:rPr>
+              <w:t xml:space="preserve">JSON schema</w:t>
+            </w:r>
+          </w:p>
+        </w:tc>
+        <w:tc>
+          <w:tcPr>
+            <w:tcW w:type="dxa" w:w="4000"/>
+            <w:tcMar>
+              <w:top w:type="dxa" w:w="60"/>
+              <w:left w:type="dxa" w:w="100"/>
+              <w:bottom w:type="dxa" w:w="60"/>
+              <w:right w:type="dxa" w:w="100"/>
+            </w:tcMar>
+          </w:tcPr>
+          <w:p>
+            <w:pPr>
+              <w:spacing w:after="0" w:line="252"/>
+            </w:pPr>
+            <w:r>
+              <w:rPr>
+                <w:rFonts w:ascii="Calibri" w:cs="Calibri" w:eastAsia="Calibri" w:hAnsi="Calibri"/>
+                <w:b w:val="false"/>
+                <w:bCs w:val="false"/>
+                <w:i w:val="false"/>
+                <w:iCs w:val="false"/>
+                <w:sz w:val="19"/>
+                <w:szCs w:val="19"/>
+              </w:rPr>
+              <w:t xml:space="preserve">The server is given the recipe schema and only emits tokens that keep the JSON valid, which turns malformed output from unlikely into impossible</w:t>
+            </w:r>
+          </w:p>
+        </w:tc>
+      </w:tr>
+      <w:tr>
+        <w:tc>
+          <w:tcPr>
+            <w:tcW w:type="dxa" w:w="1700"/>
+            <w:tcMar>
+              <w:top w:type="dxa" w:w="60"/>
+              <w:left w:type="dxa" w:w="100"/>
+              <w:bottom w:type="dxa" w:w="60"/>
+              <w:right w:type="dxa" w:w="100"/>
+            </w:tcMar>
+          </w:tcPr>
+          <w:p>
+            <w:pPr>
+              <w:spacing w:after="0" w:line="252"/>
+            </w:pPr>
+            <w:r>
+              <w:rPr>
+                <w:rFonts w:ascii="Calibri" w:cs="Calibri" w:eastAsia="Calibri" w:hAnsi="Calibri"/>
+                <w:b w:val="false"/>
+                <w:bCs w:val="false"/>
+                <w:i w:val="false"/>
+                <w:iCs w:val="false"/>
+                <w:sz w:val="19"/>
+                <w:szCs w:val="19"/>
+              </w:rPr>
+              <w:t xml:space="preserve">Reply length</w:t>
+            </w:r>
+          </w:p>
+        </w:tc>
+        <w:tc>
+          <w:tcPr>
+            <w:tcW w:type="dxa" w:w="1500"/>
+            <w:tcMar>
+              <w:top w:type="dxa" w:w="60"/>
+              <w:left w:type="dxa" w:w="100"/>
+              <w:bottom w:type="dxa" w:w="60"/>
+              <w:right w:type="dxa" w:w="100"/>
+            </w:tcMar>
+          </w:tcPr>
+          <w:p>
+            <w:pPr>
+              <w:spacing w:after="0" w:line="252"/>
+            </w:pPr>
+            <w:r>
+              <w:rPr>
+                <w:rFonts w:ascii="Calibri" w:cs="Calibri" w:eastAsia="Calibri" w:hAnsi="Calibri"/>
+                <w:b w:val="false"/>
+                <w:bCs w:val="false"/>
+                <w:i w:val="false"/>
+                <w:iCs w:val="false"/>
+                <w:sz w:val="19"/>
+                <w:szCs w:val="19"/>
+              </w:rPr>
+              <w:t xml:space="preserve">unlimited</w:t>
+            </w:r>
+          </w:p>
+        </w:tc>
+        <w:tc>
+          <w:tcPr>
+            <w:tcW w:type="dxa" w:w="2100"/>
+            <w:tcMar>
+              <w:top w:type="dxa" w:w="60"/>
+              <w:left w:type="dxa" w:w="100"/>
+              <w:bottom w:type="dxa" w:w="60"/>
+              <w:right w:type="dxa" w:w="100"/>
+            </w:tcMar>
+          </w:tcPr>
+          <w:p>
+            <w:pPr>
+              <w:spacing w:after="0" w:line="252"/>
+            </w:pPr>
+            <w:r>
+              <w:rPr>
+                <w:rFonts w:ascii="Calibri" w:cs="Calibri" w:eastAsia="Calibri" w:hAnsi="Calibri"/>
+                <w:b w:val="false"/>
+                <w:bCs w:val="false"/>
+                <w:i w:val="false"/>
+                <w:iCs w:val="false"/>
+                <w:sz w:val="19"/>
+                <w:szCs w:val="19"/>
+              </w:rPr>
+              <w:t xml:space="preserve">3,000 tokens for a recipe, 220 for a spoken answer at the hob</w:t>
+            </w:r>
+          </w:p>
+        </w:tc>
+        <w:tc>
+          <w:tcPr>
+            <w:tcW w:type="dxa" w:w="4000"/>
+            <w:tcMar>
+              <w:top w:type="dxa" w:w="60"/>
+              <w:left w:type="dxa" w:w="100"/>
+              <w:bottom w:type="dxa" w:w="60"/>
+              <w:right w:type="dxa" w:w="100"/>
+            </w:tcMar>
+          </w:tcPr>
+          <w:p>
+            <w:pPr>
+              <w:spacing w:after="0" w:line="252"/>
+            </w:pPr>
+            <w:r>
+              <w:rPr>
+                <w:rFonts w:ascii="Calibri" w:cs="Calibri" w:eastAsia="Calibri" w:hAnsi="Calibri"/>
+                <w:b w:val="false"/>
+                <w:bCs w:val="false"/>
+                <w:i w:val="false"/>
+                <w:iCs w:val="false"/>
+                <w:sz w:val="19"/>
+                <w:szCs w:val="19"/>
+              </w:rPr>
+              <w:t xml:space="preserve">A recipe is about 700 tokens of JSON; the rest is headroom. A spoken answer must be short or it is unusable</w:t>
+            </w:r>
+          </w:p>
+        </w:tc>
+      </w:tr>
+      <w:tr>
+        <w:tc>
+          <w:tcPr>
+            <w:tcW w:type="dxa" w:w="1700"/>
+            <w:tcMar>
+              <w:top w:type="dxa" w:w="60"/>
+              <w:left w:type="dxa" w:w="100"/>
+              <w:bottom w:type="dxa" w:w="60"/>
+              <w:right w:type="dxa" w:w="100"/>
+            </w:tcMar>
+          </w:tcPr>
+          <w:p>
+            <w:pPr>
+              <w:spacing w:after="0" w:line="252"/>
+            </w:pPr>
+            <w:r>
+              <w:rPr>
+                <w:rFonts w:ascii="Calibri" w:cs="Calibri" w:eastAsia="Calibri" w:hAnsi="Calibri"/>
+                <w:b w:val="false"/>
+                <w:bCs w:val="false"/>
+                <w:i w:val="false"/>
+                <w:iCs w:val="false"/>
+                <w:sz w:val="19"/>
+                <w:szCs w:val="19"/>
+              </w:rPr>
+              <w:t xml:space="preserve">Context overflow</w:t>
+            </w:r>
+          </w:p>
+        </w:tc>
+        <w:tc>
+          <w:tcPr>
+            <w:tcW w:type="dxa" w:w="1500"/>
+            <w:tcMar>
+              <w:top w:type="dxa" w:w="60"/>
+              <w:left w:type="dxa" w:w="100"/>
+              <w:bottom w:type="dxa" w:w="60"/>
+              <w:right w:type="dxa" w:w="100"/>
+            </w:tcMar>
+          </w:tcPr>
+          <w:p>
+            <w:pPr>
+              <w:spacing w:after="0" w:line="252"/>
+            </w:pPr>
+            <w:r>
+              <w:rPr>
+                <w:rFonts w:ascii="Calibri" w:cs="Calibri" w:eastAsia="Calibri" w:hAnsi="Calibri"/>
+                <w:b w:val="false"/>
+                <w:bCs w:val="false"/>
+                <w:i w:val="false"/>
+                <w:iCs w:val="false"/>
+                <w:sz w:val="19"/>
+                <w:szCs w:val="19"/>
+              </w:rPr>
+              <w:t xml:space="preserve">truncate middle</w:t>
+            </w:r>
+          </w:p>
+        </w:tc>
+        <w:tc>
+          <w:tcPr>
+            <w:tcW w:type="dxa" w:w="2100"/>
+            <w:tcMar>
+              <w:top w:type="dxa" w:w="60"/>
+              <w:left w:type="dxa" w:w="100"/>
+              <w:bottom w:type="dxa" w:w="60"/>
+              <w:right w:type="dxa" w:w="100"/>
+            </w:tcMar>
+          </w:tcPr>
+          <w:p>
+            <w:pPr>
+              <w:spacing w:after="0" w:line="252"/>
+            </w:pPr>
+            <w:r>
+              <w:rPr>
+                <w:rFonts w:ascii="Calibri" w:cs="Calibri" w:eastAsia="Calibri" w:hAnsi="Calibri"/>
+                <w:b w:val="false"/>
+                <w:bCs w:val="false"/>
+                <w:i w:val="false"/>
+                <w:iCs w:val="false"/>
+                <w:sz w:val="19"/>
+                <w:szCs w:val="19"/>
+              </w:rPr>
+              <w:t xml:space="preserve">never reached</w:t>
+            </w:r>
+          </w:p>
+        </w:tc>
+        <w:tc>
+          <w:tcPr>
+            <w:tcW w:type="dxa" w:w="4000"/>
+            <w:tcMar>
+              <w:top w:type="dxa" w:w="60"/>
+              <w:left w:type="dxa" w:w="100"/>
+              <w:bottom w:type="dxa" w:w="60"/>
+              <w:right w:type="dxa" w:w="100"/>
+            </w:tcMar>
+          </w:tcPr>
+          <w:p>
+            <w:pPr>
+              <w:spacing w:after="0" w:line="252"/>
+            </w:pPr>
+            <w:r>
+              <w:rPr>
+                <w:rFonts w:ascii="Calibri" w:cs="Calibri" w:eastAsia="Calibri" w:hAnsi="Calibri"/>
+                <w:b w:val="false"/>
+                <w:bCs w:val="false"/>
+                <w:i w:val="false"/>
+                <w:iCs w:val="false"/>
+                <w:sz w:val="19"/>
+                <w:szCs w:val="19"/>
+              </w:rPr>
+              <w:t xml:space="preserve">We size the prompt ourselves, so the runtime never has to decide what to throw away</w:t>
+            </w:r>
+          </w:p>
+        </w:tc>
+      </w:tr>
+    </w:tbl>
+    <w:p>
+      <w:pPr>
+        <w:spacing w:after="240" w:before="80"/>
+        <w:jc w:val="center"/>
+      </w:pPr>
+      <w:r>
+        <w:rPr>
+          <w:rFonts w:ascii="Calibri" w:cs="Calibri" w:eastAsia="Calibri" w:hAnsi="Calibri"/>
+          <w:i/>
+          <w:iCs/>
+          <w:color w:val="555555"/>
+          <w:sz w:val="20"/>
+          <w:szCs w:val="20"/>
+        </w:rPr>
+        <w:t xml:space="preserve">Table 10. Decoding settings.</w:t>
+      </w:r>
+    </w:p>
+    <w:p>
+      <w:pPr>
+        <w:spacing w:after="120" w:line="276"/>
+        <w:jc w:val="both"/>
+      </w:pPr>
+      <w:r>
+        <w:rPr>
+          <w:rFonts w:ascii="Calibri" w:cs="Calibri" w:eastAsia="Calibri" w:hAnsi="Calibri"/>
+          <w:b w:val="false"/>
+          <w:bCs w:val="false"/>
+          <w:i w:val="false"/>
+          <w:iCs w:val="false"/>
+          <w:sz w:val="22"/>
+          <w:szCs w:val="22"/>
+        </w:rPr>
+        <w:t xml:space="preserve">One practical note that cost us time: </w:t>
+      </w:r>
+      <w:r>
+        <w:rPr>
+          <w:rFonts w:ascii="Calibri" w:cs="Calibri" w:eastAsia="Calibri" w:hAnsi="Calibri"/>
+          <w:b/>
+          <w:bCs/>
+          <w:i w:val="false"/>
+          <w:iCs w:val="false"/>
+          <w:sz w:val="22"/>
+          <w:szCs w:val="22"/>
+        </w:rPr>
+        <w:t xml:space="preserve">the values in LM Studio's own settings screen are defaults for requests that do not specify them.</w:t>
+      </w:r>
+      <w:r>
+        <w:rPr>
+          <w:rFonts w:ascii="Calibri" w:cs="Calibri" w:eastAsia="Calibri" w:hAnsi="Calibri"/>
+          <w:b w:val="false"/>
+          <w:bCs w:val="false"/>
+          <w:i w:val="false"/>
+          <w:iCs w:val="false"/>
+          <w:sz w:val="22"/>
+          <w:szCs w:val="22"/>
+        </w:rPr>
+        <w:t xml:space="preserve"> Our backend sends temperature, top-p and the response format with every request, so those app-level numbers are overridden. The settings that must be right in LM Studio are the ones the API cannot set on this server: the context length the model is loaded with, and the reasoning switch below.</w:t>
+      </w:r>
+    </w:p>
+    <w:p>
+      <w:pPr>
+        <w:pStyle w:val="Heading2"/>
+        <w:keepNext/>
+        <w:spacing w:after="120" w:before="240"/>
+      </w:pPr>
+      <w:r>
+        <w:rPr>
+          <w:rFonts w:ascii="Calibri" w:cs="Calibri" w:eastAsia="Calibri" w:hAnsi="Calibri"/>
+        </w:rPr>
+        <w:t xml:space="preserve">4.7 Why reasoning is switched off</w:t>
+      </w:r>
+    </w:p>
+    <w:p>
+      <w:pPr>
+        <w:spacing w:after="120" w:line="276"/>
+        <w:jc w:val="both"/>
+      </w:pPr>
+      <w:r>
+        <w:rPr>
+          <w:rFonts w:ascii="Calibri" w:cs="Calibri" w:eastAsia="Calibri" w:hAnsi="Calibri"/>
+          <w:b w:val="false"/>
+          <w:bCs w:val="false"/>
+          <w:i w:val="false"/>
+          <w:iCs w:val="false"/>
+          <w:sz w:val="22"/>
+          <w:szCs w:val="22"/>
+        </w:rPr>
+        <w:t xml:space="preserve">Recent models are often </w:t>
+      </w:r>
+      <w:r>
+        <w:rPr>
+          <w:rFonts w:ascii="Calibri" w:cs="Calibri" w:eastAsia="Calibri" w:hAnsi="Calibri"/>
+          <w:b/>
+          <w:bCs/>
+          <w:i w:val="false"/>
+          <w:iCs w:val="false"/>
+          <w:sz w:val="22"/>
+          <w:szCs w:val="22"/>
+        </w:rPr>
+        <w:t xml:space="preserve">hybrid reasoning</w:t>
+      </w:r>
+      <w:r>
+        <w:rPr>
+          <w:rFonts w:ascii="Calibri" w:cs="Calibri" w:eastAsia="Calibri" w:hAnsi="Calibri"/>
+          <w:b w:val="false"/>
+          <w:bCs w:val="false"/>
+          <w:i w:val="false"/>
+          <w:iCs w:val="false"/>
+          <w:sz w:val="22"/>
+          <w:szCs w:val="22"/>
+        </w:rPr>
+        <w:t xml:space="preserve"> models: before answering, they generate a private chain of thought, usually inside &lt;think&gt; tags, and only then the answer. It genuinely helps on maths and multi-step logic. It is wrong for this app, for three reasons.</w:t>
+      </w:r>
+    </w:p>
+    <w:p>
+      <w:pPr>
+        <w:pStyle w:val="ListParagraph"/>
+        <w:numPr>
+          <w:ilvl w:val="0"/>
+          <w:numId w:val="4"/>
+        </w:numPr>
+        <w:spacing w:after="80" w:line="276"/>
+        <w:jc w:val="both"/>
+      </w:pPr>
+      <w:r>
+        <w:rPr>
+          <w:rFonts w:ascii="Calibri" w:cs="Calibri" w:eastAsia="Calibri" w:hAnsi="Calibri"/>
+          <w:b/>
+          <w:bCs/>
+          <w:i w:val="false"/>
+          <w:iCs w:val="false"/>
+          <w:sz w:val="22"/>
+          <w:szCs w:val="22"/>
+        </w:rPr>
+        <w:t xml:space="preserve">It is paid for in tokens, at our token rate.</w:t>
+      </w:r>
+      <w:r>
+        <w:rPr>
+          <w:rFonts w:ascii="Calibri" w:cs="Calibri" w:eastAsia="Calibri" w:hAnsi="Calibri"/>
+          <w:b w:val="false"/>
+          <w:bCs w:val="false"/>
+          <w:i w:val="false"/>
+          <w:iCs w:val="false"/>
+          <w:sz w:val="22"/>
+          <w:szCs w:val="22"/>
+        </w:rPr>
+        <w:t xml:space="preserve"> Thinking tokens are generated exactly like answer tokens. At about 15 tokens per second, a thousand tokens of deliberation is more than a minute before the recipe starts. We measured one Qwen 3.5 recipe that spent </w:t>
+      </w:r>
+      <w:r>
+        <w:rPr>
+          <w:rFonts w:ascii="Calibri" w:cs="Calibri" w:eastAsia="Calibri" w:hAnsi="Calibri"/>
+          <w:b/>
+          <w:bCs/>
+          <w:i w:val="false"/>
+          <w:iCs w:val="false"/>
+          <w:sz w:val="22"/>
+          <w:szCs w:val="22"/>
+        </w:rPr>
+        <w:t xml:space="preserve">26 minutes</w:t>
+      </w:r>
+      <w:r>
+        <w:rPr>
+          <w:rFonts w:ascii="Calibri" w:cs="Calibri" w:eastAsia="Calibri" w:hAnsi="Calibri"/>
+          <w:b w:val="false"/>
+          <w:bCs w:val="false"/>
+          <w:i w:val="false"/>
+          <w:iCs w:val="false"/>
+          <w:sz w:val="22"/>
+          <w:szCs w:val="22"/>
+        </w:rPr>
+        <w:t xml:space="preserve"> thinking.</w:t>
+      </w:r>
+    </w:p>
+    <w:p>
+      <w:pPr>
+        <w:pStyle w:val="ListParagraph"/>
+        <w:numPr>
+          <w:ilvl w:val="0"/>
+          <w:numId w:val="4"/>
+        </w:numPr>
+        <w:spacing w:after="80" w:line="276"/>
+        <w:jc w:val="both"/>
+      </w:pPr>
+      <w:r>
+        <w:rPr>
+          <w:rFonts w:ascii="Calibri" w:cs="Calibri" w:eastAsia="Calibri" w:hAnsi="Calibri"/>
+          <w:b/>
+          <w:bCs/>
+          <w:i w:val="false"/>
+          <w:iCs w:val="false"/>
+          <w:sz w:val="22"/>
+          <w:szCs w:val="22"/>
+        </w:rPr>
+        <w:t xml:space="preserve">It competes with the answer for the reply budget.</w:t>
+      </w:r>
+      <w:r>
+        <w:rPr>
+          <w:rFonts w:ascii="Calibri" w:cs="Calibri" w:eastAsia="Calibri" w:hAnsi="Calibri"/>
+          <w:b w:val="false"/>
+          <w:bCs w:val="false"/>
+          <w:i w:val="false"/>
+          <w:iCs w:val="false"/>
+          <w:sz w:val="22"/>
+          <w:szCs w:val="22"/>
+        </w:rPr>
+        <w:t xml:space="preserve"> The thinking happens inside the same reply, so a 3,000-token budget can be spent on deliberation and leave the recipe truncated halfway through step six. That is exactly what we saw before the budget was raised.</w:t>
+      </w:r>
+    </w:p>
+    <w:p>
+      <w:pPr>
+        <w:pStyle w:val="ListParagraph"/>
+        <w:numPr>
+          <w:ilvl w:val="0"/>
+          <w:numId w:val="4"/>
+        </w:numPr>
+        <w:spacing w:after="80" w:line="276"/>
+        <w:jc w:val="both"/>
+      </w:pPr>
+      <w:r>
+        <w:rPr>
+          <w:rFonts w:ascii="Calibri" w:cs="Calibri" w:eastAsia="Calibri" w:hAnsi="Calibri"/>
+          <w:b/>
+          <w:bCs/>
+          <w:i w:val="false"/>
+          <w:iCs w:val="false"/>
+          <w:sz w:val="22"/>
+          <w:szCs w:val="22"/>
+        </w:rPr>
+        <w:t xml:space="preserve">The task does not need it.</w:t>
+      </w:r>
+      <w:r>
+        <w:rPr>
+          <w:rFonts w:ascii="Calibri" w:cs="Calibri" w:eastAsia="Calibri" w:hAnsi="Calibri"/>
+          <w:b w:val="false"/>
+          <w:bCs w:val="false"/>
+          <w:i w:val="false"/>
+          <w:iCs w:val="false"/>
+          <w:sz w:val="22"/>
+          <w:szCs w:val="22"/>
+        </w:rPr>
+        <w:t xml:space="preserve"> Our hard problems are not reasoning problems: they are format and grounding problems, and we solve those with a schema and with checks (section 5.4). A cook at the hob wants the answer, not the working.</w:t>
+      </w:r>
+    </w:p>
+    <w:p>
+      <w:pPr>
+        <w:spacing w:after="120" w:line="276"/>
+        <w:jc w:val="both"/>
+      </w:pPr>
+      <w:r>
+        <w:rPr>
+          <w:rFonts w:ascii="Calibri" w:cs="Calibri" w:eastAsia="Calibri" w:hAnsi="Calibri"/>
+          <w:b w:val="false"/>
+          <w:bCs w:val="false"/>
+          <w:i w:val="false"/>
+          <w:iCs w:val="false"/>
+          <w:sz w:val="22"/>
+          <w:szCs w:val="22"/>
+        </w:rPr>
+        <w:t xml:space="preserve">Turning it off is not one switch. The app sends the standard field with every request (chat_template_kwargs with enable_thinking false), which Ollama and llama.cpp honour and LM Studio rejects with a 400; the backend notices, drops the field and asks again, so on LM Studio it must also be off in the model's own settings, in its prompt template. Whatever gets through, any &lt;think&gt; block that still arrives is stripped before the JSON is parsed. Our diagnostic script reports whether reasoning is on, because a model that is thinking looks exactly like a model that has hung.</w:t>
+      </w:r>
+    </w:p>
+    <w:p>
+      <w:pPr>
+        <w:pStyle w:val="Heading2"/>
+        <w:keepNext/>
+        <w:spacing w:after="120" w:before="240"/>
+      </w:pPr>
+      <w:r>
+        <w:rPr>
+          <w:rFonts w:ascii="Calibri" w:cs="Calibri" w:eastAsia="Calibri" w:hAnsi="Calibri"/>
+        </w:rPr>
+        <w:t xml:space="preserve">4.8 Voice</w:t>
       </w:r>
     </w:p>
     <w:tbl>
@@ -5572,7 +8549,7 @@
                 <w:sz w:val="19"/>
                 <w:szCs w:val="19"/>
               </w:rPr>
-              <w:t xml:space="preserve">Wake word</w:t>
+              <w:t xml:space="preserve">Wake word, outside cooking</w:t>
             </w:r>
           </w:p>
         </w:tc>
@@ -5600,7 +8577,7 @@
                 <w:sz w:val="19"/>
                 <w:szCs w:val="19"/>
               </w:rPr>
-              <w:t xml:space="preserve">The browser's speech recogniser listening for "Bob"</w:t>
+              <w:t xml:space="preserve">The browser's own speech recogniser, listening for "Bob"</w:t>
             </w:r>
           </w:p>
         </w:tc>
@@ -5656,7 +8633,7 @@
                 <w:sz w:val="19"/>
                 <w:szCs w:val="19"/>
               </w:rPr>
-              <w:t xml:space="preserve">The browser option worked in a day. Its downside: Chrome sends that audio to Google, so it needs internet.</w:t>
+              <w:t xml:space="preserve">Spotting a word in a continuous stream is a different job from transcribing a clip. Our speech model transcribes a recording that someone has already decided to make; something has to decide when to start recording. The browser's recogniser does that for free, with no model to download, and it was a day's work. The price is that in Chrome it is a cloud service, so it needs internet and sends that audio to Google. An on-device wake model (openWakeWord in ONNX) removes both problems and is not built yet.</w:t>
             </w:r>
           </w:p>
         </w:tc>
@@ -5676,7 +8653,7 @@
           <w:sz w:val="20"/>
           <w:szCs w:val="20"/>
         </w:rPr>
-        <w:t xml:space="preserve">Table 7. Voice components.</w:t>
+        <w:t xml:space="preserve">Table 11. Voice components.</w:t>
       </w:r>
     </w:p>
     <w:p>
@@ -5707,7 +8684,7 @@
         <w:rPr>
           <w:rFonts w:ascii="Calibri" w:cs="Calibri" w:eastAsia="Calibri" w:hAnsi="Calibri"/>
         </w:rPr>
-        <w:t xml:space="preserve">4.6 Data</w:t>
+        <w:t xml:space="preserve">4.9 Data</w:t>
       </w:r>
     </w:p>
     <w:tbl>
@@ -6324,7 +9301,7 @@
           <w:sz w:val="20"/>
           <w:szCs w:val="20"/>
         </w:rPr>
-        <w:t xml:space="preserve">Table 8. Datasets.</w:t>
+        <w:t xml:space="preserve">Table 12. Datasets.</w:t>
       </w:r>
     </w:p>
     <w:p>
@@ -6454,7 +9431,7 @@
           <w:sz w:val="22"/>
           <w:szCs w:val="22"/>
         </w:rPr>
-        <w:t xml:space="preserve">You press Start cooking. The chef reads one step at a time, tells you what to look and listen for, starts timers, and answers questions about the step. You say "Bob, next" to move on.</w:t>
+        <w:t xml:space="preserve">You press Start cooking. The chef reads one step at a time, tells you what to look and listen for, starts timers, and answers questions about the step. You say "Bob, next" to move on, or tap the Talk button and just say "next": the name exists so that the radio and the conversation do not move the recipe on, and the button is for when your hands are free and saying it again is the annoying part. Both paths transcribe on the machine.</w:t>
       </w:r>
     </w:p>
     <w:p>
@@ -7236,7 +10213,7 @@
           <w:sz w:val="22"/>
           <w:szCs w:val="22"/>
         </w:rPr>
-        <w:t xml:space="preserve">The textbook RAG in course section 11.2 uses embeddings in a vector database. Our Data Engineer built exactly that as a prototype: bge-small-en-v1.5 embeddings stored in ChromaDB, with separate collections for recipes, substitutions and nutrition. It works. We still shipped something simpler.</w:t>
+        <w:t xml:space="preserve">Textbook retrieval uses embeddings in a vector database. Our Data Engineer built exactly that as a prototype: bge-small-en-v1.5 embeddings stored in ChromaDB, with separate collections for recipes, substitutions and nutrition. It works. We still shipped something simpler.</w:t>
       </w:r>
     </w:p>
     <w:tbl>
@@ -7376,7 +10353,7 @@
                 <w:sz w:val="19"/>
                 <w:szCs w:val="19"/>
               </w:rPr>
-              <w:t xml:space="preserve">Indexing 2.1 million recipes</w:t>
+              <w:t xml:space="preserve">Indexing the 2.1 million recipes of Kaiser1308/CookingRecipes</w:t>
             </w:r>
           </w:p>
         </w:tc>
@@ -7404,7 +10381,7 @@
                 <w:sz w:val="19"/>
                 <w:szCs w:val="19"/>
               </w:rPr>
-              <w:t xml:space="preserve">One model pass per recipe: hours on a laptop, about 15 GB of disk. The prototype stops at 50,000 recipes per collection.</w:t>
+              <w:t xml:space="preserve">One pass of bge-small-en-v1.5 per recipe: hours on a laptop, about 15 GB of disk. The prototype stops at 50,000 recipes per collection.</w:t>
             </w:r>
           </w:p>
         </w:tc>
@@ -7710,7 +10687,7 @@
           <w:sz w:val="20"/>
           <w:szCs w:val="20"/>
         </w:rPr>
-        <w:t xml:space="preserve">Table 9. The two retrieval engines, measured on the demo Mac.</w:t>
+        <w:t xml:space="preserve">Table 13. The two retrieval engines, measured on the demo Mac.</w:t>
       </w:r>
     </w:p>
     <w:p>
@@ -8596,7 +11573,7 @@
           <w:sz w:val="20"/>
           <w:szCs w:val="20"/>
         </w:rPr>
-        <w:t xml:space="preserve">Table 10. Technology stack.</w:t>
+        <w:t xml:space="preserve">Table 14. Technology stack.</w:t>
       </w:r>
     </w:p>
     <w:p>
@@ -8797,7 +11774,7 @@
           <w:sz w:val="22"/>
           <w:szCs w:val="22"/>
         </w:rPr>
-        <w:t xml:space="preserve">Perplexity measures how well a model predicts a reference text. There is no reference text for "dinner from this fridge". A fluent recipe that uses hummus you don't have is a failure that perplexity cannot see. Course section 12 makes the same point about BLEU and ROUGE, so we measured things tied to actual use.</w:t>
+        <w:t xml:space="preserve">Perplexity measures how well a model predicts a reference text. There is no reference text for "dinner from this fridge". A fluent recipe that uses hummus you don't have is a failure that perplexity cannot see. The same objection applies to the usual text-overlap scores, so we measured things tied to actual use.</w:t>
       </w:r>
     </w:p>
     <w:p>
@@ -9552,7 +12529,7 @@
                 <w:sz w:val="19"/>
                 <w:szCs w:val="19"/>
               </w:rPr>
-              <w:t xml:space="preserve">Receipt data</w:t>
+              <w:t xml:space="preserve">Receipt data (Open Food Facts)</w:t>
             </w:r>
           </w:p>
         </w:tc>
@@ -9628,7 +12605,7 @@
           <w:sz w:val="20"/>
           <w:szCs w:val="20"/>
         </w:rPr>
-        <w:t xml:space="preserve">Table 11. What we measured.</w:t>
+        <w:t xml:space="preserve">Table 15. What we measured.</w:t>
       </w:r>
     </w:p>
     <w:p>
@@ -10048,7 +13025,7 @@
           <w:sz w:val="20"/>
           <w:szCs w:val="20"/>
         </w:rPr>
-        <w:t xml:space="preserve">Table 12. Does the chef answer about the right step? Gemma 4 E2B, temperature 0.3.</w:t>
+        <w:t xml:space="preserve">Table 16. Does the chef answer about the right step? Gemma 4 E2B, temperature 0.3.</w:t>
       </w:r>
     </w:p>
     <w:p>
@@ -10066,7 +13043,7 @@
           <w:sz w:val="22"/>
           <w:szCs w:val="22"/>
         </w:rPr>
-        <w:t xml:space="preserve">The cause is not the recipe. In our prompt, the current step appears once, at the end of the system prompt, and the conversation history follows it. A 2-billion-parameter model follows the conversation rather than a line far above it. Repeating the step inside each question fixed it in every run. We have not shipped that fix yet; it is the first item in section 10.3. We like this experiment because it is exactly what the course means by evaluating on real usage: a small, controlled test that turned a vague "the chef is confused" into a cause and a fix.</w:t>
+        <w:t xml:space="preserve">The cause is not the recipe. In our prompt, the current step appears once, at the end of the system prompt, and the conversation history follows it. A 2-billion-parameter model follows the conversation rather than a line far above it. Repeating the step inside each question fixed it in every run. We have not shipped that fix yet; it is the first item in section 10.3. We like this experiment because it is what evaluating on real usage looks like: a small, controlled test that turned a vague "the chef is confused" into a cause and a fix.</w:t>
       </w:r>
     </w:p>
     <w:p>
@@ -10430,19 +13407,19 @@
           <w:sz w:val="22"/>
           <w:szCs w:val="22"/>
         </w:rPr>
-        <w:t xml:space="preserve">The wake word needs internet</w:t>
-      </w:r>
-      <w:r>
-        <w:rPr>
-          <w:rFonts w:ascii="Calibri" w:cs="Calibri" w:eastAsia="Calibri" w:hAnsi="Calibri"/>
-          <w:b w:val="false"/>
-          <w:bCs w:val="false"/>
-          <w:i w:val="false"/>
-          <w:iCs w:val="false"/>
-          <w:sz w:val="22"/>
-          <w:szCs w:val="22"/>
-        </w:rPr>
-        <w:t xml:space="preserve">, because Chrome's recogniser sends audio to Google while listening for "Bob".</w:t>
+        <w:t xml:space="preserve">The app-wide hands-free button needs internet</w:t>
+      </w:r>
+      <w:r>
+        <w:rPr>
+          <w:rFonts w:ascii="Calibri" w:cs="Calibri" w:eastAsia="Calibri" w:hAnsi="Calibri"/>
+          <w:b w:val="false"/>
+          <w:bCs w:val="false"/>
+          <w:i w:val="false"/>
+          <w:iCs w:val="false"/>
+          <w:sz w:val="22"/>
+          <w:szCs w:val="22"/>
+        </w:rPr>
+        <w:t xml:space="preserve">, because Chrome's recogniser is a cloud service. Cooking mode does not: there the microphone is already open, the clip is transcribed by our own model on the machine, and the name is matched in that local transcript. Since this version there is also a Talk button in cooking mode, which starts a turn without the name at all (section 5.1).</w:t>
       </w:r>
     </w:p>
     <w:p>
@@ -11120,7 +14097,7 @@
           <w:sz w:val="20"/>
           <w:szCs w:val="20"/>
         </w:rPr>
-        <w:t xml:space="preserve">Table 13. Risk register, following course section 15.</w:t>
+        <w:t xml:space="preserve">Table 17. Risk register.</w:t>
       </w:r>
     </w:p>
     <w:p>
@@ -11133,7 +14110,445 @@
         <w:rPr>
           <w:rFonts w:ascii="Calibri" w:cs="Calibri" w:eastAsia="Calibri" w:hAnsi="Calibri"/>
         </w:rPr>
-        <w:t xml:space="preserve">10.3 Next steps</w:t>
+        <w:t xml:space="preserve">10.3 Compliance</w:t>
+      </w:r>
+    </w:p>
+    <w:p>
+      <w:pPr>
+        <w:spacing w:after="120" w:line="276"/>
+        <w:jc w:val="both"/>
+      </w:pPr>
+      <w:r>
+        <w:rPr>
+          <w:rFonts w:ascii="Calibri" w:cs="Calibri" w:eastAsia="Calibri" w:hAnsi="Calibri"/>
+          <w:b w:val="false"/>
+          <w:bCs w:val="false"/>
+          <w:i w:val="false"/>
+          <w:iCs w:val="false"/>
+          <w:sz w:val="22"/>
+          <w:szCs w:val="22"/>
+        </w:rPr>
+        <w:t xml:space="preserve">Anything that ships has to stand up to a licence and a privacy review, so we did one. We looked at three things: the licences of what we ship, the personal data we handle, and the advice the system gives.</w:t>
+      </w:r>
+    </w:p>
+    <w:tbl>
+      <w:tblPr>
+        <w:tblW w:type="dxa" w:w="9300"/>
+        <w:tblBorders>
+          <w:top w:val="single" w:color="BBBBBB" w:sz="4"/>
+          <w:left w:val="single" w:color="BBBBBB" w:sz="4"/>
+          <w:bottom w:val="single" w:color="BBBBBB" w:sz="4"/>
+          <w:right w:val="single" w:color="BBBBBB" w:sz="4"/>
+          <w:insideH w:val="single" w:color="DDDDDD" w:sz="4"/>
+          <w:insideV w:val="single" w:color="DDDDDD" w:sz="4"/>
+        </w:tblBorders>
+      </w:tblPr>
+      <w:tblGrid>
+        <w:gridCol w:w="2300"/>
+        <w:gridCol w:w="7000"/>
+      </w:tblGrid>
+      <w:tr>
+        <w:trPr>
+          <w:tblHeader/>
+        </w:trPr>
+        <w:tc>
+          <w:tcPr>
+            <w:tcW w:type="dxa" w:w="2300"/>
+            <w:shd w:fill="1F3864" w:color="auto" w:val="clear"/>
+            <w:tcMar>
+              <w:top w:type="dxa" w:w="60"/>
+              <w:left w:type="dxa" w:w="100"/>
+              <w:bottom w:type="dxa" w:w="60"/>
+              <w:right w:type="dxa" w:w="100"/>
+            </w:tcMar>
+          </w:tcPr>
+          <w:p>
+            <w:pPr>
+              <w:spacing w:after="0" w:line="252"/>
+            </w:pPr>
+            <w:r>
+              <w:rPr>
+                <w:rFonts w:ascii="Calibri" w:cs="Calibri" w:eastAsia="Calibri" w:hAnsi="Calibri"/>
+                <w:b/>
+                <w:bCs/>
+                <w:i w:val="false"/>
+                <w:iCs w:val="false"/>
+                <w:color w:val="FFFFFF"/>
+                <w:sz w:val="19"/>
+                <w:szCs w:val="19"/>
+              </w:rPr>
+              <w:t xml:space="preserve">Question</w:t>
+            </w:r>
+          </w:p>
+        </w:tc>
+        <w:tc>
+          <w:tcPr>
+            <w:tcW w:type="dxa" w:w="7000"/>
+            <w:shd w:fill="1F3864" w:color="auto" w:val="clear"/>
+            <w:tcMar>
+              <w:top w:type="dxa" w:w="60"/>
+              <w:left w:type="dxa" w:w="100"/>
+              <w:bottom w:type="dxa" w:w="60"/>
+              <w:right w:type="dxa" w:w="100"/>
+            </w:tcMar>
+          </w:tcPr>
+          <w:p>
+            <w:pPr>
+              <w:spacing w:after="0" w:line="252"/>
+            </w:pPr>
+            <w:r>
+              <w:rPr>
+                <w:rFonts w:ascii="Calibri" w:cs="Calibri" w:eastAsia="Calibri" w:hAnsi="Calibri"/>
+                <w:b/>
+                <w:bCs/>
+                <w:i w:val="false"/>
+                <w:iCs w:val="false"/>
+                <w:color w:val="FFFFFF"/>
+                <w:sz w:val="19"/>
+                <w:szCs w:val="19"/>
+              </w:rPr>
+              <w:t xml:space="preserve">Where we stand</w:t>
+            </w:r>
+          </w:p>
+        </w:tc>
+      </w:tr>
+      <w:tr>
+        <w:tc>
+          <w:tcPr>
+            <w:tcW w:type="dxa" w:w="2300"/>
+            <w:tcMar>
+              <w:top w:type="dxa" w:w="60"/>
+              <w:left w:type="dxa" w:w="100"/>
+              <w:bottom w:type="dxa" w:w="60"/>
+              <w:right w:type="dxa" w:w="100"/>
+            </w:tcMar>
+          </w:tcPr>
+          <w:p>
+            <w:pPr>
+              <w:spacing w:after="0" w:line="252"/>
+            </w:pPr>
+            <w:r>
+              <w:rPr>
+                <w:rFonts w:ascii="Calibri" w:cs="Calibri" w:eastAsia="Calibri" w:hAnsi="Calibri"/>
+                <w:b w:val="false"/>
+                <w:bCs w:val="false"/>
+                <w:i w:val="false"/>
+                <w:iCs w:val="false"/>
+                <w:sz w:val="19"/>
+                <w:szCs w:val="19"/>
+              </w:rPr>
+              <w:t xml:space="preserve">Model and software licences</w:t>
+            </w:r>
+          </w:p>
+        </w:tc>
+        <w:tc>
+          <w:tcPr>
+            <w:tcW w:type="dxa" w:w="7000"/>
+            <w:tcMar>
+              <w:top w:type="dxa" w:w="60"/>
+              <w:left w:type="dxa" w:w="100"/>
+              <w:bottom w:type="dxa" w:w="60"/>
+              <w:right w:type="dxa" w:w="100"/>
+            </w:tcMar>
+          </w:tcPr>
+          <w:p>
+            <w:pPr>
+              <w:spacing w:after="0" w:line="252"/>
+            </w:pPr>
+            <w:r>
+              <w:rPr>
+                <w:rFonts w:ascii="Calibri" w:cs="Calibri" w:eastAsia="Calibri" w:hAnsi="Calibri"/>
+                <w:b w:val="false"/>
+                <w:bCs w:val="false"/>
+                <w:i w:val="false"/>
+                <w:iCs w:val="false"/>
+                <w:sz w:val="19"/>
+                <w:szCs w:val="19"/>
+              </w:rPr>
+              <w:t xml:space="preserve">Gemma 4 E2B is distributed under Google's Gemma terms, which permit local use and redistribution with conditions we have not breached: we ship no weights, the user installs the model themselves. Kokoro is Apache 2.0, Whisper MIT, Parakeet's MLX build follows its upstream terms, and the frameworks (MLX, llama.cpp, FastAPI, React) are permissive. Nothing in the repository bundles a model file</w:t>
+            </w:r>
+          </w:p>
+        </w:tc>
+      </w:tr>
+      <w:tr>
+        <w:tc>
+          <w:tcPr>
+            <w:tcW w:type="dxa" w:w="2300"/>
+            <w:tcMar>
+              <w:top w:type="dxa" w:w="60"/>
+              <w:left w:type="dxa" w:w="100"/>
+              <w:bottom w:type="dxa" w:w="60"/>
+              <w:right w:type="dxa" w:w="100"/>
+            </w:tcMar>
+          </w:tcPr>
+          <w:p>
+            <w:pPr>
+              <w:spacing w:after="0" w:line="252"/>
+            </w:pPr>
+            <w:r>
+              <w:rPr>
+                <w:rFonts w:ascii="Calibri" w:cs="Calibri" w:eastAsia="Calibri" w:hAnsi="Calibri"/>
+                <w:b w:val="false"/>
+                <w:bCs w:val="false"/>
+                <w:i w:val="false"/>
+                <w:iCs w:val="false"/>
+                <w:sz w:val="19"/>
+                <w:szCs w:val="19"/>
+              </w:rPr>
+              <w:t xml:space="preserve">Dataset licences</w:t>
+            </w:r>
+          </w:p>
+        </w:tc>
+        <w:tc>
+          <w:tcPr>
+            <w:tcW w:type="dxa" w:w="7000"/>
+            <w:tcMar>
+              <w:top w:type="dxa" w:w="60"/>
+              <w:left w:type="dxa" w:w="100"/>
+              <w:bottom w:type="dxa" w:w="60"/>
+              <w:right w:type="dxa" w:w="100"/>
+            </w:tcMar>
+          </w:tcPr>
+          <w:p>
+            <w:pPr>
+              <w:spacing w:after="0" w:line="252"/>
+            </w:pPr>
+            <w:r>
+              <w:rPr>
+                <w:rFonts w:ascii="Calibri" w:cs="Calibri" w:eastAsia="Calibri" w:hAnsi="Calibri"/>
+                <w:b w:val="false"/>
+                <w:bCs w:val="false"/>
+                <w:i w:val="false"/>
+                <w:iCs w:val="false"/>
+                <w:sz w:val="19"/>
+                <w:szCs w:val="19"/>
+              </w:rPr>
+              <w:t xml:space="preserve">The recipe corpus is used for retrieval and would be used for fine-tuning; it is a public Hugging Face dataset and each recipe keeps its source link, which is why we chose a corpus with provenance. Open Food Facts is published under the Open Database Licence, which requires attribution and share-alike on derived databases: our product index is derived and would carry that licence if we distributed it. We do not distribute it</w:t>
+            </w:r>
+          </w:p>
+        </w:tc>
+      </w:tr>
+      <w:tr>
+        <w:tc>
+          <w:tcPr>
+            <w:tcW w:type="dxa" w:w="2300"/>
+            <w:tcMar>
+              <w:top w:type="dxa" w:w="60"/>
+              <w:left w:type="dxa" w:w="100"/>
+              <w:bottom w:type="dxa" w:w="60"/>
+              <w:right w:type="dxa" w:w="100"/>
+            </w:tcMar>
+          </w:tcPr>
+          <w:p>
+            <w:pPr>
+              <w:spacing w:after="0" w:line="252"/>
+            </w:pPr>
+            <w:r>
+              <w:rPr>
+                <w:rFonts w:ascii="Calibri" w:cs="Calibri" w:eastAsia="Calibri" w:hAnsi="Calibri"/>
+                <w:b w:val="false"/>
+                <w:bCs w:val="false"/>
+                <w:i w:val="false"/>
+                <w:iCs w:val="false"/>
+                <w:sz w:val="19"/>
+                <w:szCs w:val="19"/>
+              </w:rPr>
+              <w:t xml:space="preserve">Personal data (GDPR)</w:t>
+            </w:r>
+          </w:p>
+        </w:tc>
+        <w:tc>
+          <w:tcPr>
+            <w:tcW w:type="dxa" w:w="7000"/>
+            <w:tcMar>
+              <w:top w:type="dxa" w:w="60"/>
+              <w:left w:type="dxa" w:w="100"/>
+              <w:bottom w:type="dxa" w:w="60"/>
+              <w:right w:type="dxa" w:w="100"/>
+            </w:tcMar>
+          </w:tcPr>
+          <w:p>
+            <w:pPr>
+              <w:spacing w:after="0" w:line="252"/>
+            </w:pPr>
+            <w:r>
+              <w:rPr>
+                <w:rFonts w:ascii="Calibri" w:cs="Calibri" w:eastAsia="Calibri" w:hAnsi="Calibri"/>
+                <w:b w:val="false"/>
+                <w:bCs w:val="false"/>
+                <w:i w:val="false"/>
+                <w:iCs w:val="false"/>
+                <w:sz w:val="19"/>
+                <w:szCs w:val="19"/>
+              </w:rPr>
+              <w:t xml:space="preserve">The household's data, its stock, its people and what they will not eat, stays in the browser on the device. The server is stateless and stores none of it. A profile is a name and a list of foods someone avoids; we deliberately collect no health data, no allergy diagnoses and no accounts. On the fully local setup nothing leaves the machine; the one exception is the hands-free wake word outside cooking mode, which uses the browser's cloud recogniser and is disclosed in the interface</w:t>
+            </w:r>
+          </w:p>
+        </w:tc>
+      </w:tr>
+      <w:tr>
+        <w:tc>
+          <w:tcPr>
+            <w:tcW w:type="dxa" w:w="2300"/>
+            <w:tcMar>
+              <w:top w:type="dxa" w:w="60"/>
+              <w:left w:type="dxa" w:w="100"/>
+              <w:bottom w:type="dxa" w:w="60"/>
+              <w:right w:type="dxa" w:w="100"/>
+            </w:tcMar>
+          </w:tcPr>
+          <w:p>
+            <w:pPr>
+              <w:spacing w:after="0" w:line="252"/>
+            </w:pPr>
+            <w:r>
+              <w:rPr>
+                <w:rFonts w:ascii="Calibri" w:cs="Calibri" w:eastAsia="Calibri" w:hAnsi="Calibri"/>
+                <w:b w:val="false"/>
+                <w:bCs w:val="false"/>
+                <w:i w:val="false"/>
+                <w:iCs w:val="false"/>
+                <w:sz w:val="19"/>
+                <w:szCs w:val="19"/>
+              </w:rPr>
+              <w:t xml:space="preserve">Advice and safety</w:t>
+            </w:r>
+          </w:p>
+        </w:tc>
+        <w:tc>
+          <w:tcPr>
+            <w:tcW w:type="dxa" w:w="7000"/>
+            <w:tcMar>
+              <w:top w:type="dxa" w:w="60"/>
+              <w:left w:type="dxa" w:w="100"/>
+              <w:bottom w:type="dxa" w:w="60"/>
+              <w:right w:type="dxa" w:w="100"/>
+            </w:tcMar>
+          </w:tcPr>
+          <w:p>
+            <w:pPr>
+              <w:spacing w:after="0" w:line="252"/>
+            </w:pPr>
+            <w:r>
+              <w:rPr>
+                <w:rFonts w:ascii="Calibri" w:cs="Calibri" w:eastAsia="Calibri" w:hAnsi="Calibri"/>
+                <w:b w:val="false"/>
+                <w:bCs w:val="false"/>
+                <w:i w:val="false"/>
+                <w:iCs w:val="false"/>
+                <w:sz w:val="19"/>
+                <w:szCs w:val="19"/>
+              </w:rPr>
+              <w:t xml:space="preserve">A cooking assistant gives advice that can make someone ill. Quantities are capped per person, so a model asking for 380 g of salt cannot reach the cook. Dry grains must be cooked. Raw flour must meet heat. Where a check fails twice, the recipe is shown with its problems rather than hidden. The app states that recipes are written by a model and should be read before they are trusted</w:t>
+            </w:r>
+          </w:p>
+        </w:tc>
+      </w:tr>
+      <w:tr>
+        <w:tc>
+          <w:tcPr>
+            <w:tcW w:type="dxa" w:w="2300"/>
+            <w:tcMar>
+              <w:top w:type="dxa" w:w="60"/>
+              <w:left w:type="dxa" w:w="100"/>
+              <w:bottom w:type="dxa" w:w="60"/>
+              <w:right w:type="dxa" w:w="100"/>
+            </w:tcMar>
+          </w:tcPr>
+          <w:p>
+            <w:pPr>
+              <w:spacing w:after="0" w:line="252"/>
+            </w:pPr>
+            <w:r>
+              <w:rPr>
+                <w:rFonts w:ascii="Calibri" w:cs="Calibri" w:eastAsia="Calibri" w:hAnsi="Calibri"/>
+                <w:b w:val="false"/>
+                <w:bCs w:val="false"/>
+                <w:i w:val="false"/>
+                <w:iCs w:val="false"/>
+                <w:sz w:val="19"/>
+                <w:szCs w:val="19"/>
+              </w:rPr>
+              <w:t xml:space="preserve">Allergens</w:t>
+            </w:r>
+          </w:p>
+        </w:tc>
+        <w:tc>
+          <w:tcPr>
+            <w:tcW w:type="dxa" w:w="7000"/>
+            <w:tcMar>
+              <w:top w:type="dxa" w:w="60"/>
+              <w:left w:type="dxa" w:w="100"/>
+              <w:bottom w:type="dxa" w:w="60"/>
+              <w:right w:type="dxa" w:w="100"/>
+            </w:tcMar>
+          </w:tcPr>
+          <w:p>
+            <w:pPr>
+              <w:spacing w:after="0" w:line="252"/>
+            </w:pPr>
+            <w:r>
+              <w:rPr>
+                <w:rFonts w:ascii="Calibri" w:cs="Calibri" w:eastAsia="Calibri" w:hAnsi="Calibri"/>
+                <w:b w:val="false"/>
+                <w:bCs w:val="false"/>
+                <w:i w:val="false"/>
+                <w:iCs w:val="false"/>
+                <w:sz w:val="19"/>
+                <w:szCs w:val="19"/>
+              </w:rPr>
+              <w:t xml:space="preserve">We hold what a person will not eat and filter on it, but we make no allergen guarantee, and the interface does not pretend to: an ingredient list written by a model is not a label</w:t>
+            </w:r>
+          </w:p>
+        </w:tc>
+      </w:tr>
+    </w:tbl>
+    <w:p>
+      <w:pPr>
+        <w:spacing w:after="240" w:before="80"/>
+        <w:jc w:val="center"/>
+      </w:pPr>
+      <w:r>
+        <w:rPr>
+          <w:rFonts w:ascii="Calibri" w:cs="Calibri" w:eastAsia="Calibri" w:hAnsi="Calibri"/>
+          <w:i/>
+          <w:iCs/>
+          <w:color w:val="555555"/>
+          <w:sz w:val="20"/>
+          <w:szCs w:val="20"/>
+        </w:rPr>
+        <w:t xml:space="preserve">Table 18. Compliance review.</w:t>
+      </w:r>
+    </w:p>
+    <w:p>
+      <w:pPr>
+        <w:spacing w:after="120" w:line="276"/>
+        <w:jc w:val="both"/>
+      </w:pPr>
+      <w:r>
+        <w:rPr>
+          <w:rFonts w:ascii="Calibri" w:cs="Calibri" w:eastAsia="Calibri" w:hAnsi="Calibri"/>
+          <w:b w:val="false"/>
+          <w:bCs w:val="false"/>
+          <w:i w:val="false"/>
+          <w:iCs w:val="false"/>
+          <w:sz w:val="22"/>
+          <w:szCs w:val="22"/>
+        </w:rPr>
+        <w:t xml:space="preserve">Two things we would have to add before this could be used by anyone outside the team: an explicit statement of the model's limits at first run, and a way to export or delete the household's data in one action, which is a GDPR right we currently satisfy only by clearing the browser's storage.</w:t>
+      </w:r>
+    </w:p>
+    <w:p>
+      <w:pPr>
+        <w:pStyle w:val="Heading2"/>
+        <w:keepNext/>
+        <w:spacing w:after="120" w:before="240"/>
+      </w:pPr>
+      <w:r>
+        <w:rPr>
+          <w:rFonts w:ascii="Calibri" w:cs="Calibri" w:eastAsia="Calibri" w:hAnsi="Calibri"/>
+        </w:rPr>
+        <w:t xml:space="preserve">10.4 Next steps</w:t>
       </w:r>
     </w:p>
     <w:p>
@@ -11320,7 +14735,7 @@
           <w:sz w:val="22"/>
           <w:szCs w:val="22"/>
         </w:rPr>
-        <w:t xml:space="preserve"> Choosing the model was a small part of the week. Making it dependable was most of it: budgeting the prompt, constraining the output, and checking every answer. The course material on prompting, decoding and RAG turned out to be more useful day to day than the material on training.</w:t>
+        <w:t xml:space="preserve"> Choosing the model was a small part of the week. Making it dependable was most of it: budgeting the prompt, constraining the output, and checking every answer. Prompting, decoding and retrieval turned out to matter more day to day than anything about training.</w:t>
       </w:r>
     </w:p>
     <w:p>
@@ -11428,7 +14843,7 @@
           <w:sz w:val="22"/>
           <w:szCs w:val="22"/>
         </w:rPr>
-        <w:t xml:space="preserve">The final system runs Gemma 4 E2B on a MacBook Air next to local speech recognition and speech synthesis. It reads receipts, writes a quick dinner in under half a minute, and talks a person through cooking it. It still makes mistakes, and we know several of them precisely because we took the time to measure. We think that is the most useful thing this project taught us.</w:t>
+        <w:t xml:space="preserve">The final system runs a 4-bit Gemma 4 E2B through MLX on a MacBook Air, alongside local speech recognition and synthesis, inside about 5 GB of a 16 GB machine. Each of the settings behind that sentence is defended somewhere in section 4 with a number rather than a preference: why 4-bit and not 8, why MLX and not llama.cpp on this machine, why an 8,192-token window when the model offers 128K, why reasoning is off, why decoding is cold. The system still makes mistakes, and we can name them because we measured them rather than assumed them.</w:t>
       </w:r>
     </w:p>
     <w:p>
@@ -11440,7 +14855,1221 @@
         <w:rPr>
           <w:rFonts w:ascii="Calibri" w:cs="Calibri" w:eastAsia="Calibri" w:hAnsi="Calibri"/>
         </w:rPr>
-        <w:t xml:space="preserve">13. References</w:t>
+        <w:t xml:space="preserve">13. The words we used</w:t>
+      </w:r>
+    </w:p>
+    <w:p>
+      <w:pPr>
+        <w:spacing w:after="120" w:line="276"/>
+        <w:jc w:val="both"/>
+      </w:pPr>
+      <w:r>
+        <w:rPr>
+          <w:rFonts w:ascii="Calibri" w:cs="Calibri" w:eastAsia="Calibri" w:hAnsi="Calibri"/>
+          <w:b w:val="false"/>
+          <w:bCs w:val="false"/>
+          <w:i w:val="false"/>
+          <w:iCs w:val="false"/>
+          <w:sz w:val="22"/>
+          <w:szCs w:val="22"/>
+        </w:rPr>
+        <w:t xml:space="preserve">Short definitions of the technical terms in this report, in the order a reader meets them.</w:t>
+      </w:r>
+    </w:p>
+    <w:tbl>
+      <w:tblPr>
+        <w:tblW w:type="dxa" w:w="9300"/>
+        <w:tblBorders>
+          <w:top w:val="single" w:color="BBBBBB" w:sz="4"/>
+          <w:left w:val="single" w:color="BBBBBB" w:sz="4"/>
+          <w:bottom w:val="single" w:color="BBBBBB" w:sz="4"/>
+          <w:right w:val="single" w:color="BBBBBB" w:sz="4"/>
+          <w:insideH w:val="single" w:color="DDDDDD" w:sz="4"/>
+          <w:insideV w:val="single" w:color="DDDDDD" w:sz="4"/>
+        </w:tblBorders>
+      </w:tblPr>
+      <w:tblGrid>
+        <w:gridCol w:w="2200"/>
+        <w:gridCol w:w="7100"/>
+      </w:tblGrid>
+      <w:tr>
+        <w:trPr>
+          <w:tblHeader/>
+        </w:trPr>
+        <w:tc>
+          <w:tcPr>
+            <w:tcW w:type="dxa" w:w="2200"/>
+            <w:shd w:fill="1F3864" w:color="auto" w:val="clear"/>
+            <w:tcMar>
+              <w:top w:type="dxa" w:w="60"/>
+              <w:left w:type="dxa" w:w="100"/>
+              <w:bottom w:type="dxa" w:w="60"/>
+              <w:right w:type="dxa" w:w="100"/>
+            </w:tcMar>
+          </w:tcPr>
+          <w:p>
+            <w:pPr>
+              <w:spacing w:after="0" w:line="252"/>
+            </w:pPr>
+            <w:r>
+              <w:rPr>
+                <w:rFonts w:ascii="Calibri" w:cs="Calibri" w:eastAsia="Calibri" w:hAnsi="Calibri"/>
+                <w:b/>
+                <w:bCs/>
+                <w:i w:val="false"/>
+                <w:iCs w:val="false"/>
+                <w:color w:val="FFFFFF"/>
+                <w:sz w:val="19"/>
+                <w:szCs w:val="19"/>
+              </w:rPr>
+              <w:t xml:space="preserve">Term</w:t>
+            </w:r>
+          </w:p>
+        </w:tc>
+        <w:tc>
+          <w:tcPr>
+            <w:tcW w:type="dxa" w:w="7100"/>
+            <w:shd w:fill="1F3864" w:color="auto" w:val="clear"/>
+            <w:tcMar>
+              <w:top w:type="dxa" w:w="60"/>
+              <w:left w:type="dxa" w:w="100"/>
+              <w:bottom w:type="dxa" w:w="60"/>
+              <w:right w:type="dxa" w:w="100"/>
+            </w:tcMar>
+          </w:tcPr>
+          <w:p>
+            <w:pPr>
+              <w:spacing w:after="0" w:line="252"/>
+            </w:pPr>
+            <w:r>
+              <w:rPr>
+                <w:rFonts w:ascii="Calibri" w:cs="Calibri" w:eastAsia="Calibri" w:hAnsi="Calibri"/>
+                <w:b/>
+                <w:bCs/>
+                <w:i w:val="false"/>
+                <w:iCs w:val="false"/>
+                <w:color w:val="FFFFFF"/>
+                <w:sz w:val="19"/>
+                <w:szCs w:val="19"/>
+              </w:rPr>
+              <w:t xml:space="preserve">What it means</w:t>
+            </w:r>
+          </w:p>
+        </w:tc>
+      </w:tr>
+      <w:tr>
+        <w:tc>
+          <w:tcPr>
+            <w:tcW w:type="dxa" w:w="2200"/>
+            <w:tcMar>
+              <w:top w:type="dxa" w:w="60"/>
+              <w:left w:type="dxa" w:w="100"/>
+              <w:bottom w:type="dxa" w:w="60"/>
+              <w:right w:type="dxa" w:w="100"/>
+            </w:tcMar>
+          </w:tcPr>
+          <w:p>
+            <w:pPr>
+              <w:spacing w:after="0" w:line="252"/>
+            </w:pPr>
+            <w:r>
+              <w:rPr>
+                <w:rFonts w:ascii="Calibri" w:cs="Calibri" w:eastAsia="Calibri" w:hAnsi="Calibri"/>
+                <w:b w:val="false"/>
+                <w:bCs w:val="false"/>
+                <w:i w:val="false"/>
+                <w:iCs w:val="false"/>
+                <w:sz w:val="19"/>
+                <w:szCs w:val="19"/>
+              </w:rPr>
+              <w:t xml:space="preserve">Token</w:t>
+            </w:r>
+          </w:p>
+        </w:tc>
+        <w:tc>
+          <w:tcPr>
+            <w:tcW w:type="dxa" w:w="7100"/>
+            <w:tcMar>
+              <w:top w:type="dxa" w:w="60"/>
+              <w:left w:type="dxa" w:w="100"/>
+              <w:bottom w:type="dxa" w:w="60"/>
+              <w:right w:type="dxa" w:w="100"/>
+            </w:tcMar>
+          </w:tcPr>
+          <w:p>
+            <w:pPr>
+              <w:spacing w:after="0" w:line="252"/>
+            </w:pPr>
+            <w:r>
+              <w:rPr>
+                <w:rFonts w:ascii="Calibri" w:cs="Calibri" w:eastAsia="Calibri" w:hAnsi="Calibri"/>
+                <w:b w:val="false"/>
+                <w:bCs w:val="false"/>
+                <w:i w:val="false"/>
+                <w:iCs w:val="false"/>
+                <w:sz w:val="19"/>
+                <w:szCs w:val="19"/>
+              </w:rPr>
+              <w:t xml:space="preserve">The unit a language model reads and writes: a word, a piece of a word, or a punctuation mark. Speed is measured in tokens per second, and context is measured in tokens</w:t>
+            </w:r>
+          </w:p>
+        </w:tc>
+      </w:tr>
+      <w:tr>
+        <w:tc>
+          <w:tcPr>
+            <w:tcW w:type="dxa" w:w="2200"/>
+            <w:tcMar>
+              <w:top w:type="dxa" w:w="60"/>
+              <w:left w:type="dxa" w:w="100"/>
+              <w:bottom w:type="dxa" w:w="60"/>
+              <w:right w:type="dxa" w:w="100"/>
+            </w:tcMar>
+          </w:tcPr>
+          <w:p>
+            <w:pPr>
+              <w:spacing w:after="0" w:line="252"/>
+            </w:pPr>
+            <w:r>
+              <w:rPr>
+                <w:rFonts w:ascii="Calibri" w:cs="Calibri" w:eastAsia="Calibri" w:hAnsi="Calibri"/>
+                <w:b w:val="false"/>
+                <w:bCs w:val="false"/>
+                <w:i w:val="false"/>
+                <w:iCs w:val="false"/>
+                <w:sz w:val="19"/>
+                <w:szCs w:val="19"/>
+              </w:rPr>
+              <w:t xml:space="preserve">Parameters (weights)</w:t>
+            </w:r>
+          </w:p>
+        </w:tc>
+        <w:tc>
+          <w:tcPr>
+            <w:tcW w:type="dxa" w:w="7100"/>
+            <w:tcMar>
+              <w:top w:type="dxa" w:w="60"/>
+              <w:left w:type="dxa" w:w="100"/>
+              <w:bottom w:type="dxa" w:w="60"/>
+              <w:right w:type="dxa" w:w="100"/>
+            </w:tcMar>
+          </w:tcPr>
+          <w:p>
+            <w:pPr>
+              <w:spacing w:after="0" w:line="252"/>
+            </w:pPr>
+            <w:r>
+              <w:rPr>
+                <w:rFonts w:ascii="Calibri" w:cs="Calibri" w:eastAsia="Calibri" w:hAnsi="Calibri"/>
+                <w:b w:val="false"/>
+                <w:bCs w:val="false"/>
+                <w:i w:val="false"/>
+                <w:iCs w:val="false"/>
+                <w:sz w:val="19"/>
+                <w:szCs w:val="19"/>
+              </w:rPr>
+              <w:t xml:space="preserve">The numbers learned during training. Reading all the active ones is what generating a token costs</w:t>
+            </w:r>
+          </w:p>
+        </w:tc>
+      </w:tr>
+      <w:tr>
+        <w:tc>
+          <w:tcPr>
+            <w:tcW w:type="dxa" w:w="2200"/>
+            <w:tcMar>
+              <w:top w:type="dxa" w:w="60"/>
+              <w:left w:type="dxa" w:w="100"/>
+              <w:bottom w:type="dxa" w:w="60"/>
+              <w:right w:type="dxa" w:w="100"/>
+            </w:tcMar>
+          </w:tcPr>
+          <w:p>
+            <w:pPr>
+              <w:spacing w:after="0" w:line="252"/>
+            </w:pPr>
+            <w:r>
+              <w:rPr>
+                <w:rFonts w:ascii="Calibri" w:cs="Calibri" w:eastAsia="Calibri" w:hAnsi="Calibri"/>
+                <w:b w:val="false"/>
+                <w:bCs w:val="false"/>
+                <w:i w:val="false"/>
+                <w:iCs w:val="false"/>
+                <w:sz w:val="19"/>
+                <w:szCs w:val="19"/>
+              </w:rPr>
+              <w:t xml:space="preserve">Quantisation</w:t>
+            </w:r>
+          </w:p>
+        </w:tc>
+        <w:tc>
+          <w:tcPr>
+            <w:tcW w:type="dxa" w:w="7100"/>
+            <w:tcMar>
+              <w:top w:type="dxa" w:w="60"/>
+              <w:left w:type="dxa" w:w="100"/>
+              <w:bottom w:type="dxa" w:w="60"/>
+              <w:right w:type="dxa" w:w="100"/>
+            </w:tcMar>
+          </w:tcPr>
+          <w:p>
+            <w:pPr>
+              <w:spacing w:after="0" w:line="252"/>
+            </w:pPr>
+            <w:r>
+              <w:rPr>
+                <w:rFonts w:ascii="Calibri" w:cs="Calibri" w:eastAsia="Calibri" w:hAnsi="Calibri"/>
+                <w:b w:val="false"/>
+                <w:bCs w:val="false"/>
+                <w:i w:val="false"/>
+                <w:iCs w:val="false"/>
+                <w:sz w:val="19"/>
+                <w:szCs w:val="19"/>
+              </w:rPr>
+              <w:t xml:space="preserve">Storing weights in fewer bits, in small groups with a shared scale. 4-bit keeps 16 levels per weight instead of the 65,536 a 16-bit number allows, roughly quartering the size at some loss of accuracy</w:t>
+            </w:r>
+          </w:p>
+        </w:tc>
+      </w:tr>
+      <w:tr>
+        <w:tc>
+          <w:tcPr>
+            <w:tcW w:type="dxa" w:w="2200"/>
+            <w:tcMar>
+              <w:top w:type="dxa" w:w="60"/>
+              <w:left w:type="dxa" w:w="100"/>
+              <w:bottom w:type="dxa" w:w="60"/>
+              <w:right w:type="dxa" w:w="100"/>
+            </w:tcMar>
+          </w:tcPr>
+          <w:p>
+            <w:pPr>
+              <w:spacing w:after="0" w:line="252"/>
+            </w:pPr>
+            <w:r>
+              <w:rPr>
+                <w:rFonts w:ascii="Calibri" w:cs="Calibri" w:eastAsia="Calibri" w:hAnsi="Calibri"/>
+                <w:b w:val="false"/>
+                <w:bCs w:val="false"/>
+                <w:i w:val="false"/>
+                <w:iCs w:val="false"/>
+                <w:sz w:val="19"/>
+                <w:szCs w:val="19"/>
+              </w:rPr>
+              <w:t xml:space="preserve">Unified memory</w:t>
+            </w:r>
+          </w:p>
+        </w:tc>
+        <w:tc>
+          <w:tcPr>
+            <w:tcW w:type="dxa" w:w="7100"/>
+            <w:tcMar>
+              <w:top w:type="dxa" w:w="60"/>
+              <w:left w:type="dxa" w:w="100"/>
+              <w:bottom w:type="dxa" w:w="60"/>
+              <w:right w:type="dxa" w:w="100"/>
+            </w:tcMar>
+          </w:tcPr>
+          <w:p>
+            <w:pPr>
+              <w:spacing w:after="0" w:line="252"/>
+            </w:pPr>
+            <w:r>
+              <w:rPr>
+                <w:rFonts w:ascii="Calibri" w:cs="Calibri" w:eastAsia="Calibri" w:hAnsi="Calibri"/>
+                <w:b w:val="false"/>
+                <w:bCs w:val="false"/>
+                <w:i w:val="false"/>
+                <w:iCs w:val="false"/>
+                <w:sz w:val="19"/>
+                <w:szCs w:val="19"/>
+              </w:rPr>
+              <w:t xml:space="preserve">Apple Silicon's single pool of memory shared by CPU, GPU and Neural Engine, with no copying between them</w:t>
+            </w:r>
+          </w:p>
+        </w:tc>
+      </w:tr>
+      <w:tr>
+        <w:tc>
+          <w:tcPr>
+            <w:tcW w:type="dxa" w:w="2200"/>
+            <w:tcMar>
+              <w:top w:type="dxa" w:w="60"/>
+              <w:left w:type="dxa" w:w="100"/>
+              <w:bottom w:type="dxa" w:w="60"/>
+              <w:right w:type="dxa" w:w="100"/>
+            </w:tcMar>
+          </w:tcPr>
+          <w:p>
+            <w:pPr>
+              <w:spacing w:after="0" w:line="252"/>
+            </w:pPr>
+            <w:r>
+              <w:rPr>
+                <w:rFonts w:ascii="Calibri" w:cs="Calibri" w:eastAsia="Calibri" w:hAnsi="Calibri"/>
+                <w:b w:val="false"/>
+                <w:bCs w:val="false"/>
+                <w:i w:val="false"/>
+                <w:iCs w:val="false"/>
+                <w:sz w:val="19"/>
+                <w:szCs w:val="19"/>
+              </w:rPr>
+              <w:t xml:space="preserve">Apple Silicon</w:t>
+            </w:r>
+          </w:p>
+        </w:tc>
+        <w:tc>
+          <w:tcPr>
+            <w:tcW w:type="dxa" w:w="7100"/>
+            <w:tcMar>
+              <w:top w:type="dxa" w:w="60"/>
+              <w:left w:type="dxa" w:w="100"/>
+              <w:bottom w:type="dxa" w:w="60"/>
+              <w:right w:type="dxa" w:w="100"/>
+            </w:tcMar>
+          </w:tcPr>
+          <w:p>
+            <w:pPr>
+              <w:spacing w:after="0" w:line="252"/>
+            </w:pPr>
+            <w:r>
+              <w:rPr>
+                <w:rFonts w:ascii="Calibri" w:cs="Calibri" w:eastAsia="Calibri" w:hAnsi="Calibri"/>
+                <w:b w:val="false"/>
+                <w:bCs w:val="false"/>
+                <w:i w:val="false"/>
+                <w:iCs w:val="false"/>
+                <w:sz w:val="19"/>
+                <w:szCs w:val="19"/>
+              </w:rPr>
+              <w:t xml:space="preserve">Apple's own ARM chips: the M series in Macs, and the A series in iPhones, which Apple brands Bionic</w:t>
+            </w:r>
+          </w:p>
+        </w:tc>
+      </w:tr>
+      <w:tr>
+        <w:tc>
+          <w:tcPr>
+            <w:tcW w:type="dxa" w:w="2200"/>
+            <w:tcMar>
+              <w:top w:type="dxa" w:w="60"/>
+              <w:left w:type="dxa" w:w="100"/>
+              <w:bottom w:type="dxa" w:w="60"/>
+              <w:right w:type="dxa" w:w="100"/>
+            </w:tcMar>
+          </w:tcPr>
+          <w:p>
+            <w:pPr>
+              <w:spacing w:after="0" w:line="252"/>
+            </w:pPr>
+            <w:r>
+              <w:rPr>
+                <w:rFonts w:ascii="Calibri" w:cs="Calibri" w:eastAsia="Calibri" w:hAnsi="Calibri"/>
+                <w:b w:val="false"/>
+                <w:bCs w:val="false"/>
+                <w:i w:val="false"/>
+                <w:iCs w:val="false"/>
+                <w:sz w:val="19"/>
+                <w:szCs w:val="19"/>
+              </w:rPr>
+              <w:t xml:space="preserve">MLX</w:t>
+            </w:r>
+          </w:p>
+        </w:tc>
+        <w:tc>
+          <w:tcPr>
+            <w:tcW w:type="dxa" w:w="7100"/>
+            <w:tcMar>
+              <w:top w:type="dxa" w:w="60"/>
+              <w:left w:type="dxa" w:w="100"/>
+              <w:bottom w:type="dxa" w:w="60"/>
+              <w:right w:type="dxa" w:w="100"/>
+            </w:tcMar>
+          </w:tcPr>
+          <w:p>
+            <w:pPr>
+              <w:spacing w:after="0" w:line="252"/>
+            </w:pPr>
+            <w:r>
+              <w:rPr>
+                <w:rFonts w:ascii="Calibri" w:cs="Calibri" w:eastAsia="Calibri" w:hAnsi="Calibri"/>
+                <w:b w:val="false"/>
+                <w:bCs w:val="false"/>
+                <w:i w:val="false"/>
+                <w:iCs w:val="false"/>
+                <w:sz w:val="19"/>
+                <w:szCs w:val="19"/>
+              </w:rPr>
+              <w:t xml:space="preserve">Apple's array and machine-learning framework for Apple Silicon, compiling to Metal, the Mac's GPU language. Models are published in an MLX format</w:t>
+            </w:r>
+          </w:p>
+        </w:tc>
+      </w:tr>
+      <w:tr>
+        <w:tc>
+          <w:tcPr>
+            <w:tcW w:type="dxa" w:w="2200"/>
+            <w:tcMar>
+              <w:top w:type="dxa" w:w="60"/>
+              <w:left w:type="dxa" w:w="100"/>
+              <w:bottom w:type="dxa" w:w="60"/>
+              <w:right w:type="dxa" w:w="100"/>
+            </w:tcMar>
+          </w:tcPr>
+          <w:p>
+            <w:pPr>
+              <w:spacing w:after="0" w:line="252"/>
+            </w:pPr>
+            <w:r>
+              <w:rPr>
+                <w:rFonts w:ascii="Calibri" w:cs="Calibri" w:eastAsia="Calibri" w:hAnsi="Calibri"/>
+                <w:b w:val="false"/>
+                <w:bCs w:val="false"/>
+                <w:i w:val="false"/>
+                <w:iCs w:val="false"/>
+                <w:sz w:val="19"/>
+                <w:szCs w:val="19"/>
+              </w:rPr>
+              <w:t xml:space="preserve">GGUF</w:t>
+            </w:r>
+          </w:p>
+        </w:tc>
+        <w:tc>
+          <w:tcPr>
+            <w:tcW w:type="dxa" w:w="7100"/>
+            <w:tcMar>
+              <w:top w:type="dxa" w:w="60"/>
+              <w:left w:type="dxa" w:w="100"/>
+              <w:bottom w:type="dxa" w:w="60"/>
+              <w:right w:type="dxa" w:w="100"/>
+            </w:tcMar>
+          </w:tcPr>
+          <w:p>
+            <w:pPr>
+              <w:spacing w:after="0" w:line="252"/>
+            </w:pPr>
+            <w:r>
+              <w:rPr>
+                <w:rFonts w:ascii="Calibri" w:cs="Calibri" w:eastAsia="Calibri" w:hAnsi="Calibri"/>
+                <w:b w:val="false"/>
+                <w:bCs w:val="false"/>
+                <w:i w:val="false"/>
+                <w:iCs w:val="false"/>
+                <w:sz w:val="19"/>
+                <w:szCs w:val="19"/>
+              </w:rPr>
+              <w:t xml:space="preserve">The model file format used by llama.cpp, the portable engine behind most local model tools, including Ollama</w:t>
+            </w:r>
+          </w:p>
+        </w:tc>
+      </w:tr>
+      <w:tr>
+        <w:tc>
+          <w:tcPr>
+            <w:tcW w:type="dxa" w:w="2200"/>
+            <w:tcMar>
+              <w:top w:type="dxa" w:w="60"/>
+              <w:left w:type="dxa" w:w="100"/>
+              <w:bottom w:type="dxa" w:w="60"/>
+              <w:right w:type="dxa" w:w="100"/>
+            </w:tcMar>
+          </w:tcPr>
+          <w:p>
+            <w:pPr>
+              <w:spacing w:after="0" w:line="252"/>
+            </w:pPr>
+            <w:r>
+              <w:rPr>
+                <w:rFonts w:ascii="Calibri" w:cs="Calibri" w:eastAsia="Calibri" w:hAnsi="Calibri"/>
+                <w:b w:val="false"/>
+                <w:bCs w:val="false"/>
+                <w:i w:val="false"/>
+                <w:iCs w:val="false"/>
+                <w:sz w:val="19"/>
+                <w:szCs w:val="19"/>
+              </w:rPr>
+              <w:t xml:space="preserve">Context window</w:t>
+            </w:r>
+          </w:p>
+        </w:tc>
+        <w:tc>
+          <w:tcPr>
+            <w:tcW w:type="dxa" w:w="7100"/>
+            <w:tcMar>
+              <w:top w:type="dxa" w:w="60"/>
+              <w:left w:type="dxa" w:w="100"/>
+              <w:bottom w:type="dxa" w:w="60"/>
+              <w:right w:type="dxa" w:w="100"/>
+            </w:tcMar>
+          </w:tcPr>
+          <w:p>
+            <w:pPr>
+              <w:spacing w:after="0" w:line="252"/>
+            </w:pPr>
+            <w:r>
+              <w:rPr>
+                <w:rFonts w:ascii="Calibri" w:cs="Calibri" w:eastAsia="Calibri" w:hAnsi="Calibri"/>
+                <w:b w:val="false"/>
+                <w:bCs w:val="false"/>
+                <w:i w:val="false"/>
+                <w:iCs w:val="false"/>
+                <w:sz w:val="19"/>
+                <w:szCs w:val="19"/>
+              </w:rPr>
+              <w:t xml:space="preserve">How many tokens of prompt and answer the model can hold at once. What matters in practice is the window the model was loaded with, and how long the user will wait for it to be read</w:t>
+            </w:r>
+          </w:p>
+        </w:tc>
+      </w:tr>
+      <w:tr>
+        <w:tc>
+          <w:tcPr>
+            <w:tcW w:type="dxa" w:w="2200"/>
+            <w:tcMar>
+              <w:top w:type="dxa" w:w="60"/>
+              <w:left w:type="dxa" w:w="100"/>
+              <w:bottom w:type="dxa" w:w="60"/>
+              <w:right w:type="dxa" w:w="100"/>
+            </w:tcMar>
+          </w:tcPr>
+          <w:p>
+            <w:pPr>
+              <w:spacing w:after="0" w:line="252"/>
+            </w:pPr>
+            <w:r>
+              <w:rPr>
+                <w:rFonts w:ascii="Calibri" w:cs="Calibri" w:eastAsia="Calibri" w:hAnsi="Calibri"/>
+                <w:b w:val="false"/>
+                <w:bCs w:val="false"/>
+                <w:i w:val="false"/>
+                <w:iCs w:val="false"/>
+                <w:sz w:val="19"/>
+                <w:szCs w:val="19"/>
+              </w:rPr>
+              <w:t xml:space="preserve">KV cache</w:t>
+            </w:r>
+          </w:p>
+        </w:tc>
+        <w:tc>
+          <w:tcPr>
+            <w:tcW w:type="dxa" w:w="7100"/>
+            <w:tcMar>
+              <w:top w:type="dxa" w:w="60"/>
+              <w:left w:type="dxa" w:w="100"/>
+              <w:bottom w:type="dxa" w:w="60"/>
+              <w:right w:type="dxa" w:w="100"/>
+            </w:tcMar>
+          </w:tcPr>
+          <w:p>
+            <w:pPr>
+              <w:spacing w:after="0" w:line="252"/>
+            </w:pPr>
+            <w:r>
+              <w:rPr>
+                <w:rFonts w:ascii="Calibri" w:cs="Calibri" w:eastAsia="Calibri" w:hAnsi="Calibri"/>
+                <w:b w:val="false"/>
+                <w:bCs w:val="false"/>
+                <w:i w:val="false"/>
+                <w:iCs w:val="false"/>
+                <w:sz w:val="19"/>
+                <w:szCs w:val="19"/>
+              </w:rPr>
+              <w:t xml:space="preserve">The keys and values kept for every token already in the conversation, so they are not recomputed. It grows with the conversation</w:t>
+            </w:r>
+          </w:p>
+        </w:tc>
+      </w:tr>
+      <w:tr>
+        <w:tc>
+          <w:tcPr>
+            <w:tcW w:type="dxa" w:w="2200"/>
+            <w:tcMar>
+              <w:top w:type="dxa" w:w="60"/>
+              <w:left w:type="dxa" w:w="100"/>
+              <w:bottom w:type="dxa" w:w="60"/>
+              <w:right w:type="dxa" w:w="100"/>
+            </w:tcMar>
+          </w:tcPr>
+          <w:p>
+            <w:pPr>
+              <w:spacing w:after="0" w:line="252"/>
+            </w:pPr>
+            <w:r>
+              <w:rPr>
+                <w:rFonts w:ascii="Calibri" w:cs="Calibri" w:eastAsia="Calibri" w:hAnsi="Calibri"/>
+                <w:b w:val="false"/>
+                <w:bCs w:val="false"/>
+                <w:i w:val="false"/>
+                <w:iCs w:val="false"/>
+                <w:sz w:val="19"/>
+                <w:szCs w:val="19"/>
+              </w:rPr>
+              <w:t xml:space="preserve">Multi-query attention</w:t>
+            </w:r>
+          </w:p>
+        </w:tc>
+        <w:tc>
+          <w:tcPr>
+            <w:tcW w:type="dxa" w:w="7100"/>
+            <w:tcMar>
+              <w:top w:type="dxa" w:w="60"/>
+              <w:left w:type="dxa" w:w="100"/>
+              <w:bottom w:type="dxa" w:w="60"/>
+              <w:right w:type="dxa" w:w="100"/>
+            </w:tcMar>
+          </w:tcPr>
+          <w:p>
+            <w:pPr>
+              <w:spacing w:after="0" w:line="252"/>
+            </w:pPr>
+            <w:r>
+              <w:rPr>
+                <w:rFonts w:ascii="Calibri" w:cs="Calibri" w:eastAsia="Calibri" w:hAnsi="Calibri"/>
+                <w:b w:val="false"/>
+                <w:bCs w:val="false"/>
+                <w:i w:val="false"/>
+                <w:iCs w:val="false"/>
+                <w:sz w:val="19"/>
+                <w:szCs w:val="19"/>
+              </w:rPr>
+              <w:t xml:space="preserve">All attention heads sharing one set of keys and values, which shrinks the KV cache. Gemma 4 E2B uses one key-value head for eight query heads</w:t>
+            </w:r>
+          </w:p>
+        </w:tc>
+      </w:tr>
+      <w:tr>
+        <w:tc>
+          <w:tcPr>
+            <w:tcW w:type="dxa" w:w="2200"/>
+            <w:tcMar>
+              <w:top w:type="dxa" w:w="60"/>
+              <w:left w:type="dxa" w:w="100"/>
+              <w:bottom w:type="dxa" w:w="60"/>
+              <w:right w:type="dxa" w:w="100"/>
+            </w:tcMar>
+          </w:tcPr>
+          <w:p>
+            <w:pPr>
+              <w:spacing w:after="0" w:line="252"/>
+            </w:pPr>
+            <w:r>
+              <w:rPr>
+                <w:rFonts w:ascii="Calibri" w:cs="Calibri" w:eastAsia="Calibri" w:hAnsi="Calibri"/>
+                <w:b w:val="false"/>
+                <w:bCs w:val="false"/>
+                <w:i w:val="false"/>
+                <w:iCs w:val="false"/>
+                <w:sz w:val="19"/>
+                <w:szCs w:val="19"/>
+              </w:rPr>
+              <w:t xml:space="preserve">Sliding-window attention</w:t>
+            </w:r>
+          </w:p>
+        </w:tc>
+        <w:tc>
+          <w:tcPr>
+            <w:tcW w:type="dxa" w:w="7100"/>
+            <w:tcMar>
+              <w:top w:type="dxa" w:w="60"/>
+              <w:left w:type="dxa" w:w="100"/>
+              <w:bottom w:type="dxa" w:w="60"/>
+              <w:right w:type="dxa" w:w="100"/>
+            </w:tcMar>
+          </w:tcPr>
+          <w:p>
+            <w:pPr>
+              <w:spacing w:after="0" w:line="252"/>
+            </w:pPr>
+            <w:r>
+              <w:rPr>
+                <w:rFonts w:ascii="Calibri" w:cs="Calibri" w:eastAsia="Calibri" w:hAnsi="Calibri"/>
+                <w:b w:val="false"/>
+                <w:bCs w:val="false"/>
+                <w:i w:val="false"/>
+                <w:iCs w:val="false"/>
+                <w:sz w:val="19"/>
+                <w:szCs w:val="19"/>
+              </w:rPr>
+              <w:t xml:space="preserve">Layers that attend only to the last N tokens (512 here) instead of the whole conversation, which keeps the cache small. Gemma 4 E2B makes every fifth layer a full-attention layer</w:t>
+            </w:r>
+          </w:p>
+        </w:tc>
+      </w:tr>
+      <w:tr>
+        <w:tc>
+          <w:tcPr>
+            <w:tcW w:type="dxa" w:w="2200"/>
+            <w:tcMar>
+              <w:top w:type="dxa" w:w="60"/>
+              <w:left w:type="dxa" w:w="100"/>
+              <w:bottom w:type="dxa" w:w="60"/>
+              <w:right w:type="dxa" w:w="100"/>
+            </w:tcMar>
+          </w:tcPr>
+          <w:p>
+            <w:pPr>
+              <w:spacing w:after="0" w:line="252"/>
+            </w:pPr>
+            <w:r>
+              <w:rPr>
+                <w:rFonts w:ascii="Calibri" w:cs="Calibri" w:eastAsia="Calibri" w:hAnsi="Calibri"/>
+                <w:b w:val="false"/>
+                <w:bCs w:val="false"/>
+                <w:i w:val="false"/>
+                <w:iCs w:val="false"/>
+                <w:sz w:val="19"/>
+                <w:szCs w:val="19"/>
+              </w:rPr>
+              <w:t xml:space="preserve">Per-Layer Embeddings</w:t>
+            </w:r>
+          </w:p>
+        </w:tc>
+        <w:tc>
+          <w:tcPr>
+            <w:tcW w:type="dxa" w:w="7100"/>
+            <w:tcMar>
+              <w:top w:type="dxa" w:w="60"/>
+              <w:left w:type="dxa" w:w="100"/>
+              <w:bottom w:type="dxa" w:w="60"/>
+              <w:right w:type="dxa" w:w="100"/>
+            </w:tcMar>
+          </w:tcPr>
+          <w:p>
+            <w:pPr>
+              <w:spacing w:after="0" w:line="252"/>
+            </w:pPr>
+            <w:r>
+              <w:rPr>
+                <w:rFonts w:ascii="Calibri" w:cs="Calibri" w:eastAsia="Calibri" w:hAnsi="Calibri"/>
+                <w:b w:val="false"/>
+                <w:bCs w:val="false"/>
+                <w:i w:val="false"/>
+                <w:iCs w:val="false"/>
+                <w:sz w:val="19"/>
+                <w:szCs w:val="19"/>
+              </w:rPr>
+              <w:t xml:space="preserve">Gemma's way of holding a large share of parameters in lookup tables read per layer, so a 5.1-billion-parameter model costs about what a 2.3-billion one costs to run</w:t>
+            </w:r>
+          </w:p>
+        </w:tc>
+      </w:tr>
+      <w:tr>
+        <w:tc>
+          <w:tcPr>
+            <w:tcW w:type="dxa" w:w="2200"/>
+            <w:tcMar>
+              <w:top w:type="dxa" w:w="60"/>
+              <w:left w:type="dxa" w:w="100"/>
+              <w:bottom w:type="dxa" w:w="60"/>
+              <w:right w:type="dxa" w:w="100"/>
+            </w:tcMar>
+          </w:tcPr>
+          <w:p>
+            <w:pPr>
+              <w:spacing w:after="0" w:line="252"/>
+            </w:pPr>
+            <w:r>
+              <w:rPr>
+                <w:rFonts w:ascii="Calibri" w:cs="Calibri" w:eastAsia="Calibri" w:hAnsi="Calibri"/>
+                <w:b w:val="false"/>
+                <w:bCs w:val="false"/>
+                <w:i w:val="false"/>
+                <w:iCs w:val="false"/>
+                <w:sz w:val="19"/>
+                <w:szCs w:val="19"/>
+              </w:rPr>
+              <w:t xml:space="preserve">Temperature, top-p</w:t>
+            </w:r>
+          </w:p>
+        </w:tc>
+        <w:tc>
+          <w:tcPr>
+            <w:tcW w:type="dxa" w:w="7100"/>
+            <w:tcMar>
+              <w:top w:type="dxa" w:w="60"/>
+              <w:left w:type="dxa" w:w="100"/>
+              <w:bottom w:type="dxa" w:w="60"/>
+              <w:right w:type="dxa" w:w="100"/>
+            </w:tcMar>
+          </w:tcPr>
+          <w:p>
+            <w:pPr>
+              <w:spacing w:after="0" w:line="252"/>
+            </w:pPr>
+            <w:r>
+              <w:rPr>
+                <w:rFonts w:ascii="Calibri" w:cs="Calibri" w:eastAsia="Calibri" w:hAnsi="Calibri"/>
+                <w:b w:val="false"/>
+                <w:bCs w:val="false"/>
+                <w:i w:val="false"/>
+                <w:iCs w:val="false"/>
+                <w:sz w:val="19"/>
+                <w:szCs w:val="19"/>
+              </w:rPr>
+              <w:t xml:space="preserve">Decoding settings. Temperature flattens or sharpens the distribution over the next token; top-p keeps only the most likely tokens that add up to p</w:t>
+            </w:r>
+          </w:p>
+        </w:tc>
+      </w:tr>
+      <w:tr>
+        <w:tc>
+          <w:tcPr>
+            <w:tcW w:type="dxa" w:w="2200"/>
+            <w:tcMar>
+              <w:top w:type="dxa" w:w="60"/>
+              <w:left w:type="dxa" w:w="100"/>
+              <w:bottom w:type="dxa" w:w="60"/>
+              <w:right w:type="dxa" w:w="100"/>
+            </w:tcMar>
+          </w:tcPr>
+          <w:p>
+            <w:pPr>
+              <w:spacing w:after="0" w:line="252"/>
+            </w:pPr>
+            <w:r>
+              <w:rPr>
+                <w:rFonts w:ascii="Calibri" w:cs="Calibri" w:eastAsia="Calibri" w:hAnsi="Calibri"/>
+                <w:b w:val="false"/>
+                <w:bCs w:val="false"/>
+                <w:i w:val="false"/>
+                <w:iCs w:val="false"/>
+                <w:sz w:val="19"/>
+                <w:szCs w:val="19"/>
+              </w:rPr>
+              <w:t xml:space="preserve">Constrained decoding</w:t>
+            </w:r>
+          </w:p>
+        </w:tc>
+        <w:tc>
+          <w:tcPr>
+            <w:tcW w:type="dxa" w:w="7100"/>
+            <w:tcMar>
+              <w:top w:type="dxa" w:w="60"/>
+              <w:left w:type="dxa" w:w="100"/>
+              <w:bottom w:type="dxa" w:w="60"/>
+              <w:right w:type="dxa" w:w="100"/>
+            </w:tcMar>
+          </w:tcPr>
+          <w:p>
+            <w:pPr>
+              <w:spacing w:after="0" w:line="252"/>
+            </w:pPr>
+            <w:r>
+              <w:rPr>
+                <w:rFonts w:ascii="Calibri" w:cs="Calibri" w:eastAsia="Calibri" w:hAnsi="Calibri"/>
+                <w:b w:val="false"/>
+                <w:bCs w:val="false"/>
+                <w:i w:val="false"/>
+                <w:iCs w:val="false"/>
+                <w:sz w:val="19"/>
+                <w:szCs w:val="19"/>
+              </w:rPr>
+              <w:t xml:space="preserve">Giving the runtime a JSON schema so it can only emit tokens that keep the output valid</w:t>
+            </w:r>
+          </w:p>
+        </w:tc>
+      </w:tr>
+      <w:tr>
+        <w:tc>
+          <w:tcPr>
+            <w:tcW w:type="dxa" w:w="2200"/>
+            <w:tcMar>
+              <w:top w:type="dxa" w:w="60"/>
+              <w:left w:type="dxa" w:w="100"/>
+              <w:bottom w:type="dxa" w:w="60"/>
+              <w:right w:type="dxa" w:w="100"/>
+            </w:tcMar>
+          </w:tcPr>
+          <w:p>
+            <w:pPr>
+              <w:spacing w:after="0" w:line="252"/>
+            </w:pPr>
+            <w:r>
+              <w:rPr>
+                <w:rFonts w:ascii="Calibri" w:cs="Calibri" w:eastAsia="Calibri" w:hAnsi="Calibri"/>
+                <w:b w:val="false"/>
+                <w:bCs w:val="false"/>
+                <w:i w:val="false"/>
+                <w:iCs w:val="false"/>
+                <w:sz w:val="19"/>
+                <w:szCs w:val="19"/>
+              </w:rPr>
+              <w:t xml:space="preserve">Reasoning mode</w:t>
+            </w:r>
+          </w:p>
+        </w:tc>
+        <w:tc>
+          <w:tcPr>
+            <w:tcW w:type="dxa" w:w="7100"/>
+            <w:tcMar>
+              <w:top w:type="dxa" w:w="60"/>
+              <w:left w:type="dxa" w:w="100"/>
+              <w:bottom w:type="dxa" w:w="60"/>
+              <w:right w:type="dxa" w:w="100"/>
+            </w:tcMar>
+          </w:tcPr>
+          <w:p>
+            <w:pPr>
+              <w:spacing w:after="0" w:line="252"/>
+            </w:pPr>
+            <w:r>
+              <w:rPr>
+                <w:rFonts w:ascii="Calibri" w:cs="Calibri" w:eastAsia="Calibri" w:hAnsi="Calibri"/>
+                <w:b w:val="false"/>
+                <w:bCs w:val="false"/>
+                <w:i w:val="false"/>
+                <w:iCs w:val="false"/>
+                <w:sz w:val="19"/>
+                <w:szCs w:val="19"/>
+              </w:rPr>
+              <w:t xml:space="preserve">A model writing a private chain of thought before its answer. Useful for logic, expensive in tokens, switched off here</w:t>
+            </w:r>
+          </w:p>
+        </w:tc>
+      </w:tr>
+      <w:tr>
+        <w:tc>
+          <w:tcPr>
+            <w:tcW w:type="dxa" w:w="2200"/>
+            <w:tcMar>
+              <w:top w:type="dxa" w:w="60"/>
+              <w:left w:type="dxa" w:w="100"/>
+              <w:bottom w:type="dxa" w:w="60"/>
+              <w:right w:type="dxa" w:w="100"/>
+            </w:tcMar>
+          </w:tcPr>
+          <w:p>
+            <w:pPr>
+              <w:spacing w:after="0" w:line="252"/>
+            </w:pPr>
+            <w:r>
+              <w:rPr>
+                <w:rFonts w:ascii="Calibri" w:cs="Calibri" w:eastAsia="Calibri" w:hAnsi="Calibri"/>
+                <w:b w:val="false"/>
+                <w:bCs w:val="false"/>
+                <w:i w:val="false"/>
+                <w:iCs w:val="false"/>
+                <w:sz w:val="19"/>
+                <w:szCs w:val="19"/>
+              </w:rPr>
+              <w:t xml:space="preserve">RAG</w:t>
+            </w:r>
+          </w:p>
+        </w:tc>
+        <w:tc>
+          <w:tcPr>
+            <w:tcW w:type="dxa" w:w="7100"/>
+            <w:tcMar>
+              <w:top w:type="dxa" w:w="60"/>
+              <w:left w:type="dxa" w:w="100"/>
+              <w:bottom w:type="dxa" w:w="60"/>
+              <w:right w:type="dxa" w:w="100"/>
+            </w:tcMar>
+          </w:tcPr>
+          <w:p>
+            <w:pPr>
+              <w:spacing w:after="0" w:line="252"/>
+            </w:pPr>
+            <w:r>
+              <w:rPr>
+                <w:rFonts w:ascii="Calibri" w:cs="Calibri" w:eastAsia="Calibri" w:hAnsi="Calibri"/>
+                <w:b w:val="false"/>
+                <w:bCs w:val="false"/>
+                <w:i w:val="false"/>
+                <w:iCs w:val="false"/>
+                <w:sz w:val="19"/>
+                <w:szCs w:val="19"/>
+              </w:rPr>
+              <w:t xml:space="preserve">Retrieval-Augmented Generation: finding relevant documents at question time and putting them in the prompt, instead of training the knowledge into the weights</w:t>
+            </w:r>
+          </w:p>
+        </w:tc>
+      </w:tr>
+      <w:tr>
+        <w:tc>
+          <w:tcPr>
+            <w:tcW w:type="dxa" w:w="2200"/>
+            <w:tcMar>
+              <w:top w:type="dxa" w:w="60"/>
+              <w:left w:type="dxa" w:w="100"/>
+              <w:bottom w:type="dxa" w:w="60"/>
+              <w:right w:type="dxa" w:w="100"/>
+            </w:tcMar>
+          </w:tcPr>
+          <w:p>
+            <w:pPr>
+              <w:spacing w:after="0" w:line="252"/>
+            </w:pPr>
+            <w:r>
+              <w:rPr>
+                <w:rFonts w:ascii="Calibri" w:cs="Calibri" w:eastAsia="Calibri" w:hAnsi="Calibri"/>
+                <w:b w:val="false"/>
+                <w:bCs w:val="false"/>
+                <w:i w:val="false"/>
+                <w:iCs w:val="false"/>
+                <w:sz w:val="19"/>
+                <w:szCs w:val="19"/>
+              </w:rPr>
+              <w:t xml:space="preserve">BM25</w:t>
+            </w:r>
+          </w:p>
+        </w:tc>
+        <w:tc>
+          <w:tcPr>
+            <w:tcW w:type="dxa" w:w="7100"/>
+            <w:tcMar>
+              <w:top w:type="dxa" w:w="60"/>
+              <w:left w:type="dxa" w:w="100"/>
+              <w:bottom w:type="dxa" w:w="60"/>
+              <w:right w:type="dxa" w:w="100"/>
+            </w:tcMar>
+          </w:tcPr>
+          <w:p>
+            <w:pPr>
+              <w:spacing w:after="0" w:line="252"/>
+            </w:pPr>
+            <w:r>
+              <w:rPr>
+                <w:rFonts w:ascii="Calibri" w:cs="Calibri" w:eastAsia="Calibri" w:hAnsi="Calibri"/>
+                <w:b w:val="false"/>
+                <w:bCs w:val="false"/>
+                <w:i w:val="false"/>
+                <w:iCs w:val="false"/>
+                <w:sz w:val="19"/>
+                <w:szCs w:val="19"/>
+              </w:rPr>
+              <w:t xml:space="preserve">The ranking function full-text search uses to score how well a document matches a query</w:t>
+            </w:r>
+          </w:p>
+        </w:tc>
+      </w:tr>
+      <w:tr>
+        <w:tc>
+          <w:tcPr>
+            <w:tcW w:type="dxa" w:w="2200"/>
+            <w:tcMar>
+              <w:top w:type="dxa" w:w="60"/>
+              <w:left w:type="dxa" w:w="100"/>
+              <w:bottom w:type="dxa" w:w="60"/>
+              <w:right w:type="dxa" w:w="100"/>
+            </w:tcMar>
+          </w:tcPr>
+          <w:p>
+            <w:pPr>
+              <w:spacing w:after="0" w:line="252"/>
+            </w:pPr>
+            <w:r>
+              <w:rPr>
+                <w:rFonts w:ascii="Calibri" w:cs="Calibri" w:eastAsia="Calibri" w:hAnsi="Calibri"/>
+                <w:b w:val="false"/>
+                <w:bCs w:val="false"/>
+                <w:i w:val="false"/>
+                <w:iCs w:val="false"/>
+                <w:sz w:val="19"/>
+                <w:szCs w:val="19"/>
+              </w:rPr>
+              <w:t xml:space="preserve">LoRA, QLoRA</w:t>
+            </w:r>
+          </w:p>
+        </w:tc>
+        <w:tc>
+          <w:tcPr>
+            <w:tcW w:type="dxa" w:w="7100"/>
+            <w:tcMar>
+              <w:top w:type="dxa" w:w="60"/>
+              <w:left w:type="dxa" w:w="100"/>
+              <w:bottom w:type="dxa" w:w="60"/>
+              <w:right w:type="dxa" w:w="100"/>
+            </w:tcMar>
+          </w:tcPr>
+          <w:p>
+            <w:pPr>
+              <w:spacing w:after="0" w:line="252"/>
+            </w:pPr>
+            <w:r>
+              <w:rPr>
+                <w:rFonts w:ascii="Calibri" w:cs="Calibri" w:eastAsia="Calibri" w:hAnsi="Calibri"/>
+                <w:b w:val="false"/>
+                <w:bCs w:val="false"/>
+                <w:i w:val="false"/>
+                <w:iCs w:val="false"/>
+                <w:sz w:val="19"/>
+                <w:szCs w:val="19"/>
+              </w:rPr>
+              <w:t xml:space="preserve">Fine-tuning that trains two small matrices per layer instead of all the weights; QLoRA does it on a 4-bit-quantised base model</w:t>
+            </w:r>
+          </w:p>
+        </w:tc>
+      </w:tr>
+      <w:tr>
+        <w:tc>
+          <w:tcPr>
+            <w:tcW w:type="dxa" w:w="2200"/>
+            <w:tcMar>
+              <w:top w:type="dxa" w:w="60"/>
+              <w:left w:type="dxa" w:w="100"/>
+              <w:bottom w:type="dxa" w:w="60"/>
+              <w:right w:type="dxa" w:w="100"/>
+            </w:tcMar>
+          </w:tcPr>
+          <w:p>
+            <w:pPr>
+              <w:spacing w:after="0" w:line="252"/>
+            </w:pPr>
+            <w:r>
+              <w:rPr>
+                <w:rFonts w:ascii="Calibri" w:cs="Calibri" w:eastAsia="Calibri" w:hAnsi="Calibri"/>
+                <w:b w:val="false"/>
+                <w:bCs w:val="false"/>
+                <w:i w:val="false"/>
+                <w:iCs w:val="false"/>
+                <w:sz w:val="19"/>
+                <w:szCs w:val="19"/>
+              </w:rPr>
+              <w:t xml:space="preserve">Perplexity</w:t>
+            </w:r>
+          </w:p>
+        </w:tc>
+        <w:tc>
+          <w:tcPr>
+            <w:tcW w:type="dxa" w:w="7100"/>
+            <w:tcMar>
+              <w:top w:type="dxa" w:w="60"/>
+              <w:left w:type="dxa" w:w="100"/>
+              <w:bottom w:type="dxa" w:w="60"/>
+              <w:right w:type="dxa" w:w="100"/>
+            </w:tcMar>
+          </w:tcPr>
+          <w:p>
+            <w:pPr>
+              <w:spacing w:after="0" w:line="252"/>
+            </w:pPr>
+            <w:r>
+              <w:rPr>
+                <w:rFonts w:ascii="Calibri" w:cs="Calibri" w:eastAsia="Calibri" w:hAnsi="Calibri"/>
+                <w:b w:val="false"/>
+                <w:bCs w:val="false"/>
+                <w:i w:val="false"/>
+                <w:iCs w:val="false"/>
+                <w:sz w:val="19"/>
+                <w:szCs w:val="19"/>
+              </w:rPr>
+              <w:t xml:space="preserve">How surprised a model is by a reference text. A training-time measure, and not useful for judging a recipe (section 9.1)</w:t>
+            </w:r>
+          </w:p>
+        </w:tc>
+      </w:tr>
+    </w:tbl>
+    <w:p>
+      <w:pPr>
+        <w:pStyle w:val="Heading1"/>
+        <w:spacing w:after="160" w:before="360"/>
+      </w:pPr>
+      <w:r>
+        <w:rPr>
+          <w:rFonts w:ascii="Calibri" w:cs="Calibri" w:eastAsia="Calibri" w:hAnsi="Calibri"/>
+        </w:rPr>
+        <w:t xml:space="preserve">14. References</w:t>
       </w:r>
     </w:p>
     <w:p>
@@ -11755,7 +16384,7 @@
         <w:rPr>
           <w:rFonts w:ascii="Calibri" w:cs="Calibri" w:eastAsia="Calibri" w:hAnsi="Calibri"/>
         </w:rPr>
-        <w:t xml:space="preserve">Papers and course</w:t>
+        <w:t xml:space="preserve">Papers</w:t>
       </w:r>
     </w:p>
     <w:p>
@@ -11871,29 +16500,6 @@
           <w:szCs w:val="22"/>
         </w:rPr>
         <w:t xml:space="preserve">Robertson and Zaragoza (2009). The Probabilistic Relevance Framework: BM25 and Beyond.</w:t>
-      </w:r>
-    </w:p>
-    <w:p>
-      <w:pPr>
-        <w:pStyle w:val="ListParagraph"/>
-        <w:numPr>
-          <w:ilvl w:val="0"/>
-          <w:numId w:val="2"/>
-        </w:numPr>
-        <w:spacing w:after="80" w:line="276"/>
-        <w:jc w:val="both"/>
-      </w:pPr>
-      <w:r>
-        <w:rPr>
-          <w:rFonts w:ascii="Calibri" w:cs="Calibri" w:eastAsia="Calibri" w:hAnsi="Calibri"/>
-          <w:b w:val="false"/>
-          <w:bCs w:val="false"/>
-          <w:i w:val="false"/>
-          <w:iCs w:val="false"/>
-          <w:sz w:val="22"/>
-          <w:szCs w:val="22"/>
-        </w:rPr>
-        <w:t xml:space="preserve">Generative Artificial Intelligence course notes, sections 6 to 12, 15 and 18.</w:t>
       </w:r>
     </w:p>
     <w:p>
@@ -12445,7 +17051,7 @@
     </w:lvlOverride>
   </w:num>
   <w:num w:numId="4">
-    <w:abstractNumId w:val="4"/>
+    <w:abstractNumId w:val="8"/>
     <w:lvlOverride w:ilvl="0">
       <w:startOverride w:val="1"/>
     </w:lvlOverride>
